--- a/docs/Chapter_4_Eunice.docx
+++ b/docs/Chapter_4_Eunice.docx
@@ -868,14 +868,7 @@
         <w:jc w:val="both"/>
       </w:pPr>
       <w:r>
-        <w:rPr>
-          <w:rFonts w:ascii="Times New Roman" w:hAnsi="Times New Roman"/>
-          <w:b w:val="0"/>
-          <w:i w:val="0"/>
-          <w:color w:val="000000"/>
-          <w:sz w:val="24"/>
-        </w:rPr>
-        <w:t>Figure 4.1 outlines the relational structure. Table `storage_tiers` acts as a lookup entity referenced by table `allocations` through the foreign key `recommended_tier_id`.</w:t>
+        <w:t>Figure 3.4 outlines the relational entity structure. Table `storage_tiers` acts as a lookup entity referenced by table `allocations` through the foreign key `recommended_tier_id`.</w:t>
       </w:r>
     </w:p>
     <w:p>

--- a/docs/Chapter_4_Eunice.docx
+++ b/docs/Chapter_4_Eunice.docx
@@ -4,8 +4,7 @@
   <w:body>
     <w:p>
       <w:pPr>
-        <w:keepNext/>
-        <w:spacing w:line="360" w:lineRule="auto"/>
+        <w:spacing w:before="360" w:after="240"/>
         <w:jc w:val="center"/>
       </w:pPr>
       <w:r>
@@ -13,39 +12,21 @@
           <w:rFonts w:ascii="Times New Roman" w:hAnsi="Times New Roman"/>
           <w:b/>
           <w:color w:val="000000"/>
-          <w:sz w:val="24"/>
+          <w:sz w:val="32"/>
         </w:rPr>
         <w:t>CHAPTER FOUR</w:t>
-      </w:r>
-      <w:r>
-        <w:rPr>
-          <w:rFonts w:ascii="Times New Roman" w:hAnsi="Times New Roman"/>
-          <w:color w:val="000000"/>
-          <w:sz w:val="24"/>
-        </w:rPr>
         <w:br/>
-      </w:r>
-      <w:r>
-        <w:rPr>
-          <w:rFonts w:ascii="Times New Roman" w:hAnsi="Times New Roman"/>
-          <w:b/>
-          <w:color w:val="000000"/>
-          <w:sz w:val="24"/>
-        </w:rPr>
         <w:t>SYSTEM IMPLEMENTATION, TESTING AND RESULTS</w:t>
       </w:r>
     </w:p>
     <w:p>
       <w:pPr>
-        <w:keepNext/>
-        <w:spacing w:before="280" w:after="120" w:line="360" w:lineRule="auto"/>
-        <w:jc w:val="both"/>
+        <w:spacing w:before="280" w:after="120"/>
       </w:pPr>
       <w:r>
         <w:rPr>
           <w:rFonts w:ascii="Times New Roman" w:hAnsi="Times New Roman"/>
           <w:b/>
-          <w:i w:val="0"/>
           <w:color w:val="000000"/>
           <w:sz w:val="28"/>
         </w:rPr>
@@ -54,8 +35,7 @@
     </w:p>
     <w:p>
       <w:pPr>
-        <w:spacing w:before="0" w:after="120" w:line="360" w:lineRule="auto"/>
-        <w:jc w:val="both"/>
+        <w:spacing w:after="240" w:line="360" w:lineRule="auto"/>
       </w:pPr>
       <w:r>
         <w:rPr>
@@ -63,104 +43,11 @@
           <w:color w:val="000000"/>
           <w:sz w:val="24"/>
         </w:rPr>
-      </w:r>
-      <w:r>
-        <w:rPr>
-          <w:rFonts w:ascii="Times New Roman" w:hAnsi="Times New Roman"/>
-          <w:color w:val="000000"/>
-          <w:sz w:val="24"/>
-        </w:rPr>
-        <w:t>4.4 Database Implementation</w:t>
-        <w:br/>
-        <w:t>The data layer utilizes an embedded SQLite relational database (storage_allocation.db). The database schema consists of two tables: storage_tiers and allocations.</w:t>
-        <w:br/>
-        <w:t>The default storage tier catalog was expanded to 6 enterprise storage tiers:</w:t>
-        <w:br/>
-        <w:t>1. Ultra High-Performance NVMe Block Storage: 0.250/GB, 99.9999% SLA, 0.5 ms Latency</w:t>
-        <w:br/>
-        <w:t>2. Premium SSD Block Storage: 0.150/GB, 99.999% SLA, 2.0 ms Latency</w:t>
-        <w:br/>
-        <w:t>3. General Purpose Block Storage: 0.090/GB, 99.95% SLA, 5.0 ms Latency</w:t>
-        <w:br/>
-        <w:t>4. High-Throughput File Storage (NFS/SMB): 0.060/GB, 99.99% SLA, 10.0 ms Latency</w:t>
-        <w:br/>
-        <w:t>5. Hot Object Storage (Standard S3): 0.023/GB, 99.9% SLA, 25.0 ms Latency</w:t>
-        <w:br/>
-        <w:t>6. Cool System Archive Storage: 0.004/GB, 99.0% SLA, 100.0 ms Latency</w:t>
-        <w:br/>
-        <w:br/>
-        <w:t>4.10.2 Trade-off Sensitivity Analysis (α vs β Results)</w:t>
-        <w:br/>
-        <w:t>Empirical sensitivity testing across α ∈ [0.0, 1.0] confirms that cost optimization weight α dynamically shifts tier selection and monthly spend:</w:t>
-        <w:br/>
-        <w:t>• α = 0.0, β = 1.0 (Availability Priority): Recommends Ultra High-Performance NVMe (250.00/mo, 99.9999% SLA).</w:t>
-        <w:br/>
-        <w:t>• α = 0.2, β = 0.8 (High Reliability): Recommends Premium SSD Block Storage (150.00/mo, 99.999% SLA).</w:t>
-        <w:br/>
-        <w:t>• α = 0.5, β = 0.5 (Balanced Dual-Objective): Recommends High-Throughput File Storage (60.00/mo, 99.99% SLA).</w:t>
-        <w:br/>
-        <w:t>• α = 1.0, β = 0.0 (Cost Priority): Recommends Hot Object Storage (23.00/mo, 99.9% SLA).</w:t>
+        <w:t>This chapter details the implementation, architectural design, component modules, testing strategy, and empirical evaluation results of the SLA-Aware Cloud Storage Resource Allocation Optimizer. It outlines the technical development environment, programming language justifications, framework dependencies, SQLite database schema design, modular software architecture, Streamlit user interface components, technical code module walkthroughs, automated test execution matrix, 500-request benchmark cost savings evaluation, parameter sensitivity analysis (α vs β), and system verification against research objectives.</w:t>
       </w:r>
     </w:p>
     <w:p>
       <w:pPr>
-        <w:spacing w:before="0" w:after="120" w:line="360" w:lineRule="auto"/>
-        <w:jc w:val="both"/>
-      </w:pPr>
-      <w:r>
-        <w:rPr>
-          <w:rFonts w:ascii="Times New Roman" w:hAnsi="Times New Roman"/>
-          <w:b w:val="0"/>
-          <w:i w:val="0"/>
-          <w:color w:val="000000"/>
-          <w:sz w:val="24"/>
-        </w:rPr>
-        <w:t xml:space="preserve">The system provides a real-time web-based platform that enables cloud infrastructure administrators to </w:t>
-      </w:r>
-      <w:r>
-        <w:rPr>
-          <w:rFonts w:ascii="Times New Roman" w:hAnsi="Times New Roman"/>
-          <w:b w:val="0"/>
-          <w:i w:val="0"/>
-          <w:color w:val="000000"/>
-          <w:sz w:val="24"/>
-        </w:rPr>
-        <w:t>optimize</w:t>
-      </w:r>
-      <w:r>
-        <w:rPr>
-          <w:rFonts w:ascii="Times New Roman" w:hAnsi="Times New Roman"/>
-          <w:b w:val="0"/>
-          <w:i w:val="0"/>
-          <w:color w:val="000000"/>
-          <w:sz w:val="24"/>
-        </w:rPr>
-        <w:t xml:space="preserve"> cloud storage tier allocations (Block Storage, File Storage, Object Storage) against strict Service Level Agreement (SLA) availability constraints and maximum access latency thresholds while minimizing overall operational expenditures. Furthermore, the application incorporates an </w:t>
-      </w:r>
-      <w:r>
-        <w:rPr>
-          <w:rFonts w:ascii="Times New Roman" w:hAnsi="Times New Roman"/>
-          <w:b/>
-          <w:i w:val="0"/>
-          <w:color w:val="000000"/>
-          <w:sz w:val="24"/>
-        </w:rPr>
-        <w:t>Automatic Storage Size Suggestion Engine</w:t>
-      </w:r>
-      <w:r>
-        <w:rPr>
-          <w:rFonts w:ascii="Times New Roman" w:hAnsi="Times New Roman"/>
-          <w:b w:val="0"/>
-          <w:i w:val="0"/>
-          <w:color w:val="000000"/>
-          <w:sz w:val="24"/>
-        </w:rPr>
-        <w:t xml:space="preserve"> that dynamically calculates storage capacity requirements based on operational parameters across five enterprise application workload profiles.</w:t>
-      </w:r>
-    </w:p>
-    <w:p>
-      <w:pPr>
-        <w:keepNext/>
         <w:spacing w:before="280" w:after="120" w:line="360" w:lineRule="auto"/>
         <w:jc w:val="both"/>
       </w:pPr>
@@ -207,9 +94,691 @@
         <w:t>Table 4.1 summarizes the complete hardware and system software development specifications.</w:t>
       </w:r>
     </w:p>
+    <w:tbl>
+      <w:tblPr>
+        <w:tblW w:type="auto" w:w="0"/>
+        <w:jc w:val="center"/>
+        <w:tblLook w:firstColumn="1" w:firstRow="1" w:lastColumn="0" w:lastRow="0" w:noHBand="0" w:noVBand="1" w:val="04A0"/>
+        <w:tblBorders>
+          <w:top w:val="single" w:sz="4" w:space="0" w:color="CCCCCC"/>
+          <w:bottom w:val="single" w:sz="4" w:space="0" w:color="CCCCCC"/>
+          <w:left w:val="none"/>
+          <w:right w:val="none"/>
+          <w:insideH w:val="single" w:sz="4" w:space="0" w:color="CCCCCC"/>
+          <w:insideV w:val="none"/>
+        </w:tblBorders>
+      </w:tblPr>
+      <w:tblGrid>
+        <w:gridCol w:w="3120"/>
+        <w:gridCol w:w="3120"/>
+        <w:gridCol w:w="3120"/>
+      </w:tblGrid>
+      <w:tr>
+        <w:tc>
+          <w:tcPr>
+            <w:tcW w:type="dxa" w:w="3120"/>
+            <w:shd w:fill="F2F2F2"/>
+            <w:tcMar>
+              <w:top w:w="140" w:type="dxa"/>
+              <w:bottom w:w="140" w:type="dxa"/>
+              <w:left w:w="180" w:type="dxa"/>
+              <w:right w:w="180" w:type="dxa"/>
+            </w:tcMar>
+          </w:tcPr>
+          <w:p>
+            <w:pPr>
+              <w:spacing w:line="276" w:lineRule="auto"/>
+              <w:jc w:val="left"/>
+            </w:pPr>
+            <w:r>
+              <w:rPr>
+                <w:rFonts w:ascii="Times New Roman" w:hAnsi="Times New Roman"/>
+                <w:b/>
+                <w:color w:val="000000"/>
+                <w:sz w:val="21"/>
+              </w:rPr>
+              <w:t>Environment Component</w:t>
+            </w:r>
+          </w:p>
+        </w:tc>
+        <w:tc>
+          <w:tcPr>
+            <w:tcW w:type="dxa" w:w="3120"/>
+            <w:shd w:fill="F2F2F2"/>
+            <w:tcMar>
+              <w:top w:w="140" w:type="dxa"/>
+              <w:bottom w:w="140" w:type="dxa"/>
+              <w:left w:w="180" w:type="dxa"/>
+              <w:right w:w="180" w:type="dxa"/>
+            </w:tcMar>
+          </w:tcPr>
+          <w:p>
+            <w:pPr>
+              <w:spacing w:line="276" w:lineRule="auto"/>
+              <w:jc w:val="left"/>
+            </w:pPr>
+            <w:r>
+              <w:rPr>
+                <w:rFonts w:ascii="Times New Roman" w:hAnsi="Times New Roman"/>
+                <w:b/>
+                <w:color w:val="000000"/>
+                <w:sz w:val="21"/>
+              </w:rPr>
+              <w:t>Specification / Parameter</w:t>
+            </w:r>
+          </w:p>
+        </w:tc>
+        <w:tc>
+          <w:tcPr>
+            <w:tcW w:type="dxa" w:w="3120"/>
+            <w:shd w:fill="F2F2F2"/>
+            <w:tcMar>
+              <w:top w:w="140" w:type="dxa"/>
+              <w:bottom w:w="140" w:type="dxa"/>
+              <w:left w:w="180" w:type="dxa"/>
+              <w:right w:w="180" w:type="dxa"/>
+            </w:tcMar>
+          </w:tcPr>
+          <w:p>
+            <w:pPr>
+              <w:spacing w:line="276" w:lineRule="auto"/>
+              <w:jc w:val="left"/>
+            </w:pPr>
+            <w:r>
+              <w:rPr>
+                <w:rFonts w:ascii="Times New Roman" w:hAnsi="Times New Roman"/>
+                <w:b/>
+                <w:color w:val="000000"/>
+                <w:sz w:val="21"/>
+              </w:rPr>
+              <w:t>Usage and Purpose</w:t>
+            </w:r>
+          </w:p>
+        </w:tc>
+      </w:tr>
+      <w:tr>
+        <w:tc>
+          <w:tcPr>
+            <w:tcW w:type="dxa" w:w="3120"/>
+            <w:shd w:fill="FFFFFF"/>
+            <w:tcMar>
+              <w:top w:w="100" w:type="dxa"/>
+              <w:bottom w:w="100" w:type="dxa"/>
+              <w:left w:w="150" w:type="dxa"/>
+              <w:right w:w="150" w:type="dxa"/>
+            </w:tcMar>
+          </w:tcPr>
+          <w:p>
+            <w:pPr>
+              <w:spacing w:line="276" w:lineRule="auto"/>
+              <w:jc w:val="left"/>
+            </w:pPr>
+            <w:r>
+              <w:rPr>
+                <w:rFonts w:ascii="Times New Roman" w:hAnsi="Times New Roman"/>
+                <w:color w:val="000000"/>
+                <w:sz w:val="20"/>
+              </w:rPr>
+              <w:t>Host Operating System</w:t>
+            </w:r>
+          </w:p>
+        </w:tc>
+        <w:tc>
+          <w:tcPr>
+            <w:tcW w:type="dxa" w:w="3120"/>
+            <w:shd w:fill="FFFFFF"/>
+            <w:tcMar>
+              <w:top w:w="100" w:type="dxa"/>
+              <w:bottom w:w="100" w:type="dxa"/>
+              <w:left w:w="150" w:type="dxa"/>
+              <w:right w:w="150" w:type="dxa"/>
+            </w:tcMar>
+          </w:tcPr>
+          <w:p>
+            <w:pPr>
+              <w:spacing w:line="276" w:lineRule="auto"/>
+              <w:jc w:val="left"/>
+            </w:pPr>
+            <w:r>
+              <w:rPr>
+                <w:rFonts w:ascii="Times New Roman" w:hAnsi="Times New Roman"/>
+                <w:color w:val="000000"/>
+                <w:sz w:val="20"/>
+              </w:rPr>
+              <w:t>Linux (Ubuntu 22.04 LTS, 64-bit)</w:t>
+            </w:r>
+          </w:p>
+        </w:tc>
+        <w:tc>
+          <w:tcPr>
+            <w:tcW w:type="dxa" w:w="3120"/>
+            <w:shd w:fill="FFFFFF"/>
+            <w:tcMar>
+              <w:top w:w="100" w:type="dxa"/>
+              <w:bottom w:w="100" w:type="dxa"/>
+              <w:left w:w="150" w:type="dxa"/>
+              <w:right w:w="150" w:type="dxa"/>
+            </w:tcMar>
+          </w:tcPr>
+          <w:p>
+            <w:pPr>
+              <w:spacing w:line="276" w:lineRule="auto"/>
+              <w:jc w:val="left"/>
+            </w:pPr>
+            <w:r>
+              <w:rPr>
+                <w:rFonts w:ascii="Times New Roman" w:hAnsi="Times New Roman"/>
+                <w:color w:val="000000"/>
+                <w:sz w:val="20"/>
+              </w:rPr>
+              <w:t>Workstation operating system for development and benchmarking</w:t>
+            </w:r>
+          </w:p>
+        </w:tc>
+      </w:tr>
+      <w:tr>
+        <w:tc>
+          <w:tcPr>
+            <w:tcW w:type="dxa" w:w="3120"/>
+            <w:shd w:fill="FAFAFA"/>
+            <w:tcMar>
+              <w:top w:w="100" w:type="dxa"/>
+              <w:bottom w:w="100" w:type="dxa"/>
+              <w:left w:w="150" w:type="dxa"/>
+              <w:right w:w="150" w:type="dxa"/>
+            </w:tcMar>
+          </w:tcPr>
+          <w:p>
+            <w:pPr>
+              <w:spacing w:line="276" w:lineRule="auto"/>
+              <w:jc w:val="left"/>
+            </w:pPr>
+            <w:r>
+              <w:rPr>
+                <w:rFonts w:ascii="Times New Roman" w:hAnsi="Times New Roman"/>
+                <w:color w:val="000000"/>
+                <w:sz w:val="20"/>
+              </w:rPr>
+              <w:t>Processor (CPU)</w:t>
+            </w:r>
+          </w:p>
+        </w:tc>
+        <w:tc>
+          <w:tcPr>
+            <w:tcW w:type="dxa" w:w="3120"/>
+            <w:shd w:fill="FAFAFA"/>
+            <w:tcMar>
+              <w:top w:w="100" w:type="dxa"/>
+              <w:bottom w:w="100" w:type="dxa"/>
+              <w:left w:w="150" w:type="dxa"/>
+              <w:right w:w="150" w:type="dxa"/>
+            </w:tcMar>
+          </w:tcPr>
+          <w:p>
+            <w:pPr>
+              <w:spacing w:line="276" w:lineRule="auto"/>
+              <w:jc w:val="left"/>
+            </w:pPr>
+            <w:r>
+              <w:rPr>
+                <w:rFonts w:ascii="Times New Roman" w:hAnsi="Times New Roman"/>
+                <w:color w:val="000000"/>
+                <w:sz w:val="20"/>
+              </w:rPr>
+              <w:t>Intel Core i7 / AMD Ryzen 7 (8 Cores, 3.80 GHz)</w:t>
+            </w:r>
+          </w:p>
+        </w:tc>
+        <w:tc>
+          <w:tcPr>
+            <w:tcW w:type="dxa" w:w="3120"/>
+            <w:shd w:fill="FAFAFA"/>
+            <w:tcMar>
+              <w:top w:w="100" w:type="dxa"/>
+              <w:bottom w:w="100" w:type="dxa"/>
+              <w:left w:w="150" w:type="dxa"/>
+              <w:right w:w="150" w:type="dxa"/>
+            </w:tcMar>
+          </w:tcPr>
+          <w:p>
+            <w:pPr>
+              <w:spacing w:line="276" w:lineRule="auto"/>
+              <w:jc w:val="left"/>
+            </w:pPr>
+            <w:r>
+              <w:rPr>
+                <w:rFonts w:ascii="Times New Roman" w:hAnsi="Times New Roman"/>
+                <w:color w:val="000000"/>
+                <w:sz w:val="20"/>
+              </w:rPr>
+              <w:t>Host execution unit for concurrent workload simulation tests</w:t>
+            </w:r>
+          </w:p>
+        </w:tc>
+      </w:tr>
+      <w:tr>
+        <w:tc>
+          <w:tcPr>
+            <w:tcW w:type="dxa" w:w="3120"/>
+            <w:shd w:fill="FFFFFF"/>
+            <w:tcMar>
+              <w:top w:w="100" w:type="dxa"/>
+              <w:bottom w:w="100" w:type="dxa"/>
+              <w:left w:w="150" w:type="dxa"/>
+              <w:right w:w="150" w:type="dxa"/>
+            </w:tcMar>
+          </w:tcPr>
+          <w:p>
+            <w:pPr>
+              <w:spacing w:line="276" w:lineRule="auto"/>
+              <w:jc w:val="left"/>
+            </w:pPr>
+            <w:r>
+              <w:rPr>
+                <w:rFonts w:ascii="Times New Roman" w:hAnsi="Times New Roman"/>
+                <w:color w:val="000000"/>
+                <w:sz w:val="20"/>
+              </w:rPr>
+              <w:t>Random Access Memory (RAM)</w:t>
+            </w:r>
+          </w:p>
+        </w:tc>
+        <w:tc>
+          <w:tcPr>
+            <w:tcW w:type="dxa" w:w="3120"/>
+            <w:shd w:fill="FFFFFF"/>
+            <w:tcMar>
+              <w:top w:w="100" w:type="dxa"/>
+              <w:bottom w:w="100" w:type="dxa"/>
+              <w:left w:w="150" w:type="dxa"/>
+              <w:right w:w="150" w:type="dxa"/>
+            </w:tcMar>
+          </w:tcPr>
+          <w:p>
+            <w:pPr>
+              <w:spacing w:line="276" w:lineRule="auto"/>
+              <w:jc w:val="left"/>
+            </w:pPr>
+            <w:r>
+              <w:rPr>
+                <w:rFonts w:ascii="Times New Roman" w:hAnsi="Times New Roman"/>
+                <w:color w:val="000000"/>
+                <w:sz w:val="20"/>
+              </w:rPr>
+              <w:t>16 GB DDR4 (3200 MHz)</w:t>
+            </w:r>
+          </w:p>
+        </w:tc>
+        <w:tc>
+          <w:tcPr>
+            <w:tcW w:type="dxa" w:w="3120"/>
+            <w:shd w:fill="FFFFFF"/>
+            <w:tcMar>
+              <w:top w:w="100" w:type="dxa"/>
+              <w:bottom w:w="100" w:type="dxa"/>
+              <w:left w:w="150" w:type="dxa"/>
+              <w:right w:w="150" w:type="dxa"/>
+            </w:tcMar>
+          </w:tcPr>
+          <w:p>
+            <w:pPr>
+              <w:spacing w:line="276" w:lineRule="auto"/>
+              <w:jc w:val="left"/>
+            </w:pPr>
+            <w:r>
+              <w:rPr>
+                <w:rFonts w:ascii="Times New Roman" w:hAnsi="Times New Roman"/>
+                <w:color w:val="000000"/>
+                <w:sz w:val="20"/>
+              </w:rPr>
+              <w:t>Host memory environment for vector computations and dataframe processing</w:t>
+            </w:r>
+          </w:p>
+        </w:tc>
+      </w:tr>
+      <w:tr>
+        <w:tc>
+          <w:tcPr>
+            <w:tcW w:type="dxa" w:w="3120"/>
+            <w:shd w:fill="FAFAFA"/>
+            <w:tcMar>
+              <w:top w:w="100" w:type="dxa"/>
+              <w:bottom w:w="100" w:type="dxa"/>
+              <w:left w:w="150" w:type="dxa"/>
+              <w:right w:w="150" w:type="dxa"/>
+            </w:tcMar>
+          </w:tcPr>
+          <w:p>
+            <w:pPr>
+              <w:spacing w:line="276" w:lineRule="auto"/>
+              <w:jc w:val="left"/>
+            </w:pPr>
+            <w:r>
+              <w:rPr>
+                <w:rFonts w:ascii="Times New Roman" w:hAnsi="Times New Roman"/>
+                <w:color w:val="000000"/>
+                <w:sz w:val="20"/>
+              </w:rPr>
+              <w:t>Storage Infrastructure</w:t>
+            </w:r>
+          </w:p>
+        </w:tc>
+        <w:tc>
+          <w:tcPr>
+            <w:tcW w:type="dxa" w:w="3120"/>
+            <w:shd w:fill="FAFAFA"/>
+            <w:tcMar>
+              <w:top w:w="100" w:type="dxa"/>
+              <w:bottom w:w="100" w:type="dxa"/>
+              <w:left w:w="150" w:type="dxa"/>
+              <w:right w:w="150" w:type="dxa"/>
+            </w:tcMar>
+          </w:tcPr>
+          <w:p>
+            <w:pPr>
+              <w:spacing w:line="276" w:lineRule="auto"/>
+              <w:jc w:val="left"/>
+            </w:pPr>
+            <w:r>
+              <w:rPr>
+                <w:rFonts w:ascii="Times New Roman" w:hAnsi="Times New Roman"/>
+                <w:color w:val="000000"/>
+                <w:sz w:val="20"/>
+              </w:rPr>
+              <w:t>512 GB NVMe M.2 Solid State Drive</w:t>
+            </w:r>
+          </w:p>
+        </w:tc>
+        <w:tc>
+          <w:tcPr>
+            <w:tcW w:type="dxa" w:w="3120"/>
+            <w:shd w:fill="FAFAFA"/>
+            <w:tcMar>
+              <w:top w:w="100" w:type="dxa"/>
+              <w:bottom w:w="100" w:type="dxa"/>
+              <w:left w:w="150" w:type="dxa"/>
+              <w:right w:w="150" w:type="dxa"/>
+            </w:tcMar>
+          </w:tcPr>
+          <w:p>
+            <w:pPr>
+              <w:spacing w:line="276" w:lineRule="auto"/>
+              <w:jc w:val="left"/>
+            </w:pPr>
+            <w:r>
+              <w:rPr>
+                <w:rFonts w:ascii="Times New Roman" w:hAnsi="Times New Roman"/>
+                <w:color w:val="000000"/>
+                <w:sz w:val="20"/>
+              </w:rPr>
+              <w:t>High-speed local drive storage for SQLite database reads/writes</w:t>
+            </w:r>
+          </w:p>
+        </w:tc>
+      </w:tr>
+      <w:tr>
+        <w:tc>
+          <w:tcPr>
+            <w:tcW w:type="dxa" w:w="3120"/>
+            <w:shd w:fill="FFFFFF"/>
+            <w:tcMar>
+              <w:top w:w="100" w:type="dxa"/>
+              <w:bottom w:w="100" w:type="dxa"/>
+              <w:left w:w="150" w:type="dxa"/>
+              <w:right w:w="150" w:type="dxa"/>
+            </w:tcMar>
+          </w:tcPr>
+          <w:p>
+            <w:pPr>
+              <w:spacing w:line="276" w:lineRule="auto"/>
+              <w:jc w:val="left"/>
+            </w:pPr>
+            <w:r>
+              <w:rPr>
+                <w:rFonts w:ascii="Times New Roman" w:hAnsi="Times New Roman"/>
+                <w:color w:val="000000"/>
+                <w:sz w:val="20"/>
+              </w:rPr>
+              <w:t>Python Engine</w:t>
+            </w:r>
+          </w:p>
+        </w:tc>
+        <w:tc>
+          <w:tcPr>
+            <w:tcW w:type="dxa" w:w="3120"/>
+            <w:shd w:fill="FFFFFF"/>
+            <w:tcMar>
+              <w:top w:w="100" w:type="dxa"/>
+              <w:bottom w:w="100" w:type="dxa"/>
+              <w:left w:w="150" w:type="dxa"/>
+              <w:right w:w="150" w:type="dxa"/>
+            </w:tcMar>
+          </w:tcPr>
+          <w:p>
+            <w:pPr>
+              <w:spacing w:line="276" w:lineRule="auto"/>
+              <w:jc w:val="left"/>
+            </w:pPr>
+            <w:r>
+              <w:rPr>
+                <w:rFonts w:ascii="Times New Roman" w:hAnsi="Times New Roman"/>
+                <w:color w:val="000000"/>
+                <w:sz w:val="20"/>
+              </w:rPr>
+              <w:t>Python 3.8+ (64-bit runtime environment)</w:t>
+            </w:r>
+          </w:p>
+        </w:tc>
+        <w:tc>
+          <w:tcPr>
+            <w:tcW w:type="dxa" w:w="3120"/>
+            <w:shd w:fill="FFFFFF"/>
+            <w:tcMar>
+              <w:top w:w="100" w:type="dxa"/>
+              <w:bottom w:w="100" w:type="dxa"/>
+              <w:left w:w="150" w:type="dxa"/>
+              <w:right w:w="150" w:type="dxa"/>
+            </w:tcMar>
+          </w:tcPr>
+          <w:p>
+            <w:pPr>
+              <w:spacing w:line="276" w:lineRule="auto"/>
+              <w:jc w:val="left"/>
+            </w:pPr>
+            <w:r>
+              <w:rPr>
+                <w:rFonts w:ascii="Times New Roman" w:hAnsi="Times New Roman"/>
+                <w:color w:val="000000"/>
+                <w:sz w:val="20"/>
+              </w:rPr>
+              <w:t>Core interpreter executing system scripts and mathematical modules</w:t>
+            </w:r>
+          </w:p>
+        </w:tc>
+      </w:tr>
+      <w:tr>
+        <w:tc>
+          <w:tcPr>
+            <w:tcW w:type="dxa" w:w="3120"/>
+            <w:shd w:fill="FAFAFA"/>
+            <w:tcMar>
+              <w:top w:w="100" w:type="dxa"/>
+              <w:bottom w:w="100" w:type="dxa"/>
+              <w:left w:w="150" w:type="dxa"/>
+              <w:right w:w="150" w:type="dxa"/>
+            </w:tcMar>
+          </w:tcPr>
+          <w:p>
+            <w:pPr>
+              <w:spacing w:line="276" w:lineRule="auto"/>
+              <w:jc w:val="left"/>
+            </w:pPr>
+            <w:r>
+              <w:rPr>
+                <w:rFonts w:ascii="Times New Roman" w:hAnsi="Times New Roman"/>
+                <w:color w:val="000000"/>
+                <w:sz w:val="20"/>
+              </w:rPr>
+              <w:t>Development Environment (IDE)</w:t>
+            </w:r>
+          </w:p>
+        </w:tc>
+        <w:tc>
+          <w:tcPr>
+            <w:tcW w:type="dxa" w:w="3120"/>
+            <w:shd w:fill="FAFAFA"/>
+            <w:tcMar>
+              <w:top w:w="100" w:type="dxa"/>
+              <w:bottom w:w="100" w:type="dxa"/>
+              <w:left w:w="150" w:type="dxa"/>
+              <w:right w:w="150" w:type="dxa"/>
+            </w:tcMar>
+          </w:tcPr>
+          <w:p>
+            <w:pPr>
+              <w:spacing w:line="276" w:lineRule="auto"/>
+              <w:jc w:val="left"/>
+            </w:pPr>
+            <w:r>
+              <w:rPr>
+                <w:rFonts w:ascii="Times New Roman" w:hAnsi="Times New Roman"/>
+                <w:color w:val="000000"/>
+                <w:sz w:val="20"/>
+              </w:rPr>
+              <w:t>Visual Studio Code v1.85+</w:t>
+            </w:r>
+          </w:p>
+        </w:tc>
+        <w:tc>
+          <w:tcPr>
+            <w:tcW w:type="dxa" w:w="3120"/>
+            <w:shd w:fill="FAFAFA"/>
+            <w:tcMar>
+              <w:top w:w="100" w:type="dxa"/>
+              <w:bottom w:w="100" w:type="dxa"/>
+              <w:left w:w="150" w:type="dxa"/>
+              <w:right w:w="150" w:type="dxa"/>
+            </w:tcMar>
+          </w:tcPr>
+          <w:p>
+            <w:pPr>
+              <w:spacing w:line="276" w:lineRule="auto"/>
+              <w:jc w:val="left"/>
+            </w:pPr>
+            <w:r>
+              <w:rPr>
+                <w:rFonts w:ascii="Times New Roman" w:hAnsi="Times New Roman"/>
+                <w:color w:val="000000"/>
+                <w:sz w:val="20"/>
+              </w:rPr>
+              <w:t>Source code editor, debugging interface, and version control terminal</w:t>
+            </w:r>
+          </w:p>
+        </w:tc>
+      </w:tr>
+      <w:tr>
+        <w:tc>
+          <w:tcPr>
+            <w:tcW w:type="dxa" w:w="3120"/>
+            <w:shd w:fill="FFFFFF"/>
+            <w:tcMar>
+              <w:top w:w="100" w:type="dxa"/>
+              <w:bottom w:w="100" w:type="dxa"/>
+              <w:left w:w="150" w:type="dxa"/>
+              <w:right w:w="150" w:type="dxa"/>
+            </w:tcMar>
+          </w:tcPr>
+          <w:p>
+            <w:pPr>
+              <w:spacing w:line="276" w:lineRule="auto"/>
+              <w:jc w:val="left"/>
+            </w:pPr>
+            <w:r>
+              <w:rPr>
+                <w:rFonts w:ascii="Times New Roman" w:hAnsi="Times New Roman"/>
+                <w:color w:val="000000"/>
+                <w:sz w:val="20"/>
+              </w:rPr>
+              <w:t>Version Control &amp; Branching</w:t>
+            </w:r>
+          </w:p>
+        </w:tc>
+        <w:tc>
+          <w:tcPr>
+            <w:tcW w:type="dxa" w:w="3120"/>
+            <w:shd w:fill="FFFFFF"/>
+            <w:tcMar>
+              <w:top w:w="100" w:type="dxa"/>
+              <w:bottom w:w="100" w:type="dxa"/>
+              <w:left w:w="150" w:type="dxa"/>
+              <w:right w:w="150" w:type="dxa"/>
+            </w:tcMar>
+          </w:tcPr>
+          <w:p>
+            <w:pPr>
+              <w:spacing w:line="276" w:lineRule="auto"/>
+              <w:jc w:val="left"/>
+            </w:pPr>
+            <w:r>
+              <w:rPr>
+                <w:rFonts w:ascii="Times New Roman" w:hAnsi="Times New Roman"/>
+                <w:color w:val="000000"/>
+                <w:sz w:val="20"/>
+              </w:rPr>
+              <w:t>Git v2.34+ &amp; GitHub Repository</w:t>
+            </w:r>
+          </w:p>
+        </w:tc>
+        <w:tc>
+          <w:tcPr>
+            <w:tcW w:type="dxa" w:w="3120"/>
+            <w:shd w:fill="FFFFFF"/>
+            <w:tcMar>
+              <w:top w:w="100" w:type="dxa"/>
+              <w:bottom w:w="100" w:type="dxa"/>
+              <w:left w:w="150" w:type="dxa"/>
+              <w:right w:w="150" w:type="dxa"/>
+            </w:tcMar>
+          </w:tcPr>
+          <w:p>
+            <w:pPr>
+              <w:spacing w:line="276" w:lineRule="auto"/>
+              <w:jc w:val="left"/>
+            </w:pPr>
+            <w:r>
+              <w:rPr>
+                <w:rFonts w:ascii="Times New Roman" w:hAnsi="Times New Roman"/>
+                <w:color w:val="000000"/>
+                <w:sz w:val="20"/>
+              </w:rPr>
+              <w:t>Distributed code version control and codebase tracking</w:t>
+            </w:r>
+          </w:p>
+        </w:tc>
+      </w:tr>
+    </w:tbl>
     <w:p>
       <w:pPr>
-        <w:keepNext/>
+        <w:spacing w:after="240"/>
+      </w:pPr>
+    </w:p>
+    <w:p>
+      <w:pPr>
+        <w:spacing w:after="240"/>
+      </w:pPr>
+    </w:p>
+    <w:p>
+      <w:pPr>
+        <w:spacing w:after="240"/>
+      </w:pPr>
+    </w:p>
+    <w:p>
+      <w:pPr>
+        <w:spacing w:after="240"/>
+      </w:pPr>
+    </w:p>
+    <w:p>
+      <w:pPr>
         <w:spacing w:before="240" w:after="80" w:line="360" w:lineRule="auto"/>
         <w:jc w:val="both"/>
       </w:pPr>
@@ -226,13 +795,17 @@
     </w:p>
     <w:p>
       <w:pPr>
+        <w:spacing w:after="240"/>
+      </w:pPr>
+    </w:p>
+    <w:p>
+      <w:pPr>
         <w:spacing w:after="120" w:line="360" w:lineRule="auto"/>
         <w:jc w:val="both"/>
       </w:pPr>
     </w:p>
     <w:p>
       <w:pPr>
-        <w:keepNext/>
         <w:spacing w:before="280" w:after="120" w:line="360" w:lineRule="auto"/>
         <w:jc w:val="both"/>
       </w:pPr>
@@ -445,7 +1018,6 @@
     </w:p>
     <w:p>
       <w:pPr>
-        <w:keepNext/>
         <w:spacing w:before="280" w:after="120" w:line="360" w:lineRule="auto"/>
         <w:jc w:val="both"/>
       </w:pPr>
@@ -768,7 +1340,6 @@
     </w:p>
     <w:p>
       <w:pPr>
-        <w:keepNext/>
         <w:spacing w:before="280" w:after="120" w:line="360" w:lineRule="auto"/>
         <w:jc w:val="both"/>
       </w:pPr>
@@ -801,7 +1372,6 @@
     </w:p>
     <w:p>
       <w:pPr>
-        <w:keepNext/>
         <w:spacing w:before="240" w:after="80" w:line="360" w:lineRule="auto"/>
         <w:jc w:val="both"/>
       </w:pPr>
@@ -818,9 +1388,8 @@
     </w:p>
     <w:p>
       <w:pPr>
-        <w:keepNext/>
-        <w:spacing w:before="280" w:after="80"/>
-        <w:jc w:val="center"/>
+        <w:spacing w:before="0" w:after="120" w:line="360" w:lineRule="auto"/>
+        <w:jc w:val="both"/>
       </w:pPr>
       <w:r>
         <w:rPr>
@@ -828,46 +1397,6 @@
           <w:color w:val="000000"/>
           <w:sz w:val="24"/>
         </w:rPr>
-      </w:r>
-      <w:drawing xmlns:a="http://schemas.openxmlformats.org/drawingml/2006/main" xmlns:pic="http://schemas.openxmlformats.org/drawingml/2006/picture">
-        <wp:inline>
-          <wp:extent cx="5303520" cy="3598817"/>
-          <wp:docPr id="2105769039" name="Picture 2105769039"/>
-          <wp:cNvGraphicFramePr>
-            <a:graphicFrameLocks noChangeAspect="1"/>
-          </wp:cNvGraphicFramePr>
-          <a:graphic>
-            <a:graphicData uri="http://schemas.openxmlformats.org/drawingml/2006/picture">
-              <pic:pic>
-                <pic:nvPicPr>
-                  <pic:cNvPr id="0" name="fig_4_1_dashboard.png"/>
-                  <pic:cNvPicPr/>
-                </pic:nvPicPr>
-                <pic:blipFill>
-                  <a:blip r:embed="rId22"/>
-                  <a:stretch>
-                    <a:fillRect/>
-                  </a:stretch>
-                </pic:blipFill>
-                <pic:spPr>
-                  <a:xfrm>
-                    <a:off x="0" y="0"/>
-                    <a:ext cx="5303520" cy="3598817"/>
-                  </a:xfrm>
-                  <a:prstGeom prst="rect"/>
-                </pic:spPr>
-              </pic:pic>
-            </a:graphicData>
-          </a:graphic>
-        </wp:inline>
-      </w:drawing>
-    </w:p>
-    <w:p>
-      <w:pPr>
-        <w:spacing w:before="0" w:after="120" w:line="360" w:lineRule="auto"/>
-        <w:jc w:val="both"/>
-      </w:pPr>
-      <w:r>
         <w:t>Figure 3.4 outlines the relational entity structure. Table `storage_tiers` acts as a lookup entity referenced by table `allocations` through the foreign key `recommended_tier_id`.</w:t>
       </w:r>
     </w:p>
@@ -1317,7 +1846,6 @@
     </w:p>
     <w:p>
       <w:pPr>
-        <w:keepNext/>
         <w:spacing w:before="240" w:after="80" w:line="360" w:lineRule="auto"/>
         <w:jc w:val="both"/>
       </w:pPr>
@@ -1464,7 +1992,6 @@
     </w:p>
     <w:p>
       <w:pPr>
-        <w:keepNext/>
         <w:spacing w:before="280" w:after="120" w:line="360" w:lineRule="auto"/>
         <w:jc w:val="both"/>
       </w:pPr>
@@ -1771,7 +2298,6 @@
     </w:p>
     <w:p>
       <w:pPr>
-        <w:keepNext/>
         <w:spacing w:before="280" w:after="120" w:line="360" w:lineRule="auto"/>
         <w:jc w:val="both"/>
       </w:pPr>
@@ -1804,7 +2330,6 @@
     </w:p>
     <w:p>
       <w:pPr>
-        <w:keepNext/>
         <w:spacing w:before="240" w:after="80" w:line="360" w:lineRule="auto"/>
         <w:jc w:val="both"/>
       </w:pPr>
@@ -1837,9 +2362,32 @@
     </w:p>
     <w:p>
       <w:pPr>
-        <w:keepNext/>
-        <w:spacing w:before="280" w:after="80" w:line="360" w:lineRule="auto"/>
-        <w:jc w:val="both"/>
+        <w:spacing w:before="40" w:after="280"/>
+        <w:jc w:val="center"/>
+      </w:pPr>
+      <w:r>
+        <w:rPr>
+          <w:rFonts w:ascii="Times New Roman" w:hAnsi="Times New Roman"/>
+          <w:b/>
+          <w:color w:val="000000"/>
+          <w:sz w:val="20"/>
+        </w:rPr>
+        <w:t xml:space="preserve">Figure 4.1: </w:t>
+      </w:r>
+      <w:r>
+        <w:rPr>
+          <w:rFonts w:ascii="Times New Roman" w:hAnsi="Times New Roman"/>
+          <w:i/>
+          <w:color w:val="000000"/>
+          <w:sz w:val="20"/>
+        </w:rPr>
+        <w:t>Streamlit Executive Dashboard View displaying system KPI metric cards and Plotly distribution charts</w:t>
+      </w:r>
+    </w:p>
+    <w:p>
+      <w:pPr>
+        <w:spacing w:before="280" w:after="80"/>
+        <w:jc w:val="center"/>
       </w:pPr>
       <w:r>
         <w:rPr>
@@ -1848,72 +2396,31 @@
           <w:sz w:val="24"/>
         </w:rPr>
       </w:r>
-      <w:drawing xmlns:a="http://schemas.openxmlformats.org/drawingml/2006/main">
-        <wp:inline wp14:editId="3F44E45C" wp14:anchorId="28988294">
-          <wp:extent cx="5667375" cy="3838575"/>
-          <wp:effectExtent l="0" t="0" r="0" b="0"/>
-          <wp:docPr id="913749610" name="drawing"/>
-          <wp:cNvGraphicFramePr>
-            <a:graphicFrameLocks noChangeAspect="1"/>
-          </wp:cNvGraphicFramePr>
-          <a:graphic>
-            <a:graphicData uri="http://schemas.openxmlformats.org/drawingml/2006/picture">
-              <pic:pic xmlns:pic="http://schemas.openxmlformats.org/drawingml/2006/picture">
-                <pic:nvPicPr>
-                  <pic:cNvPr id="913749610" name="Picture 913749610"/>
-                  <pic:cNvPicPr/>
-                </pic:nvPicPr>
-                <pic:blipFill>
-                  <a:blip r:embed="rId566571948">
-                    <a:extLst>
-                      <a:ext uri="{28A0092B-C50C-407E-A947-70E740481C1C}">
-                        <a14:useLocalDpi xmlns:a14="http://schemas.microsoft.com/office/drawing/2010/main"/>
-                      </a:ext>
-                    </a:extLst>
-                  </a:blip>
-                  <a:stretch>
-                    <a:fillRect/>
-                  </a:stretch>
-                </pic:blipFill>
-                <pic:spPr>
-                  <a:xfrm>
-                    <a:off x="0" y="0"/>
-                    <a:ext cx="5667375" cy="3838575"/>
-                  </a:xfrm>
-                  <a:prstGeom prst="rect">
-                    <a:avLst/>
-                  </a:prstGeom>
-                </pic:spPr>
-              </pic:pic>
-            </a:graphicData>
-          </a:graphic>
-        </wp:inline>
-      </w:drawing>
     </w:p>
     <w:p>
       <w:pPr>
-        <w:spacing w:before="40" w:after="280" w:line="360" w:lineRule="auto"/>
-        <w:jc w:val="both"/>
+        <w:spacing w:before="280" w:after="80"/>
+        <w:jc w:val="center"/>
       </w:pPr>
       <w:r>
         <w:rPr>
           <w:rFonts w:ascii="Times New Roman" w:hAnsi="Times New Roman"/>
-          <w:b/>
-          <w:i w:val="0"/>
           <w:color w:val="000000"/>
-          <w:sz w:val="20"/>
+          <w:sz w:val="24"/>
         </w:rPr>
-        <w:t xml:space="preserve">Figure 4.1: </w:t>
       </w:r>
+    </w:p>
+    <w:p>
+      <w:pPr>
+        <w:spacing w:before="280" w:after="80"/>
+        <w:jc w:val="center"/>
+      </w:pPr>
       <w:r>
         <w:rPr>
           <w:rFonts w:ascii="Times New Roman" w:hAnsi="Times New Roman"/>
-          <w:b w:val="0"/>
-          <w:i/>
           <w:color w:val="000000"/>
-          <w:sz w:val="20"/>
+          <w:sz w:val="24"/>
         </w:rPr>
-        <w:t>Streamlit Executive Dashboard View displaying system KPI metric cards and Plotly distribution charts</w:t>
       </w:r>
     </w:p>
     <w:p>
@@ -1924,7 +2431,6 @@
     </w:p>
     <w:p>
       <w:pPr>
-        <w:keepNext/>
         <w:spacing w:before="240" w:after="80" w:line="360" w:lineRule="auto"/>
         <w:jc w:val="both"/>
       </w:pPr>
@@ -1977,9 +2483,32 @@
     </w:p>
     <w:p>
       <w:pPr>
-        <w:keepNext/>
-        <w:spacing w:before="280" w:after="80" w:line="360" w:lineRule="auto"/>
-        <w:jc w:val="both"/>
+        <w:spacing w:before="40" w:after="280"/>
+        <w:jc w:val="center"/>
+      </w:pPr>
+      <w:r>
+        <w:rPr>
+          <w:rFonts w:ascii="Times New Roman" w:hAnsi="Times New Roman"/>
+          <w:b/>
+          <w:color w:val="000000"/>
+          <w:sz w:val="20"/>
+        </w:rPr>
+        <w:t xml:space="preserve">Figure 4.2: </w:t>
+      </w:r>
+      <w:r>
+        <w:rPr>
+          <w:rFonts w:ascii="Times New Roman" w:hAnsi="Times New Roman"/>
+          <w:i/>
+          <w:color w:val="000000"/>
+          <w:sz w:val="20"/>
+        </w:rPr>
+        <w:t>Storage Resource Allocation Simulation View displaying the Automatic Storage Size Suggestion Engine and baseline comparative analysis</w:t>
+      </w:r>
+    </w:p>
+    <w:p>
+      <w:pPr>
+        <w:spacing w:before="280" w:after="80"/>
+        <w:jc w:val="center"/>
       </w:pPr>
       <w:r>
         <w:rPr>
@@ -1988,72 +2517,31 @@
           <w:sz w:val="24"/>
         </w:rPr>
       </w:r>
-      <w:drawing xmlns:a="http://schemas.openxmlformats.org/drawingml/2006/main">
-        <wp:inline wp14:editId="5FE2437C" wp14:anchorId="005C46AF">
-          <wp:extent cx="5667375" cy="3838575"/>
-          <wp:effectExtent l="0" t="0" r="0" b="0"/>
-          <wp:docPr id="877695520" name="drawing"/>
-          <wp:cNvGraphicFramePr>
-            <a:graphicFrameLocks noChangeAspect="1"/>
-          </wp:cNvGraphicFramePr>
-          <a:graphic>
-            <a:graphicData uri="http://schemas.openxmlformats.org/drawingml/2006/picture">
-              <pic:pic xmlns:pic="http://schemas.openxmlformats.org/drawingml/2006/picture">
-                <pic:nvPicPr>
-                  <pic:cNvPr id="877695520" name="Picture 877695520"/>
-                  <pic:cNvPicPr/>
-                </pic:nvPicPr>
-                <pic:blipFill>
-                  <a:blip r:embed="rId1070370589">
-                    <a:extLst>
-                      <a:ext uri="{28A0092B-C50C-407E-A947-70E740481C1C}">
-                        <a14:useLocalDpi xmlns:a14="http://schemas.microsoft.com/office/drawing/2010/main"/>
-                      </a:ext>
-                    </a:extLst>
-                  </a:blip>
-                  <a:stretch>
-                    <a:fillRect/>
-                  </a:stretch>
-                </pic:blipFill>
-                <pic:spPr>
-                  <a:xfrm>
-                    <a:off x="0" y="0"/>
-                    <a:ext cx="5667375" cy="3838575"/>
-                  </a:xfrm>
-                  <a:prstGeom prst="rect">
-                    <a:avLst/>
-                  </a:prstGeom>
-                </pic:spPr>
-              </pic:pic>
-            </a:graphicData>
-          </a:graphic>
-        </wp:inline>
-      </w:drawing>
     </w:p>
     <w:p>
       <w:pPr>
-        <w:spacing w:before="40" w:after="280" w:line="360" w:lineRule="auto"/>
-        <w:jc w:val="both"/>
+        <w:spacing w:before="280" w:after="80"/>
+        <w:jc w:val="center"/>
       </w:pPr>
       <w:r>
         <w:rPr>
           <w:rFonts w:ascii="Times New Roman" w:hAnsi="Times New Roman"/>
-          <w:b/>
-          <w:i w:val="0"/>
           <w:color w:val="000000"/>
-          <w:sz w:val="20"/>
+          <w:sz w:val="24"/>
         </w:rPr>
-        <w:t xml:space="preserve">Figure 4.2: </w:t>
       </w:r>
+    </w:p>
+    <w:p>
+      <w:pPr>
+        <w:spacing w:before="280" w:after="80"/>
+        <w:jc w:val="center"/>
+      </w:pPr>
       <w:r>
         <w:rPr>
           <w:rFonts w:ascii="Times New Roman" w:hAnsi="Times New Roman"/>
-          <w:b w:val="0"/>
-          <w:i/>
           <w:color w:val="000000"/>
-          <w:sz w:val="20"/>
+          <w:sz w:val="24"/>
         </w:rPr>
-        <w:t>Storage Resource Allocation Simulation View displaying the Automatic Storage Size Suggestion Engine and baseline comparative analysis</w:t>
       </w:r>
     </w:p>
     <w:p>
@@ -2064,7 +2552,6 @@
     </w:p>
     <w:p>
       <w:pPr>
-        <w:keepNext/>
         <w:spacing w:before="240" w:after="80" w:line="360" w:lineRule="auto"/>
         <w:jc w:val="both"/>
       </w:pPr>
@@ -2097,9 +2584,32 @@
     </w:p>
     <w:p>
       <w:pPr>
-        <w:keepNext/>
-        <w:spacing w:before="280" w:after="80" w:line="360" w:lineRule="auto"/>
-        <w:jc w:val="both"/>
+        <w:spacing w:before="40" w:after="280"/>
+        <w:jc w:val="center"/>
+      </w:pPr>
+      <w:r>
+        <w:rPr>
+          <w:rFonts w:ascii="Times New Roman" w:hAnsi="Times New Roman"/>
+          <w:b/>
+          <w:color w:val="000000"/>
+          <w:sz w:val="20"/>
+        </w:rPr>
+        <w:t xml:space="preserve">Figure 4.3: </w:t>
+      </w:r>
+      <w:r>
+        <w:rPr>
+          <w:rFonts w:ascii="Times New Roman" w:hAnsi="Times New Roman"/>
+          <w:i/>
+          <w:color w:val="000000"/>
+          <w:sz w:val="20"/>
+        </w:rPr>
+        <w:t>Tier Performance Monitoring View showing cumulative storage growth, cost trends, and profile distribution</w:t>
+      </w:r>
+    </w:p>
+    <w:p>
+      <w:pPr>
+        <w:spacing w:before="280" w:after="80"/>
+        <w:jc w:val="center"/>
       </w:pPr>
       <w:r>
         <w:rPr>
@@ -2108,72 +2618,31 @@
           <w:sz w:val="24"/>
         </w:rPr>
       </w:r>
-      <w:drawing xmlns:a="http://schemas.openxmlformats.org/drawingml/2006/main">
-        <wp:inline wp14:editId="2495C542" wp14:anchorId="5E6B977B">
-          <wp:extent cx="5667375" cy="3838575"/>
-          <wp:effectExtent l="0" t="0" r="0" b="0"/>
-          <wp:docPr id="632254685" name="drawing"/>
-          <wp:cNvGraphicFramePr>
-            <a:graphicFrameLocks noChangeAspect="1"/>
-          </wp:cNvGraphicFramePr>
-          <a:graphic>
-            <a:graphicData uri="http://schemas.openxmlformats.org/drawingml/2006/picture">
-              <pic:pic xmlns:pic="http://schemas.openxmlformats.org/drawingml/2006/picture">
-                <pic:nvPicPr>
-                  <pic:cNvPr id="632254685" name="Picture 632254685"/>
-                  <pic:cNvPicPr/>
-                </pic:nvPicPr>
-                <pic:blipFill>
-                  <a:blip r:embed="rId1048087384">
-                    <a:extLst>
-                      <a:ext uri="{28A0092B-C50C-407E-A947-70E740481C1C}">
-                        <a14:useLocalDpi xmlns:a14="http://schemas.microsoft.com/office/drawing/2010/main"/>
-                      </a:ext>
-                    </a:extLst>
-                  </a:blip>
-                  <a:stretch>
-                    <a:fillRect/>
-                  </a:stretch>
-                </pic:blipFill>
-                <pic:spPr>
-                  <a:xfrm>
-                    <a:off x="0" y="0"/>
-                    <a:ext cx="5667375" cy="3838575"/>
-                  </a:xfrm>
-                  <a:prstGeom prst="rect">
-                    <a:avLst/>
-                  </a:prstGeom>
-                </pic:spPr>
-              </pic:pic>
-            </a:graphicData>
-          </a:graphic>
-        </wp:inline>
-      </w:drawing>
     </w:p>
     <w:p>
       <w:pPr>
-        <w:spacing w:before="40" w:after="280" w:line="360" w:lineRule="auto"/>
-        <w:jc w:val="both"/>
+        <w:spacing w:before="280" w:after="80"/>
+        <w:jc w:val="center"/>
       </w:pPr>
       <w:r>
         <w:rPr>
           <w:rFonts w:ascii="Times New Roman" w:hAnsi="Times New Roman"/>
-          <w:b/>
-          <w:i w:val="0"/>
           <w:color w:val="000000"/>
-          <w:sz w:val="20"/>
+          <w:sz w:val="24"/>
         </w:rPr>
-        <w:t xml:space="preserve">Figure 4.3: </w:t>
       </w:r>
+    </w:p>
+    <w:p>
+      <w:pPr>
+        <w:spacing w:before="280" w:after="80"/>
+        <w:jc w:val="center"/>
+      </w:pPr>
       <w:r>
         <w:rPr>
           <w:rFonts w:ascii="Times New Roman" w:hAnsi="Times New Roman"/>
-          <w:b w:val="0"/>
-          <w:i/>
           <w:color w:val="000000"/>
-          <w:sz w:val="20"/>
+          <w:sz w:val="24"/>
         </w:rPr>
-        <w:t>Tier Performance Monitoring View showing cumulative storage growth, cost trends, and profile distribution</w:t>
       </w:r>
     </w:p>
     <w:p>
@@ -2184,7 +2653,6 @@
     </w:p>
     <w:p>
       <w:pPr>
-        <w:keepNext/>
         <w:spacing w:before="240" w:after="80" w:line="360" w:lineRule="auto"/>
         <w:jc w:val="both"/>
       </w:pPr>
@@ -2217,9 +2685,32 @@
     </w:p>
     <w:p>
       <w:pPr>
-        <w:keepNext/>
-        <w:spacing w:before="280" w:after="80" w:line="360" w:lineRule="auto"/>
-        <w:jc w:val="both"/>
+        <w:spacing w:before="40" w:after="280"/>
+        <w:jc w:val="center"/>
+      </w:pPr>
+      <w:r>
+        <w:rPr>
+          <w:rFonts w:ascii="Times New Roman" w:hAnsi="Times New Roman"/>
+          <w:b/>
+          <w:color w:val="000000"/>
+          <w:sz w:val="20"/>
+        </w:rPr>
+        <w:t xml:space="preserve">Figure 4.4: </w:t>
+      </w:r>
+      <w:r>
+        <w:rPr>
+          <w:rFonts w:ascii="Times New Roman" w:hAnsi="Times New Roman"/>
+          <w:i/>
+          <w:color w:val="000000"/>
+          <w:sz w:val="20"/>
+        </w:rPr>
+        <w:t>Allocation Reporting &amp; Audit Log View showing detailed historical records and CSV export control</w:t>
+      </w:r>
+    </w:p>
+    <w:p>
+      <w:pPr>
+        <w:spacing w:before="280" w:after="80"/>
+        <w:jc w:val="center"/>
       </w:pPr>
       <w:r>
         <w:rPr>
@@ -2228,72 +2719,31 @@
           <w:sz w:val="24"/>
         </w:rPr>
       </w:r>
-      <w:drawing xmlns:a="http://schemas.openxmlformats.org/drawingml/2006/main">
-        <wp:inline wp14:editId="112A0B39" wp14:anchorId="6F348621">
-          <wp:extent cx="5667375" cy="3838575"/>
-          <wp:effectExtent l="0" t="0" r="0" b="0"/>
-          <wp:docPr id="2105769029" name="drawing"/>
-          <wp:cNvGraphicFramePr>
-            <a:graphicFrameLocks noChangeAspect="1"/>
-          </wp:cNvGraphicFramePr>
-          <a:graphic>
-            <a:graphicData uri="http://schemas.openxmlformats.org/drawingml/2006/picture">
-              <pic:pic xmlns:pic="http://schemas.openxmlformats.org/drawingml/2006/picture">
-                <pic:nvPicPr>
-                  <pic:cNvPr id="2105769029" name="Picture 2105769029"/>
-                  <pic:cNvPicPr/>
-                </pic:nvPicPr>
-                <pic:blipFill>
-                  <a:blip r:embed="rId501883793">
-                    <a:extLst>
-                      <a:ext uri="{28A0092B-C50C-407E-A947-70E740481C1C}">
-                        <a14:useLocalDpi xmlns:a14="http://schemas.microsoft.com/office/drawing/2010/main"/>
-                      </a:ext>
-                    </a:extLst>
-                  </a:blip>
-                  <a:stretch>
-                    <a:fillRect/>
-                  </a:stretch>
-                </pic:blipFill>
-                <pic:spPr>
-                  <a:xfrm>
-                    <a:off x="0" y="0"/>
-                    <a:ext cx="5667375" cy="3838575"/>
-                  </a:xfrm>
-                  <a:prstGeom prst="rect">
-                    <a:avLst/>
-                  </a:prstGeom>
-                </pic:spPr>
-              </pic:pic>
-            </a:graphicData>
-          </a:graphic>
-        </wp:inline>
-      </w:drawing>
     </w:p>
     <w:p>
       <w:pPr>
-        <w:spacing w:before="40" w:after="280" w:line="360" w:lineRule="auto"/>
-        <w:jc w:val="both"/>
+        <w:spacing w:before="280" w:after="80"/>
+        <w:jc w:val="center"/>
       </w:pPr>
       <w:r>
         <w:rPr>
           <w:rFonts w:ascii="Times New Roman" w:hAnsi="Times New Roman"/>
-          <w:b/>
-          <w:i w:val="0"/>
           <w:color w:val="000000"/>
-          <w:sz w:val="20"/>
+          <w:sz w:val="24"/>
         </w:rPr>
-        <w:t xml:space="preserve">Figure 4.4: </w:t>
       </w:r>
+    </w:p>
+    <w:p>
+      <w:pPr>
+        <w:spacing w:before="280" w:after="80"/>
+        <w:jc w:val="center"/>
+      </w:pPr>
       <w:r>
         <w:rPr>
           <w:rFonts w:ascii="Times New Roman" w:hAnsi="Times New Roman"/>
-          <w:b w:val="0"/>
-          <w:i/>
           <w:color w:val="000000"/>
-          <w:sz w:val="20"/>
+          <w:sz w:val="24"/>
         </w:rPr>
-        <w:t>Allocation Reporting &amp; Audit Log View showing detailed historical records and CSV export control</w:t>
       </w:r>
     </w:p>
     <w:p>
@@ -2304,7 +2754,6 @@
     </w:p>
     <w:p>
       <w:pPr>
-        <w:keepNext/>
         <w:spacing w:before="280" w:after="120" w:line="360" w:lineRule="auto"/>
         <w:jc w:val="both"/>
       </w:pPr>
@@ -2337,7 +2786,6 @@
     </w:p>
     <w:p>
       <w:pPr>
-        <w:keepNext/>
         <w:spacing w:before="240" w:after="80" w:line="360" w:lineRule="auto"/>
         <w:jc w:val="both"/>
       </w:pPr>
@@ -2370,9 +2818,32 @@
     </w:p>
     <w:p>
       <w:pPr>
-        <w:keepNext/>
-        <w:spacing w:before="280" w:after="80" w:line="360" w:lineRule="auto"/>
-        <w:jc w:val="both"/>
+        <w:spacing w:before="40" w:after="280"/>
+        <w:jc w:val="center"/>
+      </w:pPr>
+      <w:r>
+        <w:rPr>
+          <w:rFonts w:ascii="Times New Roman" w:hAnsi="Times New Roman"/>
+          <w:b/>
+          <w:color w:val="000000"/>
+          <w:sz w:val="20"/>
+        </w:rPr>
+        <w:t xml:space="preserve">Figure 4.5: </w:t>
+      </w:r>
+      <w:r>
+        <w:rPr>
+          <w:rFonts w:ascii="Times New Roman" w:hAnsi="Times New Roman"/>
+          <w:i/>
+          <w:color w:val="000000"/>
+          <w:sz w:val="20"/>
+        </w:rPr>
+        <w:t>Source Code Screenshot - Database Initialization and Relational Schema Definition (database.py)</w:t>
+      </w:r>
+    </w:p>
+    <w:p>
+      <w:pPr>
+        <w:spacing w:before="280" w:after="80"/>
+        <w:jc w:val="center"/>
       </w:pPr>
       <w:r>
         <w:rPr>
@@ -2381,72 +2852,31 @@
           <w:sz w:val="24"/>
         </w:rPr>
       </w:r>
-      <w:drawing xmlns:a="http://schemas.openxmlformats.org/drawingml/2006/main">
-        <wp:inline wp14:editId="63F25BE1" wp14:anchorId="1D7A82B2">
-          <wp:extent cx="5667375" cy="4657725"/>
-          <wp:effectExtent l="0" t="0" r="0" b="0"/>
-          <wp:docPr id="1256395203" name="drawing"/>
-          <wp:cNvGraphicFramePr>
-            <a:graphicFrameLocks noChangeAspect="1"/>
-          </wp:cNvGraphicFramePr>
-          <a:graphic>
-            <a:graphicData uri="http://schemas.openxmlformats.org/drawingml/2006/picture">
-              <pic:pic xmlns:pic="http://schemas.openxmlformats.org/drawingml/2006/picture">
-                <pic:nvPicPr>
-                  <pic:cNvPr id="1256395203" name="Picture 1256395203"/>
-                  <pic:cNvPicPr/>
-                </pic:nvPicPr>
-                <pic:blipFill>
-                  <a:blip r:embed="rId971864358">
-                    <a:extLst>
-                      <a:ext uri="{28A0092B-C50C-407E-A947-70E740481C1C}">
-                        <a14:useLocalDpi xmlns:a14="http://schemas.microsoft.com/office/drawing/2010/main"/>
-                      </a:ext>
-                    </a:extLst>
-                  </a:blip>
-                  <a:stretch>
-                    <a:fillRect/>
-                  </a:stretch>
-                </pic:blipFill>
-                <pic:spPr>
-                  <a:xfrm>
-                    <a:off x="0" y="0"/>
-                    <a:ext cx="5667375" cy="4657725"/>
-                  </a:xfrm>
-                  <a:prstGeom prst="rect">
-                    <a:avLst/>
-                  </a:prstGeom>
-                </pic:spPr>
-              </pic:pic>
-            </a:graphicData>
-          </a:graphic>
-        </wp:inline>
-      </w:drawing>
     </w:p>
     <w:p>
       <w:pPr>
-        <w:spacing w:before="40" w:after="280" w:line="360" w:lineRule="auto"/>
-        <w:jc w:val="both"/>
+        <w:spacing w:before="280" w:after="80"/>
+        <w:jc w:val="center"/>
       </w:pPr>
       <w:r>
         <w:rPr>
           <w:rFonts w:ascii="Times New Roman" w:hAnsi="Times New Roman"/>
-          <w:b/>
-          <w:i w:val="0"/>
           <w:color w:val="000000"/>
-          <w:sz w:val="20"/>
+          <w:sz w:val="24"/>
         </w:rPr>
-        <w:t xml:space="preserve">Figure 4.5: </w:t>
       </w:r>
+    </w:p>
+    <w:p>
+      <w:pPr>
+        <w:spacing w:before="280" w:after="80"/>
+        <w:jc w:val="center"/>
+      </w:pPr>
       <w:r>
         <w:rPr>
           <w:rFonts w:ascii="Times New Roman" w:hAnsi="Times New Roman"/>
-          <w:b w:val="0"/>
-          <w:i/>
           <w:color w:val="000000"/>
-          <w:sz w:val="20"/>
+          <w:sz w:val="24"/>
         </w:rPr>
-        <w:t>Source Code Screenshot - Database Initialization and Relational Schema Definition (database.py)</w:t>
       </w:r>
     </w:p>
     <w:p>
@@ -2457,7 +2887,6 @@
     </w:p>
     <w:p>
       <w:pPr>
-        <w:keepNext/>
         <w:spacing w:before="240" w:after="80" w:line="360" w:lineRule="auto"/>
         <w:jc w:val="both"/>
       </w:pPr>
@@ -2486,6 +2915,69 @@
           <w:sz w:val="24"/>
         </w:rPr>
         <w:t>Code Module 4.2 (`suggest_workload_size` in `heuristic.py`) computes recommended storage volume (S_req in GB) from operational metrics across five enterprise workload categories:</w:t>
+      </w:r>
+    </w:p>
+    <w:p>
+      <w:pPr>
+        <w:spacing w:before="40" w:after="280"/>
+        <w:jc w:val="center"/>
+      </w:pPr>
+      <w:r>
+        <w:rPr>
+          <w:rFonts w:ascii="Times New Roman" w:hAnsi="Times New Roman"/>
+          <w:b/>
+          <w:color w:val="000000"/>
+          <w:sz w:val="20"/>
+        </w:rPr>
+        <w:t xml:space="preserve">Figure 4.6: </w:t>
+      </w:r>
+      <w:r>
+        <w:rPr>
+          <w:rFonts w:ascii="Times New Roman" w:hAnsi="Times New Roman"/>
+          <w:i/>
+          <w:color w:val="000000"/>
+          <w:sz w:val="20"/>
+        </w:rPr>
+        <w:t>Source Code Screenshot - Automated Workload Storage Sizing Engine (heuristic.py)</w:t>
+      </w:r>
+    </w:p>
+    <w:p>
+      <w:pPr>
+        <w:spacing w:before="280" w:after="80"/>
+        <w:jc w:val="center"/>
+      </w:pPr>
+      <w:r>
+        <w:rPr>
+          <w:rFonts w:ascii="Times New Roman" w:hAnsi="Times New Roman"/>
+          <w:color w:val="000000"/>
+          <w:sz w:val="24"/>
+        </w:rPr>
+      </w:r>
+    </w:p>
+    <w:p>
+      <w:pPr>
+        <w:spacing w:before="280" w:after="80"/>
+        <w:jc w:val="center"/>
+      </w:pPr>
+      <w:r>
+        <w:rPr>
+          <w:rFonts w:ascii="Times New Roman" w:hAnsi="Times New Roman"/>
+          <w:color w:val="000000"/>
+          <w:sz w:val="24"/>
+        </w:rPr>
+      </w:r>
+    </w:p>
+    <w:p>
+      <w:pPr>
+        <w:spacing w:before="280" w:after="80"/>
+        <w:jc w:val="center"/>
+      </w:pPr>
+      <w:r>
+        <w:rPr>
+          <w:rFonts w:ascii="Times New Roman" w:hAnsi="Times New Roman"/>
+          <w:color w:val="000000"/>
+          <w:sz w:val="24"/>
+        </w:rPr>
       </w:r>
     </w:p>
     <w:p>
@@ -2670,94 +3162,12 @@
     </w:p>
     <w:p>
       <w:pPr>
-        <w:keepNext/>
-        <w:spacing w:before="280" w:after="80" w:line="360" w:lineRule="auto"/>
-        <w:jc w:val="both"/>
-      </w:pPr>
-      <w:r>
-        <w:rPr>
-          <w:rFonts w:ascii="Times New Roman" w:hAnsi="Times New Roman"/>
-          <w:color w:val="000000"/>
-          <w:sz w:val="24"/>
-        </w:rPr>
-      </w:r>
-      <w:drawing xmlns:a="http://schemas.openxmlformats.org/drawingml/2006/main">
-        <wp:inline wp14:editId="6A3734B2" wp14:anchorId="069ECBD2">
-          <wp:extent cx="5667375" cy="4429125"/>
-          <wp:effectExtent l="0" t="0" r="0" b="0"/>
-          <wp:docPr id="1104319396" name="drawing"/>
-          <wp:cNvGraphicFramePr>
-            <a:graphicFrameLocks noChangeAspect="1"/>
-          </wp:cNvGraphicFramePr>
-          <a:graphic>
-            <a:graphicData uri="http://schemas.openxmlformats.org/drawingml/2006/picture">
-              <pic:pic xmlns:pic="http://schemas.openxmlformats.org/drawingml/2006/picture">
-                <pic:nvPicPr>
-                  <pic:cNvPr id="1104319396" name="Picture 1104319396"/>
-                  <pic:cNvPicPr/>
-                </pic:nvPicPr>
-                <pic:blipFill>
-                  <a:blip r:embed="rId883997434">
-                    <a:extLst>
-                      <a:ext uri="{28A0092B-C50C-407E-A947-70E740481C1C}">
-                        <a14:useLocalDpi xmlns:a14="http://schemas.microsoft.com/office/drawing/2010/main"/>
-                      </a:ext>
-                    </a:extLst>
-                  </a:blip>
-                  <a:stretch>
-                    <a:fillRect/>
-                  </a:stretch>
-                </pic:blipFill>
-                <pic:spPr>
-                  <a:xfrm>
-                    <a:off x="0" y="0"/>
-                    <a:ext cx="5667375" cy="4429125"/>
-                  </a:xfrm>
-                  <a:prstGeom prst="rect">
-                    <a:avLst/>
-                  </a:prstGeom>
-                </pic:spPr>
-              </pic:pic>
-            </a:graphicData>
-          </a:graphic>
-        </wp:inline>
-      </w:drawing>
-    </w:p>
-    <w:p>
-      <w:pPr>
-        <w:spacing w:before="40" w:after="280" w:line="360" w:lineRule="auto"/>
-        <w:jc w:val="both"/>
-      </w:pPr>
-      <w:r>
-        <w:rPr>
-          <w:rFonts w:ascii="Times New Roman" w:hAnsi="Times New Roman"/>
-          <w:b/>
-          <w:i w:val="0"/>
-          <w:color w:val="000000"/>
-          <w:sz w:val="20"/>
-        </w:rPr>
-        <w:t xml:space="preserve">Figure 4.6: </w:t>
-      </w:r>
-      <w:r>
-        <w:rPr>
-          <w:rFonts w:ascii="Times New Roman" w:hAnsi="Times New Roman"/>
-          <w:b w:val="0"/>
-          <w:i/>
-          <w:color w:val="000000"/>
-          <w:sz w:val="20"/>
-        </w:rPr>
-        <w:t>Source Code Screenshot - Automated Workload Storage Sizing Engine (heuristic.py)</w:t>
-      </w:r>
-    </w:p>
-    <w:p>
-      <w:pPr>
         <w:spacing w:before="160" w:after="160" w:line="360" w:lineRule="auto"/>
         <w:jc w:val="both"/>
       </w:pPr>
     </w:p>
     <w:p>
       <w:pPr>
-        <w:keepNext/>
         <w:spacing w:before="240" w:after="80" w:line="360" w:lineRule="auto"/>
         <w:jc w:val="both"/>
       </w:pPr>
@@ -2786,6 +3196,69 @@
           <w:sz w:val="24"/>
         </w:rPr>
         <w:t>Code Module 4.3 (`allocate_storage` in `heuristic.py`) executes the core optimization process:</w:t>
+      </w:r>
+    </w:p>
+    <w:p>
+      <w:pPr>
+        <w:spacing w:before="40" w:after="280"/>
+        <w:jc w:val="center"/>
+      </w:pPr>
+      <w:r>
+        <w:rPr>
+          <w:rFonts w:ascii="Times New Roman" w:hAnsi="Times New Roman"/>
+          <w:b/>
+          <w:color w:val="000000"/>
+          <w:sz w:val="20"/>
+        </w:rPr>
+        <w:t xml:space="preserve">Figure 4.7: </w:t>
+      </w:r>
+      <w:r>
+        <w:rPr>
+          <w:rFonts w:ascii="Times New Roman" w:hAnsi="Times New Roman"/>
+          <w:i/>
+          <w:color w:val="000000"/>
+          <w:sz w:val="20"/>
+        </w:rPr>
+        <w:t>Source Code Screenshot - Dual-Objective Multi-Tier Heuristic Engine (heuristic.py)</w:t>
+      </w:r>
+    </w:p>
+    <w:p>
+      <w:pPr>
+        <w:spacing w:before="280" w:after="80"/>
+        <w:jc w:val="center"/>
+      </w:pPr>
+      <w:r>
+        <w:rPr>
+          <w:rFonts w:ascii="Times New Roman" w:hAnsi="Times New Roman"/>
+          <w:color w:val="000000"/>
+          <w:sz w:val="24"/>
+        </w:rPr>
+      </w:r>
+    </w:p>
+    <w:p>
+      <w:pPr>
+        <w:spacing w:before="280" w:after="80"/>
+        <w:jc w:val="center"/>
+      </w:pPr>
+      <w:r>
+        <w:rPr>
+          <w:rFonts w:ascii="Times New Roman" w:hAnsi="Times New Roman"/>
+          <w:color w:val="000000"/>
+          <w:sz w:val="24"/>
+        </w:rPr>
+      </w:r>
+    </w:p>
+    <w:p>
+      <w:pPr>
+        <w:spacing w:before="280" w:after="80"/>
+        <w:jc w:val="center"/>
+      </w:pPr>
+      <w:r>
+        <w:rPr>
+          <w:rFonts w:ascii="Times New Roman" w:hAnsi="Times New Roman"/>
+          <w:color w:val="000000"/>
+          <w:sz w:val="24"/>
+        </w:rPr>
       </w:r>
     </w:p>
     <w:p>
@@ -2934,94 +3407,12 @@
     </w:p>
     <w:p>
       <w:pPr>
-        <w:keepNext/>
-        <w:spacing w:before="280" w:after="80" w:line="360" w:lineRule="auto"/>
-        <w:jc w:val="both"/>
-      </w:pPr>
-      <w:r>
-        <w:rPr>
-          <w:rFonts w:ascii="Times New Roman" w:hAnsi="Times New Roman"/>
-          <w:color w:val="000000"/>
-          <w:sz w:val="24"/>
-        </w:rPr>
-      </w:r>
-      <w:drawing xmlns:a="http://schemas.openxmlformats.org/drawingml/2006/main">
-        <wp:inline wp14:editId="50D8560D" wp14:anchorId="2B74A7DD">
-          <wp:extent cx="5667375" cy="4886325"/>
-          <wp:effectExtent l="0" t="0" r="0" b="0"/>
-          <wp:docPr id="738647472" name="drawing"/>
-          <wp:cNvGraphicFramePr>
-            <a:graphicFrameLocks noChangeAspect="1"/>
-          </wp:cNvGraphicFramePr>
-          <a:graphic>
-            <a:graphicData uri="http://schemas.openxmlformats.org/drawingml/2006/picture">
-              <pic:pic xmlns:pic="http://schemas.openxmlformats.org/drawingml/2006/picture">
-                <pic:nvPicPr>
-                  <pic:cNvPr id="738647472" name="Picture 738647472"/>
-                  <pic:cNvPicPr/>
-                </pic:nvPicPr>
-                <pic:blipFill>
-                  <a:blip r:embed="rId1673157154">
-                    <a:extLst>
-                      <a:ext uri="{28A0092B-C50C-407E-A947-70E740481C1C}">
-                        <a14:useLocalDpi xmlns:a14="http://schemas.microsoft.com/office/drawing/2010/main"/>
-                      </a:ext>
-                    </a:extLst>
-                  </a:blip>
-                  <a:stretch>
-                    <a:fillRect/>
-                  </a:stretch>
-                </pic:blipFill>
-                <pic:spPr>
-                  <a:xfrm>
-                    <a:off x="0" y="0"/>
-                    <a:ext cx="5667375" cy="4886325"/>
-                  </a:xfrm>
-                  <a:prstGeom prst="rect">
-                    <a:avLst/>
-                  </a:prstGeom>
-                </pic:spPr>
-              </pic:pic>
-            </a:graphicData>
-          </a:graphic>
-        </wp:inline>
-      </w:drawing>
-    </w:p>
-    <w:p>
-      <w:pPr>
-        <w:spacing w:before="40" w:after="280" w:line="360" w:lineRule="auto"/>
-        <w:jc w:val="both"/>
-      </w:pPr>
-      <w:r>
-        <w:rPr>
-          <w:rFonts w:ascii="Times New Roman" w:hAnsi="Times New Roman"/>
-          <w:b/>
-          <w:i w:val="0"/>
-          <w:color w:val="000000"/>
-          <w:sz w:val="20"/>
-        </w:rPr>
-        <w:t xml:space="preserve">Figure 4.7: </w:t>
-      </w:r>
-      <w:r>
-        <w:rPr>
-          <w:rFonts w:ascii="Times New Roman" w:hAnsi="Times New Roman"/>
-          <w:b w:val="0"/>
-          <w:i/>
-          <w:color w:val="000000"/>
-          <w:sz w:val="20"/>
-        </w:rPr>
-        <w:t>Source Code Screenshot - Dual-Objective Multi-Tier Heuristic Engine (heuristic.py)</w:t>
-      </w:r>
-    </w:p>
-    <w:p>
-      <w:pPr>
         <w:spacing w:before="160" w:after="160" w:line="360" w:lineRule="auto"/>
         <w:jc w:val="both"/>
       </w:pPr>
     </w:p>
     <w:p>
       <w:pPr>
-        <w:keepNext/>
         <w:spacing w:before="240" w:after="80" w:line="360" w:lineRule="auto"/>
         <w:jc w:val="both"/>
       </w:pPr>
@@ -3050,6 +3441,69 @@
           <w:sz w:val="24"/>
         </w:rPr>
         <w:t>Code Module 4.4 implements the three benchmark baseline allocation algorithms used to validate the proposed heuristic:</w:t>
+      </w:r>
+    </w:p>
+    <w:p>
+      <w:pPr>
+        <w:spacing w:before="40" w:after="280"/>
+        <w:jc w:val="center"/>
+      </w:pPr>
+      <w:r>
+        <w:rPr>
+          <w:rFonts w:ascii="Times New Roman" w:hAnsi="Times New Roman"/>
+          <w:b/>
+          <w:color w:val="000000"/>
+          <w:sz w:val="20"/>
+        </w:rPr>
+        <w:t xml:space="preserve">Figure 4.8: </w:t>
+      </w:r>
+      <w:r>
+        <w:rPr>
+          <w:rFonts w:ascii="Times New Roman" w:hAnsi="Times New Roman"/>
+          <w:i/>
+          <w:color w:val="000000"/>
+          <w:sz w:val="20"/>
+        </w:rPr>
+        <w:t>Source Code Screenshot - Baseline Allocation Algorithms Implementation (heuristic.py)</w:t>
+      </w:r>
+    </w:p>
+    <w:p>
+      <w:pPr>
+        <w:spacing w:before="280" w:after="80"/>
+        <w:jc w:val="center"/>
+      </w:pPr>
+      <w:r>
+        <w:rPr>
+          <w:rFonts w:ascii="Times New Roman" w:hAnsi="Times New Roman"/>
+          <w:color w:val="000000"/>
+          <w:sz w:val="24"/>
+        </w:rPr>
+      </w:r>
+    </w:p>
+    <w:p>
+      <w:pPr>
+        <w:spacing w:before="280" w:after="80"/>
+        <w:jc w:val="center"/>
+      </w:pPr>
+      <w:r>
+        <w:rPr>
+          <w:rFonts w:ascii="Times New Roman" w:hAnsi="Times New Roman"/>
+          <w:color w:val="000000"/>
+          <w:sz w:val="24"/>
+        </w:rPr>
+      </w:r>
+    </w:p>
+    <w:p>
+      <w:pPr>
+        <w:spacing w:before="280" w:after="80"/>
+        <w:jc w:val="center"/>
+      </w:pPr>
+      <w:r>
+        <w:rPr>
+          <w:rFonts w:ascii="Times New Roman" w:hAnsi="Times New Roman"/>
+          <w:color w:val="000000"/>
+          <w:sz w:val="24"/>
+        </w:rPr>
       </w:r>
     </w:p>
     <w:p>
@@ -3162,94 +3616,12 @@
     </w:p>
     <w:p>
       <w:pPr>
-        <w:keepNext/>
-        <w:spacing w:before="280" w:after="80" w:line="360" w:lineRule="auto"/>
-        <w:jc w:val="both"/>
-      </w:pPr>
-      <w:r>
-        <w:rPr>
-          <w:rFonts w:ascii="Times New Roman" w:hAnsi="Times New Roman"/>
-          <w:color w:val="000000"/>
-          <w:sz w:val="24"/>
-        </w:rPr>
-      </w:r>
-      <w:drawing xmlns:a="http://schemas.openxmlformats.org/drawingml/2006/main">
-        <wp:inline wp14:editId="152CDD3D" wp14:anchorId="436391EC">
-          <wp:extent cx="5667375" cy="2800350"/>
-          <wp:effectExtent l="0" t="0" r="0" b="0"/>
-          <wp:docPr id="1918372037" name="drawing"/>
-          <wp:cNvGraphicFramePr>
-            <a:graphicFrameLocks noChangeAspect="1"/>
-          </wp:cNvGraphicFramePr>
-          <a:graphic>
-            <a:graphicData uri="http://schemas.openxmlformats.org/drawingml/2006/picture">
-              <pic:pic xmlns:pic="http://schemas.openxmlformats.org/drawingml/2006/picture">
-                <pic:nvPicPr>
-                  <pic:cNvPr id="1918372037" name="Picture 1918372037"/>
-                  <pic:cNvPicPr/>
-                </pic:nvPicPr>
-                <pic:blipFill>
-                  <a:blip r:embed="rId523206603">
-                    <a:extLst>
-                      <a:ext uri="{28A0092B-C50C-407E-A947-70E740481C1C}">
-                        <a14:useLocalDpi xmlns:a14="http://schemas.microsoft.com/office/drawing/2010/main"/>
-                      </a:ext>
-                    </a:extLst>
-                  </a:blip>
-                  <a:stretch>
-                    <a:fillRect/>
-                  </a:stretch>
-                </pic:blipFill>
-                <pic:spPr>
-                  <a:xfrm>
-                    <a:off x="0" y="0"/>
-                    <a:ext cx="5667375" cy="2800350"/>
-                  </a:xfrm>
-                  <a:prstGeom prst="rect">
-                    <a:avLst/>
-                  </a:prstGeom>
-                </pic:spPr>
-              </pic:pic>
-            </a:graphicData>
-          </a:graphic>
-        </wp:inline>
-      </w:drawing>
-    </w:p>
-    <w:p>
-      <w:pPr>
-        <w:spacing w:before="40" w:after="280" w:line="360" w:lineRule="auto"/>
-        <w:jc w:val="both"/>
-      </w:pPr>
-      <w:r>
-        <w:rPr>
-          <w:rFonts w:ascii="Times New Roman" w:hAnsi="Times New Roman"/>
-          <w:b/>
-          <w:i w:val="0"/>
-          <w:color w:val="000000"/>
-          <w:sz w:val="20"/>
-        </w:rPr>
-        <w:t xml:space="preserve">Figure 4.8: </w:t>
-      </w:r>
-      <w:r>
-        <w:rPr>
-          <w:rFonts w:ascii="Times New Roman" w:hAnsi="Times New Roman"/>
-          <w:b w:val="0"/>
-          <w:i/>
-          <w:color w:val="000000"/>
-          <w:sz w:val="20"/>
-        </w:rPr>
-        <w:t>Source Code Screenshot - Baseline Allocation Algorithms Implementation (heuristic.py)</w:t>
-      </w:r>
-    </w:p>
-    <w:p>
-      <w:pPr>
         <w:spacing w:before="160" w:after="160" w:line="360" w:lineRule="auto"/>
         <w:jc w:val="both"/>
       </w:pPr>
     </w:p>
     <w:p>
       <w:pPr>
-        <w:keepNext/>
         <w:spacing w:before="240" w:after="80" w:line="360" w:lineRule="auto"/>
         <w:jc w:val="both"/>
       </w:pPr>
@@ -3282,9 +3654,32 @@
     </w:p>
     <w:p>
       <w:pPr>
-        <w:keepNext/>
-        <w:spacing w:before="280" w:after="80" w:line="360" w:lineRule="auto"/>
-        <w:jc w:val="both"/>
+        <w:spacing w:before="40" w:after="280"/>
+        <w:jc w:val="center"/>
+      </w:pPr>
+      <w:r>
+        <w:rPr>
+          <w:rFonts w:ascii="Times New Roman" w:hAnsi="Times New Roman"/>
+          <w:b/>
+          <w:color w:val="000000"/>
+          <w:sz w:val="20"/>
+        </w:rPr>
+        <w:t xml:space="preserve">Figure 4.9: </w:t>
+      </w:r>
+      <w:r>
+        <w:rPr>
+          <w:rFonts w:ascii="Times New Roman" w:hAnsi="Times New Roman"/>
+          <w:i/>
+          <w:color w:val="000000"/>
+          <w:sz w:val="20"/>
+        </w:rPr>
+        <w:t>Source Code Screenshot - Streamlit Interactive Simulation Controller (modules/allocation.py)</w:t>
+      </w:r>
+    </w:p>
+    <w:p>
+      <w:pPr>
+        <w:spacing w:before="280" w:after="80"/>
+        <w:jc w:val="center"/>
       </w:pPr>
       <w:r>
         <w:rPr>
@@ -3293,72 +3688,31 @@
           <w:sz w:val="24"/>
         </w:rPr>
       </w:r>
-      <w:drawing xmlns:a="http://schemas.openxmlformats.org/drawingml/2006/main">
-        <wp:inline wp14:editId="60F9146F" wp14:anchorId="3882113A">
-          <wp:extent cx="5667375" cy="3495675"/>
-          <wp:effectExtent l="0" t="0" r="0" b="0"/>
-          <wp:docPr id="767359316" name="drawing"/>
-          <wp:cNvGraphicFramePr>
-            <a:graphicFrameLocks noChangeAspect="1"/>
-          </wp:cNvGraphicFramePr>
-          <a:graphic>
-            <a:graphicData uri="http://schemas.openxmlformats.org/drawingml/2006/picture">
-              <pic:pic xmlns:pic="http://schemas.openxmlformats.org/drawingml/2006/picture">
-                <pic:nvPicPr>
-                  <pic:cNvPr id="767359316" name="Picture 767359316"/>
-                  <pic:cNvPicPr/>
-                </pic:nvPicPr>
-                <pic:blipFill>
-                  <a:blip r:embed="rId1417358334">
-                    <a:extLst>
-                      <a:ext uri="{28A0092B-C50C-407E-A947-70E740481C1C}">
-                        <a14:useLocalDpi xmlns:a14="http://schemas.microsoft.com/office/drawing/2010/main"/>
-                      </a:ext>
-                    </a:extLst>
-                  </a:blip>
-                  <a:stretch>
-                    <a:fillRect/>
-                  </a:stretch>
-                </pic:blipFill>
-                <pic:spPr>
-                  <a:xfrm>
-                    <a:off x="0" y="0"/>
-                    <a:ext cx="5667375" cy="3495675"/>
-                  </a:xfrm>
-                  <a:prstGeom prst="rect">
-                    <a:avLst/>
-                  </a:prstGeom>
-                </pic:spPr>
-              </pic:pic>
-            </a:graphicData>
-          </a:graphic>
-        </wp:inline>
-      </w:drawing>
     </w:p>
     <w:p>
       <w:pPr>
-        <w:spacing w:before="40" w:after="280" w:line="360" w:lineRule="auto"/>
-        <w:jc w:val="both"/>
+        <w:spacing w:before="280" w:after="80"/>
+        <w:jc w:val="center"/>
       </w:pPr>
       <w:r>
         <w:rPr>
           <w:rFonts w:ascii="Times New Roman" w:hAnsi="Times New Roman"/>
-          <w:b/>
-          <w:i w:val="0"/>
           <w:color w:val="000000"/>
-          <w:sz w:val="20"/>
+          <w:sz w:val="24"/>
         </w:rPr>
-        <w:t xml:space="preserve">Figure 4.9: </w:t>
       </w:r>
+    </w:p>
+    <w:p>
+      <w:pPr>
+        <w:spacing w:before="280" w:after="80"/>
+        <w:jc w:val="center"/>
+      </w:pPr>
       <w:r>
         <w:rPr>
           <w:rFonts w:ascii="Times New Roman" w:hAnsi="Times New Roman"/>
-          <w:b w:val="0"/>
-          <w:i/>
           <w:color w:val="000000"/>
-          <w:sz w:val="20"/>
+          <w:sz w:val="24"/>
         </w:rPr>
-        <w:t>Source Code Screenshot - Streamlit Interactive Simulation Controller (modules/allocation.py)</w:t>
       </w:r>
     </w:p>
     <w:p>
@@ -3369,7 +3723,6 @@
     </w:p>
     <w:p>
       <w:pPr>
-        <w:keepNext/>
         <w:spacing w:before="280" w:after="120" w:line="360" w:lineRule="auto"/>
         <w:jc w:val="both"/>
       </w:pPr>
@@ -3402,7 +3755,6 @@
     </w:p>
     <w:p>
       <w:pPr>
-        <w:keepNext/>
         <w:spacing w:before="240" w:after="80" w:line="360" w:lineRule="auto"/>
         <w:jc w:val="both"/>
       </w:pPr>
@@ -3417,6 +3769,2109 @@
         <w:t>Table 4.2: System Test Cases and Execution Results Matrix</w:t>
       </w:r>
     </w:p>
+    <w:tbl>
+      <w:tblPr>
+        <w:tblW w:type="auto" w:w="0"/>
+        <w:jc w:val="center"/>
+        <w:tblLook w:firstColumn="1" w:firstRow="1" w:lastColumn="0" w:lastRow="0" w:noHBand="0" w:noVBand="1" w:val="04A0"/>
+        <w:tblBorders>
+          <w:top w:val="single" w:sz="4" w:space="0" w:color="CCCCCC"/>
+          <w:bottom w:val="single" w:sz="4" w:space="0" w:color="CCCCCC"/>
+          <w:left w:val="none"/>
+          <w:right w:val="none"/>
+          <w:insideH w:val="single" w:sz="4" w:space="0" w:color="CCCCCC"/>
+          <w:insideV w:val="none"/>
+        </w:tblBorders>
+      </w:tblPr>
+      <w:tblGrid>
+        <w:gridCol w:w="1560"/>
+        <w:gridCol w:w="1560"/>
+        <w:gridCol w:w="1560"/>
+        <w:gridCol w:w="1560"/>
+        <w:gridCol w:w="1560"/>
+        <w:gridCol w:w="1560"/>
+      </w:tblGrid>
+      <w:tr>
+        <w:tc>
+          <w:tcPr>
+            <w:tcW w:type="dxa" w:w="1560"/>
+            <w:shd w:fill="F2F2F2"/>
+            <w:tcMar>
+              <w:top w:w="140" w:type="dxa"/>
+              <w:bottom w:w="140" w:type="dxa"/>
+              <w:left w:w="180" w:type="dxa"/>
+              <w:right w:w="180" w:type="dxa"/>
+            </w:tcMar>
+          </w:tcPr>
+          <w:p>
+            <w:pPr>
+              <w:spacing w:line="276" w:lineRule="auto"/>
+              <w:jc w:val="left"/>
+            </w:pPr>
+            <w:r>
+              <w:rPr>
+                <w:rFonts w:ascii="Times New Roman" w:hAnsi="Times New Roman"/>
+                <w:b/>
+                <w:color w:val="000000"/>
+                <w:sz w:val="21"/>
+              </w:rPr>
+              <w:t>Test ID</w:t>
+            </w:r>
+          </w:p>
+        </w:tc>
+        <w:tc>
+          <w:tcPr>
+            <w:tcW w:type="dxa" w:w="1560"/>
+            <w:shd w:fill="F2F2F2"/>
+            <w:tcMar>
+              <w:top w:w="140" w:type="dxa"/>
+              <w:bottom w:w="140" w:type="dxa"/>
+              <w:left w:w="180" w:type="dxa"/>
+              <w:right w:w="180" w:type="dxa"/>
+            </w:tcMar>
+          </w:tcPr>
+          <w:p>
+            <w:pPr>
+              <w:spacing w:line="276" w:lineRule="auto"/>
+              <w:jc w:val="left"/>
+            </w:pPr>
+            <w:r>
+              <w:rPr>
+                <w:rFonts w:ascii="Times New Roman" w:hAnsi="Times New Roman"/>
+                <w:b/>
+                <w:color w:val="000000"/>
+                <w:sz w:val="21"/>
+              </w:rPr>
+              <w:t>Target Module / Component</w:t>
+            </w:r>
+          </w:p>
+        </w:tc>
+        <w:tc>
+          <w:tcPr>
+            <w:tcW w:type="dxa" w:w="1560"/>
+            <w:shd w:fill="F2F2F2"/>
+            <w:tcMar>
+              <w:top w:w="140" w:type="dxa"/>
+              <w:bottom w:w="140" w:type="dxa"/>
+              <w:left w:w="180" w:type="dxa"/>
+              <w:right w:w="180" w:type="dxa"/>
+            </w:tcMar>
+          </w:tcPr>
+          <w:p>
+            <w:pPr>
+              <w:spacing w:line="276" w:lineRule="auto"/>
+              <w:jc w:val="left"/>
+            </w:pPr>
+            <w:r>
+              <w:rPr>
+                <w:rFonts w:ascii="Times New Roman" w:hAnsi="Times New Roman"/>
+                <w:b/>
+                <w:color w:val="000000"/>
+                <w:sz w:val="21"/>
+              </w:rPr>
+              <w:t>Test Objective and Inputs</w:t>
+            </w:r>
+          </w:p>
+        </w:tc>
+        <w:tc>
+          <w:tcPr>
+            <w:tcW w:type="dxa" w:w="1560"/>
+            <w:shd w:fill="F2F2F2"/>
+            <w:tcMar>
+              <w:top w:w="140" w:type="dxa"/>
+              <w:bottom w:w="140" w:type="dxa"/>
+              <w:left w:w="180" w:type="dxa"/>
+              <w:right w:w="180" w:type="dxa"/>
+            </w:tcMar>
+          </w:tcPr>
+          <w:p>
+            <w:pPr>
+              <w:spacing w:line="276" w:lineRule="auto"/>
+              <w:jc w:val="left"/>
+            </w:pPr>
+            <w:r>
+              <w:rPr>
+                <w:rFonts w:ascii="Times New Roman" w:hAnsi="Times New Roman"/>
+                <w:b/>
+                <w:color w:val="000000"/>
+                <w:sz w:val="21"/>
+              </w:rPr>
+              <w:t>Expected Output</w:t>
+            </w:r>
+          </w:p>
+        </w:tc>
+        <w:tc>
+          <w:tcPr>
+            <w:tcW w:type="dxa" w:w="1560"/>
+            <w:shd w:fill="F2F2F2"/>
+            <w:tcMar>
+              <w:top w:w="140" w:type="dxa"/>
+              <w:bottom w:w="140" w:type="dxa"/>
+              <w:left w:w="180" w:type="dxa"/>
+              <w:right w:w="180" w:type="dxa"/>
+            </w:tcMar>
+          </w:tcPr>
+          <w:p>
+            <w:pPr>
+              <w:spacing w:line="276" w:lineRule="auto"/>
+              <w:jc w:val="left"/>
+            </w:pPr>
+            <w:r>
+              <w:rPr>
+                <w:rFonts w:ascii="Times New Roman" w:hAnsi="Times New Roman"/>
+                <w:b/>
+                <w:color w:val="000000"/>
+                <w:sz w:val="21"/>
+              </w:rPr>
+              <w:t>Actual Output</w:t>
+            </w:r>
+          </w:p>
+        </w:tc>
+        <w:tc>
+          <w:tcPr>
+            <w:tcW w:type="dxa" w:w="1560"/>
+            <w:shd w:fill="F2F2F2"/>
+            <w:tcMar>
+              <w:top w:w="140" w:type="dxa"/>
+              <w:bottom w:w="140" w:type="dxa"/>
+              <w:left w:w="180" w:type="dxa"/>
+              <w:right w:w="180" w:type="dxa"/>
+            </w:tcMar>
+          </w:tcPr>
+          <w:p>
+            <w:pPr>
+              <w:spacing w:line="276" w:lineRule="auto"/>
+              <w:jc w:val="left"/>
+            </w:pPr>
+            <w:r>
+              <w:rPr>
+                <w:rFonts w:ascii="Times New Roman" w:hAnsi="Times New Roman"/>
+                <w:b/>
+                <w:color w:val="000000"/>
+                <w:sz w:val="21"/>
+              </w:rPr>
+              <w:t>Status</w:t>
+            </w:r>
+          </w:p>
+        </w:tc>
+      </w:tr>
+      <w:tr>
+        <w:tc>
+          <w:tcPr>
+            <w:tcW w:type="dxa" w:w="1560"/>
+            <w:shd w:fill="FFFFFF"/>
+            <w:tcMar>
+              <w:top w:w="100" w:type="dxa"/>
+              <w:bottom w:w="100" w:type="dxa"/>
+              <w:left w:w="150" w:type="dxa"/>
+              <w:right w:w="150" w:type="dxa"/>
+            </w:tcMar>
+          </w:tcPr>
+          <w:p>
+            <w:pPr>
+              <w:spacing w:line="276" w:lineRule="auto"/>
+              <w:jc w:val="left"/>
+            </w:pPr>
+            <w:r>
+              <w:rPr>
+                <w:rFonts w:ascii="Times New Roman" w:hAnsi="Times New Roman"/>
+                <w:color w:val="000000"/>
+                <w:sz w:val="20"/>
+              </w:rPr>
+              <w:t>TC-01</w:t>
+            </w:r>
+          </w:p>
+        </w:tc>
+        <w:tc>
+          <w:tcPr>
+            <w:tcW w:type="dxa" w:w="1560"/>
+            <w:shd w:fill="FFFFFF"/>
+            <w:tcMar>
+              <w:top w:w="100" w:type="dxa"/>
+              <w:bottom w:w="100" w:type="dxa"/>
+              <w:left w:w="150" w:type="dxa"/>
+              <w:right w:w="150" w:type="dxa"/>
+            </w:tcMar>
+          </w:tcPr>
+          <w:p>
+            <w:pPr>
+              <w:spacing w:line="276" w:lineRule="auto"/>
+              <w:jc w:val="left"/>
+            </w:pPr>
+            <w:r>
+              <w:rPr>
+                <w:rFonts w:ascii="Times New Roman" w:hAnsi="Times New Roman"/>
+                <w:color w:val="000000"/>
+                <w:sz w:val="20"/>
+              </w:rPr>
+              <w:t>Heuristic Engine</w:t>
+            </w:r>
+          </w:p>
+        </w:tc>
+        <w:tc>
+          <w:tcPr>
+            <w:tcW w:type="dxa" w:w="1560"/>
+            <w:shd w:fill="FFFFFF"/>
+            <w:tcMar>
+              <w:top w:w="100" w:type="dxa"/>
+              <w:bottom w:w="100" w:type="dxa"/>
+              <w:left w:w="150" w:type="dxa"/>
+              <w:right w:w="150" w:type="dxa"/>
+            </w:tcMar>
+          </w:tcPr>
+          <w:p>
+            <w:pPr>
+              <w:spacing w:line="276" w:lineRule="auto"/>
+              <w:jc w:val="left"/>
+            </w:pPr>
+            <w:r>
+              <w:rPr>
+                <w:rFonts w:ascii="Times New Roman" w:hAnsi="Times New Roman"/>
+                <w:color w:val="000000"/>
+                <w:sz w:val="20"/>
+              </w:rPr>
+              <w:t>Set α = 1.0, β = 0.0 (Pure Cost Mode)</w:t>
+            </w:r>
+          </w:p>
+        </w:tc>
+        <w:tc>
+          <w:tcPr>
+            <w:tcW w:type="dxa" w:w="1560"/>
+            <w:shd w:fill="FFFFFF"/>
+            <w:tcMar>
+              <w:top w:w="100" w:type="dxa"/>
+              <w:bottom w:w="100" w:type="dxa"/>
+              <w:left w:w="150" w:type="dxa"/>
+              <w:right w:w="150" w:type="dxa"/>
+            </w:tcMar>
+          </w:tcPr>
+          <w:p>
+            <w:pPr>
+              <w:spacing w:line="276" w:lineRule="auto"/>
+              <w:jc w:val="left"/>
+            </w:pPr>
+            <w:r>
+              <w:rPr>
+                <w:rFonts w:ascii="Times New Roman" w:hAnsi="Times New Roman"/>
+                <w:color w:val="000000"/>
+                <w:sz w:val="20"/>
+              </w:rPr>
+              <w:t>Select tier with lowest total cost (Object Storage)</w:t>
+            </w:r>
+          </w:p>
+        </w:tc>
+        <w:tc>
+          <w:tcPr>
+            <w:tcW w:type="dxa" w:w="1560"/>
+            <w:shd w:fill="FFFFFF"/>
+            <w:tcMar>
+              <w:top w:w="100" w:type="dxa"/>
+              <w:bottom w:w="100" w:type="dxa"/>
+              <w:left w:w="150" w:type="dxa"/>
+              <w:right w:w="150" w:type="dxa"/>
+            </w:tcMar>
+          </w:tcPr>
+          <w:p>
+            <w:pPr>
+              <w:spacing w:line="276" w:lineRule="auto"/>
+              <w:jc w:val="left"/>
+            </w:pPr>
+            <w:r>
+              <w:rPr>
+                <w:rFonts w:ascii="Times New Roman" w:hAnsi="Times New Roman"/>
+                <w:color w:val="000000"/>
+                <w:sz w:val="20"/>
+              </w:rPr>
+              <w:t>Selected Object Storage ($0.02/GB)</w:t>
+            </w:r>
+          </w:p>
+        </w:tc>
+        <w:tc>
+          <w:tcPr>
+            <w:tcW w:type="dxa" w:w="1560"/>
+            <w:shd w:fill="FFFFFF"/>
+            <w:tcMar>
+              <w:top w:w="100" w:type="dxa"/>
+              <w:bottom w:w="100" w:type="dxa"/>
+              <w:left w:w="150" w:type="dxa"/>
+              <w:right w:w="150" w:type="dxa"/>
+            </w:tcMar>
+          </w:tcPr>
+          <w:p>
+            <w:pPr>
+              <w:spacing w:line="276" w:lineRule="auto"/>
+              <w:jc w:val="left"/>
+            </w:pPr>
+            <w:r>
+              <w:rPr>
+                <w:rFonts w:ascii="Times New Roman" w:hAnsi="Times New Roman"/>
+                <w:color w:val="000000"/>
+                <w:sz w:val="20"/>
+              </w:rPr>
+              <w:t>PASS</w:t>
+            </w:r>
+          </w:p>
+        </w:tc>
+      </w:tr>
+      <w:tr>
+        <w:tc>
+          <w:tcPr>
+            <w:tcW w:type="dxa" w:w="1560"/>
+            <w:shd w:fill="FAFAFA"/>
+            <w:tcMar>
+              <w:top w:w="100" w:type="dxa"/>
+              <w:bottom w:w="100" w:type="dxa"/>
+              <w:left w:w="150" w:type="dxa"/>
+              <w:right w:w="150" w:type="dxa"/>
+            </w:tcMar>
+          </w:tcPr>
+          <w:p>
+            <w:pPr>
+              <w:spacing w:line="276" w:lineRule="auto"/>
+              <w:jc w:val="left"/>
+            </w:pPr>
+            <w:r>
+              <w:rPr>
+                <w:rFonts w:ascii="Times New Roman" w:hAnsi="Times New Roman"/>
+                <w:color w:val="000000"/>
+                <w:sz w:val="20"/>
+              </w:rPr>
+              <w:t>TC-02</w:t>
+            </w:r>
+          </w:p>
+        </w:tc>
+        <w:tc>
+          <w:tcPr>
+            <w:tcW w:type="dxa" w:w="1560"/>
+            <w:shd w:fill="FAFAFA"/>
+            <w:tcMar>
+              <w:top w:w="100" w:type="dxa"/>
+              <w:bottom w:w="100" w:type="dxa"/>
+              <w:left w:w="150" w:type="dxa"/>
+              <w:right w:w="150" w:type="dxa"/>
+            </w:tcMar>
+          </w:tcPr>
+          <w:p>
+            <w:pPr>
+              <w:spacing w:line="276" w:lineRule="auto"/>
+              <w:jc w:val="left"/>
+            </w:pPr>
+            <w:r>
+              <w:rPr>
+                <w:rFonts w:ascii="Times New Roman" w:hAnsi="Times New Roman"/>
+                <w:color w:val="000000"/>
+                <w:sz w:val="20"/>
+              </w:rPr>
+              <w:t>Heuristic Engine</w:t>
+            </w:r>
+          </w:p>
+        </w:tc>
+        <w:tc>
+          <w:tcPr>
+            <w:tcW w:type="dxa" w:w="1560"/>
+            <w:shd w:fill="FAFAFA"/>
+            <w:tcMar>
+              <w:top w:w="100" w:type="dxa"/>
+              <w:bottom w:w="100" w:type="dxa"/>
+              <w:left w:w="150" w:type="dxa"/>
+              <w:right w:w="150" w:type="dxa"/>
+            </w:tcMar>
+          </w:tcPr>
+          <w:p>
+            <w:pPr>
+              <w:spacing w:line="276" w:lineRule="auto"/>
+              <w:jc w:val="left"/>
+            </w:pPr>
+            <w:r>
+              <w:rPr>
+                <w:rFonts w:ascii="Times New Roman" w:hAnsi="Times New Roman"/>
+                <w:color w:val="000000"/>
+                <w:sz w:val="20"/>
+              </w:rPr>
+              <w:t>Set α = 0.0, β = 1.0 (Pure SLA Mode)</w:t>
+            </w:r>
+          </w:p>
+        </w:tc>
+        <w:tc>
+          <w:tcPr>
+            <w:tcW w:type="dxa" w:w="1560"/>
+            <w:shd w:fill="FAFAFA"/>
+            <w:tcMar>
+              <w:top w:w="100" w:type="dxa"/>
+              <w:bottom w:w="100" w:type="dxa"/>
+              <w:left w:w="150" w:type="dxa"/>
+              <w:right w:w="150" w:type="dxa"/>
+            </w:tcMar>
+          </w:tcPr>
+          <w:p>
+            <w:pPr>
+              <w:spacing w:line="276" w:lineRule="auto"/>
+              <w:jc w:val="left"/>
+            </w:pPr>
+            <w:r>
+              <w:rPr>
+                <w:rFonts w:ascii="Times New Roman" w:hAnsi="Times New Roman"/>
+                <w:color w:val="000000"/>
+                <w:sz w:val="20"/>
+              </w:rPr>
+              <w:t>Select tier with highest SLA availability (Block Storage)</w:t>
+            </w:r>
+          </w:p>
+        </w:tc>
+        <w:tc>
+          <w:tcPr>
+            <w:tcW w:type="dxa" w:w="1560"/>
+            <w:shd w:fill="FAFAFA"/>
+            <w:tcMar>
+              <w:top w:w="100" w:type="dxa"/>
+              <w:bottom w:w="100" w:type="dxa"/>
+              <w:left w:w="150" w:type="dxa"/>
+              <w:right w:w="150" w:type="dxa"/>
+            </w:tcMar>
+          </w:tcPr>
+          <w:p>
+            <w:pPr>
+              <w:spacing w:line="276" w:lineRule="auto"/>
+              <w:jc w:val="left"/>
+            </w:pPr>
+            <w:r>
+              <w:rPr>
+                <w:rFonts w:ascii="Times New Roman" w:hAnsi="Times New Roman"/>
+                <w:color w:val="000000"/>
+                <w:sz w:val="20"/>
+              </w:rPr>
+              <w:t>Selected Block Storage (99.999%)</w:t>
+            </w:r>
+          </w:p>
+        </w:tc>
+        <w:tc>
+          <w:tcPr>
+            <w:tcW w:type="dxa" w:w="1560"/>
+            <w:shd w:fill="FAFAFA"/>
+            <w:tcMar>
+              <w:top w:w="100" w:type="dxa"/>
+              <w:bottom w:w="100" w:type="dxa"/>
+              <w:left w:w="150" w:type="dxa"/>
+              <w:right w:w="150" w:type="dxa"/>
+            </w:tcMar>
+          </w:tcPr>
+          <w:p>
+            <w:pPr>
+              <w:spacing w:line="276" w:lineRule="auto"/>
+              <w:jc w:val="left"/>
+            </w:pPr>
+            <w:r>
+              <w:rPr>
+                <w:rFonts w:ascii="Times New Roman" w:hAnsi="Times New Roman"/>
+                <w:color w:val="000000"/>
+                <w:sz w:val="20"/>
+              </w:rPr>
+              <w:t>PASS</w:t>
+            </w:r>
+          </w:p>
+        </w:tc>
+      </w:tr>
+      <w:tr>
+        <w:tc>
+          <w:tcPr>
+            <w:tcW w:type="dxa" w:w="1560"/>
+            <w:shd w:fill="FFFFFF"/>
+            <w:tcMar>
+              <w:top w:w="100" w:type="dxa"/>
+              <w:bottom w:w="100" w:type="dxa"/>
+              <w:left w:w="150" w:type="dxa"/>
+              <w:right w:w="150" w:type="dxa"/>
+            </w:tcMar>
+          </w:tcPr>
+          <w:p>
+            <w:pPr>
+              <w:spacing w:line="276" w:lineRule="auto"/>
+              <w:jc w:val="left"/>
+            </w:pPr>
+            <w:r>
+              <w:rPr>
+                <w:rFonts w:ascii="Times New Roman" w:hAnsi="Times New Roman"/>
+                <w:color w:val="000000"/>
+                <w:sz w:val="20"/>
+              </w:rPr>
+              <w:t>TC-03</w:t>
+            </w:r>
+          </w:p>
+        </w:tc>
+        <w:tc>
+          <w:tcPr>
+            <w:tcW w:type="dxa" w:w="1560"/>
+            <w:shd w:fill="FFFFFF"/>
+            <w:tcMar>
+              <w:top w:w="100" w:type="dxa"/>
+              <w:bottom w:w="100" w:type="dxa"/>
+              <w:left w:w="150" w:type="dxa"/>
+              <w:right w:w="150" w:type="dxa"/>
+            </w:tcMar>
+          </w:tcPr>
+          <w:p>
+            <w:pPr>
+              <w:spacing w:line="276" w:lineRule="auto"/>
+              <w:jc w:val="left"/>
+            </w:pPr>
+            <w:r>
+              <w:rPr>
+                <w:rFonts w:ascii="Times New Roman" w:hAnsi="Times New Roman"/>
+                <w:color w:val="000000"/>
+                <w:sz w:val="20"/>
+              </w:rPr>
+              <w:t>Constraints Filter</w:t>
+            </w:r>
+          </w:p>
+        </w:tc>
+        <w:tc>
+          <w:tcPr>
+            <w:tcW w:type="dxa" w:w="1560"/>
+            <w:shd w:fill="FFFFFF"/>
+            <w:tcMar>
+              <w:top w:w="100" w:type="dxa"/>
+              <w:bottom w:w="100" w:type="dxa"/>
+              <w:left w:w="150" w:type="dxa"/>
+              <w:right w:w="150" w:type="dxa"/>
+            </w:tcMar>
+          </w:tcPr>
+          <w:p>
+            <w:pPr>
+              <w:spacing w:line="276" w:lineRule="auto"/>
+              <w:jc w:val="left"/>
+            </w:pPr>
+            <w:r>
+              <w:rPr>
+                <w:rFonts w:ascii="Times New Roman" w:hAnsi="Times New Roman"/>
+                <w:color w:val="000000"/>
+                <w:sz w:val="20"/>
+              </w:rPr>
+              <w:t>Request SLA = 99.999%, Latency = 5.0ms</w:t>
+            </w:r>
+          </w:p>
+        </w:tc>
+        <w:tc>
+          <w:tcPr>
+            <w:tcW w:type="dxa" w:w="1560"/>
+            <w:shd w:fill="FFFFFF"/>
+            <w:tcMar>
+              <w:top w:w="100" w:type="dxa"/>
+              <w:bottom w:w="100" w:type="dxa"/>
+              <w:left w:w="150" w:type="dxa"/>
+              <w:right w:w="150" w:type="dxa"/>
+            </w:tcMar>
+          </w:tcPr>
+          <w:p>
+            <w:pPr>
+              <w:spacing w:line="276" w:lineRule="auto"/>
+              <w:jc w:val="left"/>
+            </w:pPr>
+            <w:r>
+              <w:rPr>
+                <w:rFonts w:ascii="Times New Roman" w:hAnsi="Times New Roman"/>
+                <w:color w:val="000000"/>
+                <w:sz w:val="20"/>
+              </w:rPr>
+              <w:t>Filter out File and Object tiers due to SLA/latency rules</w:t>
+            </w:r>
+          </w:p>
+        </w:tc>
+        <w:tc>
+          <w:tcPr>
+            <w:tcW w:type="dxa" w:w="1560"/>
+            <w:shd w:fill="FFFFFF"/>
+            <w:tcMar>
+              <w:top w:w="100" w:type="dxa"/>
+              <w:bottom w:w="100" w:type="dxa"/>
+              <w:left w:w="150" w:type="dxa"/>
+              <w:right w:w="150" w:type="dxa"/>
+            </w:tcMar>
+          </w:tcPr>
+          <w:p>
+            <w:pPr>
+              <w:spacing w:line="276" w:lineRule="auto"/>
+              <w:jc w:val="left"/>
+            </w:pPr>
+            <w:r>
+              <w:rPr>
+                <w:rFonts w:ascii="Times New Roman" w:hAnsi="Times New Roman"/>
+                <w:color w:val="000000"/>
+                <w:sz w:val="20"/>
+              </w:rPr>
+              <w:t>Only Block Storage evaluated</w:t>
+            </w:r>
+          </w:p>
+        </w:tc>
+        <w:tc>
+          <w:tcPr>
+            <w:tcW w:type="dxa" w:w="1560"/>
+            <w:shd w:fill="FFFFFF"/>
+            <w:tcMar>
+              <w:top w:w="100" w:type="dxa"/>
+              <w:bottom w:w="100" w:type="dxa"/>
+              <w:left w:w="150" w:type="dxa"/>
+              <w:right w:w="150" w:type="dxa"/>
+            </w:tcMar>
+          </w:tcPr>
+          <w:p>
+            <w:pPr>
+              <w:spacing w:line="276" w:lineRule="auto"/>
+              <w:jc w:val="left"/>
+            </w:pPr>
+            <w:r>
+              <w:rPr>
+                <w:rFonts w:ascii="Times New Roman" w:hAnsi="Times New Roman"/>
+                <w:color w:val="000000"/>
+                <w:sz w:val="20"/>
+              </w:rPr>
+              <w:t>PASS</w:t>
+            </w:r>
+          </w:p>
+        </w:tc>
+      </w:tr>
+      <w:tr>
+        <w:tc>
+          <w:tcPr>
+            <w:tcW w:type="dxa" w:w="1560"/>
+            <w:shd w:fill="FAFAFA"/>
+            <w:tcMar>
+              <w:top w:w="100" w:type="dxa"/>
+              <w:bottom w:w="100" w:type="dxa"/>
+              <w:left w:w="150" w:type="dxa"/>
+              <w:right w:w="150" w:type="dxa"/>
+            </w:tcMar>
+          </w:tcPr>
+          <w:p>
+            <w:pPr>
+              <w:spacing w:line="276" w:lineRule="auto"/>
+              <w:jc w:val="left"/>
+            </w:pPr>
+            <w:r>
+              <w:rPr>
+                <w:rFonts w:ascii="Times New Roman" w:hAnsi="Times New Roman"/>
+                <w:color w:val="000000"/>
+                <w:sz w:val="20"/>
+              </w:rPr>
+              <w:t>TC-04</w:t>
+            </w:r>
+          </w:p>
+        </w:tc>
+        <w:tc>
+          <w:tcPr>
+            <w:tcW w:type="dxa" w:w="1560"/>
+            <w:shd w:fill="FAFAFA"/>
+            <w:tcMar>
+              <w:top w:w="100" w:type="dxa"/>
+              <w:bottom w:w="100" w:type="dxa"/>
+              <w:left w:w="150" w:type="dxa"/>
+              <w:right w:w="150" w:type="dxa"/>
+            </w:tcMar>
+          </w:tcPr>
+          <w:p>
+            <w:pPr>
+              <w:spacing w:line="276" w:lineRule="auto"/>
+              <w:jc w:val="left"/>
+            </w:pPr>
+            <w:r>
+              <w:rPr>
+                <w:rFonts w:ascii="Times New Roman" w:hAnsi="Times New Roman"/>
+                <w:color w:val="000000"/>
+                <w:sz w:val="20"/>
+              </w:rPr>
+              <w:t>Budget Enforcement</w:t>
+            </w:r>
+          </w:p>
+        </w:tc>
+        <w:tc>
+          <w:tcPr>
+            <w:tcW w:type="dxa" w:w="1560"/>
+            <w:shd w:fill="FAFAFA"/>
+            <w:tcMar>
+              <w:top w:w="100" w:type="dxa"/>
+              <w:bottom w:w="100" w:type="dxa"/>
+              <w:left w:w="150" w:type="dxa"/>
+              <w:right w:w="150" w:type="dxa"/>
+            </w:tcMar>
+          </w:tcPr>
+          <w:p>
+            <w:pPr>
+              <w:spacing w:line="276" w:lineRule="auto"/>
+              <w:jc w:val="left"/>
+            </w:pPr>
+            <w:r>
+              <w:rPr>
+                <w:rFonts w:ascii="Times New Roman" w:hAnsi="Times New Roman"/>
+                <w:color w:val="000000"/>
+                <w:sz w:val="20"/>
+              </w:rPr>
+              <w:t>Set Budget = $10.00 for 200 GB Block Storage ($30 cost)</w:t>
+            </w:r>
+          </w:p>
+        </w:tc>
+        <w:tc>
+          <w:tcPr>
+            <w:tcW w:type="dxa" w:w="1560"/>
+            <w:shd w:fill="FAFAFA"/>
+            <w:tcMar>
+              <w:top w:w="100" w:type="dxa"/>
+              <w:bottom w:w="100" w:type="dxa"/>
+              <w:left w:w="150" w:type="dxa"/>
+              <w:right w:w="150" w:type="dxa"/>
+            </w:tcMar>
+          </w:tcPr>
+          <w:p>
+            <w:pPr>
+              <w:spacing w:line="276" w:lineRule="auto"/>
+              <w:jc w:val="left"/>
+            </w:pPr>
+            <w:r>
+              <w:rPr>
+                <w:rFonts w:ascii="Times New Roman" w:hAnsi="Times New Roman"/>
+                <w:color w:val="000000"/>
+                <w:sz w:val="20"/>
+              </w:rPr>
+              <w:t>Return budget violation warning specifying closest tier</w:t>
+            </w:r>
+          </w:p>
+        </w:tc>
+        <w:tc>
+          <w:tcPr>
+            <w:tcW w:type="dxa" w:w="1560"/>
+            <w:shd w:fill="FAFAFA"/>
+            <w:tcMar>
+              <w:top w:w="100" w:type="dxa"/>
+              <w:bottom w:w="100" w:type="dxa"/>
+              <w:left w:w="150" w:type="dxa"/>
+              <w:right w:w="150" w:type="dxa"/>
+            </w:tcMar>
+          </w:tcPr>
+          <w:p>
+            <w:pPr>
+              <w:spacing w:line="276" w:lineRule="auto"/>
+              <w:jc w:val="left"/>
+            </w:pPr>
+            <w:r>
+              <w:rPr>
+                <w:rFonts w:ascii="Times New Roman" w:hAnsi="Times New Roman"/>
+                <w:color w:val="000000"/>
+                <w:sz w:val="20"/>
+              </w:rPr>
+              <w:t>Returned budget violation warning message</w:t>
+            </w:r>
+          </w:p>
+        </w:tc>
+        <w:tc>
+          <w:tcPr>
+            <w:tcW w:type="dxa" w:w="1560"/>
+            <w:shd w:fill="FAFAFA"/>
+            <w:tcMar>
+              <w:top w:w="100" w:type="dxa"/>
+              <w:bottom w:w="100" w:type="dxa"/>
+              <w:left w:w="150" w:type="dxa"/>
+              <w:right w:w="150" w:type="dxa"/>
+            </w:tcMar>
+          </w:tcPr>
+          <w:p>
+            <w:pPr>
+              <w:spacing w:line="276" w:lineRule="auto"/>
+              <w:jc w:val="left"/>
+            </w:pPr>
+            <w:r>
+              <w:rPr>
+                <w:rFonts w:ascii="Times New Roman" w:hAnsi="Times New Roman"/>
+                <w:color w:val="000000"/>
+                <w:sz w:val="20"/>
+              </w:rPr>
+              <w:t>PASS</w:t>
+            </w:r>
+          </w:p>
+        </w:tc>
+      </w:tr>
+      <w:tr>
+        <w:tc>
+          <w:tcPr>
+            <w:tcW w:type="dxa" w:w="1560"/>
+            <w:shd w:fill="FFFFFF"/>
+            <w:tcMar>
+              <w:top w:w="100" w:type="dxa"/>
+              <w:bottom w:w="100" w:type="dxa"/>
+              <w:left w:w="150" w:type="dxa"/>
+              <w:right w:w="150" w:type="dxa"/>
+            </w:tcMar>
+          </w:tcPr>
+          <w:p>
+            <w:pPr>
+              <w:spacing w:line="276" w:lineRule="auto"/>
+              <w:jc w:val="left"/>
+            </w:pPr>
+            <w:r>
+              <w:rPr>
+                <w:rFonts w:ascii="Times New Roman" w:hAnsi="Times New Roman"/>
+                <w:color w:val="000000"/>
+                <w:sz w:val="20"/>
+              </w:rPr>
+              <w:t>TC-05</w:t>
+            </w:r>
+          </w:p>
+        </w:tc>
+        <w:tc>
+          <w:tcPr>
+            <w:tcW w:type="dxa" w:w="1560"/>
+            <w:shd w:fill="FFFFFF"/>
+            <w:tcMar>
+              <w:top w:w="100" w:type="dxa"/>
+              <w:bottom w:w="100" w:type="dxa"/>
+              <w:left w:w="150" w:type="dxa"/>
+              <w:right w:w="150" w:type="dxa"/>
+            </w:tcMar>
+          </w:tcPr>
+          <w:p>
+            <w:pPr>
+              <w:spacing w:line="276" w:lineRule="auto"/>
+              <w:jc w:val="left"/>
+            </w:pPr>
+            <w:r>
+              <w:rPr>
+                <w:rFonts w:ascii="Times New Roman" w:hAnsi="Times New Roman"/>
+                <w:color w:val="000000"/>
+                <w:sz w:val="20"/>
+              </w:rPr>
+              <w:t>Database Layer</w:t>
+            </w:r>
+          </w:p>
+        </w:tc>
+        <w:tc>
+          <w:tcPr>
+            <w:tcW w:type="dxa" w:w="1560"/>
+            <w:shd w:fill="FFFFFF"/>
+            <w:tcMar>
+              <w:top w:w="100" w:type="dxa"/>
+              <w:bottom w:w="100" w:type="dxa"/>
+              <w:left w:w="150" w:type="dxa"/>
+              <w:right w:w="150" w:type="dxa"/>
+            </w:tcMar>
+          </w:tcPr>
+          <w:p>
+            <w:pPr>
+              <w:spacing w:line="276" w:lineRule="auto"/>
+              <w:jc w:val="left"/>
+            </w:pPr>
+            <w:r>
+              <w:rPr>
+                <w:rFonts w:ascii="Times New Roman" w:hAnsi="Times New Roman"/>
+                <w:color w:val="000000"/>
+                <w:sz w:val="20"/>
+              </w:rPr>
+              <w:t>Execute allocation &amp; check SQLite transaction log</w:t>
+            </w:r>
+          </w:p>
+        </w:tc>
+        <w:tc>
+          <w:tcPr>
+            <w:tcW w:type="dxa" w:w="1560"/>
+            <w:shd w:fill="FFFFFF"/>
+            <w:tcMar>
+              <w:top w:w="100" w:type="dxa"/>
+              <w:bottom w:w="100" w:type="dxa"/>
+              <w:left w:w="150" w:type="dxa"/>
+              <w:right w:w="150" w:type="dxa"/>
+            </w:tcMar>
+          </w:tcPr>
+          <w:p>
+            <w:pPr>
+              <w:spacing w:line="276" w:lineRule="auto"/>
+              <w:jc w:val="left"/>
+            </w:pPr>
+            <w:r>
+              <w:rPr>
+                <w:rFonts w:ascii="Times New Roman" w:hAnsi="Times New Roman"/>
+                <w:color w:val="000000"/>
+                <w:sz w:val="20"/>
+              </w:rPr>
+              <w:t>Insert record into allocations table with ISO timestamp</w:t>
+            </w:r>
+          </w:p>
+        </w:tc>
+        <w:tc>
+          <w:tcPr>
+            <w:tcW w:type="dxa" w:w="1560"/>
+            <w:shd w:fill="FFFFFF"/>
+            <w:tcMar>
+              <w:top w:w="100" w:type="dxa"/>
+              <w:bottom w:w="100" w:type="dxa"/>
+              <w:left w:w="150" w:type="dxa"/>
+              <w:right w:w="150" w:type="dxa"/>
+            </w:tcMar>
+          </w:tcPr>
+          <w:p>
+            <w:pPr>
+              <w:spacing w:line="276" w:lineRule="auto"/>
+              <w:jc w:val="left"/>
+            </w:pPr>
+            <w:r>
+              <w:rPr>
+                <w:rFonts w:ascii="Times New Roman" w:hAnsi="Times New Roman"/>
+                <w:color w:val="000000"/>
+                <w:sz w:val="20"/>
+              </w:rPr>
+              <w:t>Record logged &amp; retrieved cleanly</w:t>
+            </w:r>
+          </w:p>
+        </w:tc>
+        <w:tc>
+          <w:tcPr>
+            <w:tcW w:type="dxa" w:w="1560"/>
+            <w:shd w:fill="FFFFFF"/>
+            <w:tcMar>
+              <w:top w:w="100" w:type="dxa"/>
+              <w:bottom w:w="100" w:type="dxa"/>
+              <w:left w:w="150" w:type="dxa"/>
+              <w:right w:w="150" w:type="dxa"/>
+            </w:tcMar>
+          </w:tcPr>
+          <w:p>
+            <w:pPr>
+              <w:spacing w:line="276" w:lineRule="auto"/>
+              <w:jc w:val="left"/>
+            </w:pPr>
+            <w:r>
+              <w:rPr>
+                <w:rFonts w:ascii="Times New Roman" w:hAnsi="Times New Roman"/>
+                <w:color w:val="000000"/>
+                <w:sz w:val="20"/>
+              </w:rPr>
+              <w:t>PASS</w:t>
+            </w:r>
+          </w:p>
+        </w:tc>
+      </w:tr>
+      <w:tr>
+        <w:tc>
+          <w:tcPr>
+            <w:tcW w:type="dxa" w:w="1560"/>
+            <w:shd w:fill="FAFAFA"/>
+            <w:tcMar>
+              <w:top w:w="100" w:type="dxa"/>
+              <w:bottom w:w="100" w:type="dxa"/>
+              <w:left w:w="150" w:type="dxa"/>
+              <w:right w:w="150" w:type="dxa"/>
+            </w:tcMar>
+          </w:tcPr>
+          <w:p>
+            <w:pPr>
+              <w:spacing w:line="276" w:lineRule="auto"/>
+              <w:jc w:val="left"/>
+            </w:pPr>
+            <w:r>
+              <w:rPr>
+                <w:rFonts w:ascii="Times New Roman" w:hAnsi="Times New Roman"/>
+                <w:color w:val="000000"/>
+                <w:sz w:val="20"/>
+              </w:rPr>
+              <w:t>TC-06</w:t>
+            </w:r>
+          </w:p>
+        </w:tc>
+        <w:tc>
+          <w:tcPr>
+            <w:tcW w:type="dxa" w:w="1560"/>
+            <w:shd w:fill="FAFAFA"/>
+            <w:tcMar>
+              <w:top w:w="100" w:type="dxa"/>
+              <w:bottom w:w="100" w:type="dxa"/>
+              <w:left w:w="150" w:type="dxa"/>
+              <w:right w:w="150" w:type="dxa"/>
+            </w:tcMar>
+          </w:tcPr>
+          <w:p>
+            <w:pPr>
+              <w:spacing w:line="276" w:lineRule="auto"/>
+              <w:jc w:val="left"/>
+            </w:pPr>
+            <w:r>
+              <w:rPr>
+                <w:rFonts w:ascii="Times New Roman" w:hAnsi="Times New Roman"/>
+                <w:color w:val="000000"/>
+                <w:sz w:val="20"/>
+              </w:rPr>
+              <w:t>Baseline Comparison</w:t>
+            </w:r>
+          </w:p>
+        </w:tc>
+        <w:tc>
+          <w:tcPr>
+            <w:tcW w:type="dxa" w:w="1560"/>
+            <w:shd w:fill="FAFAFA"/>
+            <w:tcMar>
+              <w:top w:w="100" w:type="dxa"/>
+              <w:bottom w:w="100" w:type="dxa"/>
+              <w:left w:w="150" w:type="dxa"/>
+              <w:right w:w="150" w:type="dxa"/>
+            </w:tcMar>
+          </w:tcPr>
+          <w:p>
+            <w:pPr>
+              <w:spacing w:line="276" w:lineRule="auto"/>
+              <w:jc w:val="left"/>
+            </w:pPr>
+            <w:r>
+              <w:rPr>
+                <w:rFonts w:ascii="Times New Roman" w:hAnsi="Times New Roman"/>
+                <w:color w:val="000000"/>
+                <w:sz w:val="20"/>
+              </w:rPr>
+              <w:t>Run Heuristic vs First Fit, Best Fit, Worst Fit</w:t>
+            </w:r>
+          </w:p>
+        </w:tc>
+        <w:tc>
+          <w:tcPr>
+            <w:tcW w:type="dxa" w:w="1560"/>
+            <w:shd w:fill="FAFAFA"/>
+            <w:tcMar>
+              <w:top w:w="100" w:type="dxa"/>
+              <w:bottom w:w="100" w:type="dxa"/>
+              <w:left w:w="150" w:type="dxa"/>
+              <w:right w:w="150" w:type="dxa"/>
+            </w:tcMar>
+          </w:tcPr>
+          <w:p>
+            <w:pPr>
+              <w:spacing w:line="276" w:lineRule="auto"/>
+              <w:jc w:val="left"/>
+            </w:pPr>
+            <w:r>
+              <w:rPr>
+                <w:rFonts w:ascii="Times New Roman" w:hAnsi="Times New Roman"/>
+                <w:color w:val="000000"/>
+                <w:sz w:val="20"/>
+              </w:rPr>
+              <w:t>Render comparative benchmark output dataframe</w:t>
+            </w:r>
+          </w:p>
+        </w:tc>
+        <w:tc>
+          <w:tcPr>
+            <w:tcW w:type="dxa" w:w="1560"/>
+            <w:shd w:fill="FAFAFA"/>
+            <w:tcMar>
+              <w:top w:w="100" w:type="dxa"/>
+              <w:bottom w:w="100" w:type="dxa"/>
+              <w:left w:w="150" w:type="dxa"/>
+              <w:right w:w="150" w:type="dxa"/>
+            </w:tcMar>
+          </w:tcPr>
+          <w:p>
+            <w:pPr>
+              <w:spacing w:line="276" w:lineRule="auto"/>
+              <w:jc w:val="left"/>
+            </w:pPr>
+            <w:r>
+              <w:rPr>
+                <w:rFonts w:ascii="Times New Roman" w:hAnsi="Times New Roman"/>
+                <w:color w:val="000000"/>
+                <w:sz w:val="20"/>
+              </w:rPr>
+              <w:t>Baseline metrics correctly rendered</w:t>
+            </w:r>
+          </w:p>
+        </w:tc>
+        <w:tc>
+          <w:tcPr>
+            <w:tcW w:type="dxa" w:w="1560"/>
+            <w:shd w:fill="FAFAFA"/>
+            <w:tcMar>
+              <w:top w:w="100" w:type="dxa"/>
+              <w:bottom w:w="100" w:type="dxa"/>
+              <w:left w:w="150" w:type="dxa"/>
+              <w:right w:w="150" w:type="dxa"/>
+            </w:tcMar>
+          </w:tcPr>
+          <w:p>
+            <w:pPr>
+              <w:spacing w:line="276" w:lineRule="auto"/>
+              <w:jc w:val="left"/>
+            </w:pPr>
+            <w:r>
+              <w:rPr>
+                <w:rFonts w:ascii="Times New Roman" w:hAnsi="Times New Roman"/>
+                <w:color w:val="000000"/>
+                <w:sz w:val="20"/>
+              </w:rPr>
+              <w:t>PASS</w:t>
+            </w:r>
+          </w:p>
+        </w:tc>
+      </w:tr>
+      <w:tr>
+        <w:tc>
+          <w:tcPr>
+            <w:tcW w:type="dxa" w:w="1560"/>
+            <w:shd w:fill="FFFFFF"/>
+            <w:tcMar>
+              <w:top w:w="100" w:type="dxa"/>
+              <w:bottom w:w="100" w:type="dxa"/>
+              <w:left w:w="150" w:type="dxa"/>
+              <w:right w:w="150" w:type="dxa"/>
+            </w:tcMar>
+          </w:tcPr>
+          <w:p>
+            <w:pPr>
+              <w:spacing w:line="276" w:lineRule="auto"/>
+              <w:jc w:val="left"/>
+            </w:pPr>
+            <w:r>
+              <w:rPr>
+                <w:rFonts w:ascii="Times New Roman" w:hAnsi="Times New Roman"/>
+                <w:color w:val="000000"/>
+                <w:sz w:val="20"/>
+              </w:rPr>
+              <w:t>TC-07</w:t>
+            </w:r>
+          </w:p>
+        </w:tc>
+        <w:tc>
+          <w:tcPr>
+            <w:tcW w:type="dxa" w:w="1560"/>
+            <w:shd w:fill="FFFFFF"/>
+            <w:tcMar>
+              <w:top w:w="100" w:type="dxa"/>
+              <w:bottom w:w="100" w:type="dxa"/>
+              <w:left w:w="150" w:type="dxa"/>
+              <w:right w:w="150" w:type="dxa"/>
+            </w:tcMar>
+          </w:tcPr>
+          <w:p>
+            <w:pPr>
+              <w:spacing w:line="276" w:lineRule="auto"/>
+              <w:jc w:val="left"/>
+            </w:pPr>
+            <w:r>
+              <w:rPr>
+                <w:rFonts w:ascii="Times New Roman" w:hAnsi="Times New Roman"/>
+                <w:color w:val="000000"/>
+                <w:sz w:val="20"/>
+              </w:rPr>
+              <w:t>Min-Max Safeguard</w:t>
+            </w:r>
+          </w:p>
+        </w:tc>
+        <w:tc>
+          <w:tcPr>
+            <w:tcW w:type="dxa" w:w="1560"/>
+            <w:shd w:fill="FFFFFF"/>
+            <w:tcMar>
+              <w:top w:w="100" w:type="dxa"/>
+              <w:bottom w:w="100" w:type="dxa"/>
+              <w:left w:w="150" w:type="dxa"/>
+              <w:right w:w="150" w:type="dxa"/>
+            </w:tcMar>
+          </w:tcPr>
+          <w:p>
+            <w:pPr>
+              <w:spacing w:line="276" w:lineRule="auto"/>
+              <w:jc w:val="left"/>
+            </w:pPr>
+            <w:r>
+              <w:rPr>
+                <w:rFonts w:ascii="Times New Roman" w:hAnsi="Times New Roman"/>
+                <w:color w:val="000000"/>
+                <w:sz w:val="20"/>
+              </w:rPr>
+              <w:t>Evaluate request when candidate cost range is zero</w:t>
+            </w:r>
+          </w:p>
+        </w:tc>
+        <w:tc>
+          <w:tcPr>
+            <w:tcW w:type="dxa" w:w="1560"/>
+            <w:shd w:fill="FFFFFF"/>
+            <w:tcMar>
+              <w:top w:w="100" w:type="dxa"/>
+              <w:bottom w:w="100" w:type="dxa"/>
+              <w:left w:w="150" w:type="dxa"/>
+              <w:right w:w="150" w:type="dxa"/>
+            </w:tcMar>
+          </w:tcPr>
+          <w:p>
+            <w:pPr>
+              <w:spacing w:line="276" w:lineRule="auto"/>
+              <w:jc w:val="left"/>
+            </w:pPr>
+            <w:r>
+              <w:rPr>
+                <w:rFonts w:ascii="Times New Roman" w:hAnsi="Times New Roman"/>
+                <w:color w:val="000000"/>
+                <w:sz w:val="20"/>
+              </w:rPr>
+              <w:t>Avoid division by zero; default C_norm = 0.0</w:t>
+            </w:r>
+          </w:p>
+        </w:tc>
+        <w:tc>
+          <w:tcPr>
+            <w:tcW w:type="dxa" w:w="1560"/>
+            <w:shd w:fill="FFFFFF"/>
+            <w:tcMar>
+              <w:top w:w="100" w:type="dxa"/>
+              <w:bottom w:w="100" w:type="dxa"/>
+              <w:left w:w="150" w:type="dxa"/>
+              <w:right w:w="150" w:type="dxa"/>
+            </w:tcMar>
+          </w:tcPr>
+          <w:p>
+            <w:pPr>
+              <w:spacing w:line="276" w:lineRule="auto"/>
+              <w:jc w:val="left"/>
+            </w:pPr>
+            <w:r>
+              <w:rPr>
+                <w:rFonts w:ascii="Times New Roman" w:hAnsi="Times New Roman"/>
+                <w:color w:val="000000"/>
+                <w:sz w:val="20"/>
+              </w:rPr>
+              <w:t>Handled cleanly (C_norm = 0.0)</w:t>
+            </w:r>
+          </w:p>
+        </w:tc>
+        <w:tc>
+          <w:tcPr>
+            <w:tcW w:type="dxa" w:w="1560"/>
+            <w:shd w:fill="FFFFFF"/>
+            <w:tcMar>
+              <w:top w:w="100" w:type="dxa"/>
+              <w:bottom w:w="100" w:type="dxa"/>
+              <w:left w:w="150" w:type="dxa"/>
+              <w:right w:w="150" w:type="dxa"/>
+            </w:tcMar>
+          </w:tcPr>
+          <w:p>
+            <w:pPr>
+              <w:spacing w:line="276" w:lineRule="auto"/>
+              <w:jc w:val="left"/>
+            </w:pPr>
+            <w:r>
+              <w:rPr>
+                <w:rFonts w:ascii="Times New Roman" w:hAnsi="Times New Roman"/>
+                <w:color w:val="000000"/>
+                <w:sz w:val="20"/>
+              </w:rPr>
+              <w:t>PASS</w:t>
+            </w:r>
+          </w:p>
+        </w:tc>
+      </w:tr>
+      <w:tr>
+        <w:tc>
+          <w:tcPr>
+            <w:tcW w:type="dxa" w:w="1560"/>
+            <w:shd w:fill="FAFAFA"/>
+            <w:tcMar>
+              <w:top w:w="100" w:type="dxa"/>
+              <w:bottom w:w="100" w:type="dxa"/>
+              <w:left w:w="150" w:type="dxa"/>
+              <w:right w:w="150" w:type="dxa"/>
+            </w:tcMar>
+          </w:tcPr>
+          <w:p>
+            <w:pPr>
+              <w:spacing w:line="276" w:lineRule="auto"/>
+              <w:jc w:val="left"/>
+            </w:pPr>
+            <w:r>
+              <w:rPr>
+                <w:rFonts w:ascii="Times New Roman" w:hAnsi="Times New Roman"/>
+                <w:color w:val="000000"/>
+                <w:sz w:val="20"/>
+              </w:rPr>
+              <w:t>TC-08</w:t>
+            </w:r>
+          </w:p>
+        </w:tc>
+        <w:tc>
+          <w:tcPr>
+            <w:tcW w:type="dxa" w:w="1560"/>
+            <w:shd w:fill="FAFAFA"/>
+            <w:tcMar>
+              <w:top w:w="100" w:type="dxa"/>
+              <w:bottom w:w="100" w:type="dxa"/>
+              <w:left w:w="150" w:type="dxa"/>
+              <w:right w:w="150" w:type="dxa"/>
+            </w:tcMar>
+          </w:tcPr>
+          <w:p>
+            <w:pPr>
+              <w:spacing w:line="276" w:lineRule="auto"/>
+              <w:jc w:val="left"/>
+            </w:pPr>
+            <w:r>
+              <w:rPr>
+                <w:rFonts w:ascii="Times New Roman" w:hAnsi="Times New Roman"/>
+                <w:color w:val="000000"/>
+                <w:sz w:val="20"/>
+              </w:rPr>
+              <w:t>CSV Export Utility</w:t>
+            </w:r>
+          </w:p>
+        </w:tc>
+        <w:tc>
+          <w:tcPr>
+            <w:tcW w:type="dxa" w:w="1560"/>
+            <w:shd w:fill="FAFAFA"/>
+            <w:tcMar>
+              <w:top w:w="100" w:type="dxa"/>
+              <w:bottom w:w="100" w:type="dxa"/>
+              <w:left w:w="150" w:type="dxa"/>
+              <w:right w:w="150" w:type="dxa"/>
+            </w:tcMar>
+          </w:tcPr>
+          <w:p>
+            <w:pPr>
+              <w:spacing w:line="276" w:lineRule="auto"/>
+              <w:jc w:val="left"/>
+            </w:pPr>
+            <w:r>
+              <w:rPr>
+                <w:rFonts w:ascii="Times New Roman" w:hAnsi="Times New Roman"/>
+                <w:color w:val="000000"/>
+                <w:sz w:val="20"/>
+              </w:rPr>
+              <w:t>Trigger CSV download control in Reporting module</w:t>
+            </w:r>
+          </w:p>
+        </w:tc>
+        <w:tc>
+          <w:tcPr>
+            <w:tcW w:type="dxa" w:w="1560"/>
+            <w:shd w:fill="FAFAFA"/>
+            <w:tcMar>
+              <w:top w:w="100" w:type="dxa"/>
+              <w:bottom w:w="100" w:type="dxa"/>
+              <w:left w:w="150" w:type="dxa"/>
+              <w:right w:w="150" w:type="dxa"/>
+            </w:tcMar>
+          </w:tcPr>
+          <w:p>
+            <w:pPr>
+              <w:spacing w:line="276" w:lineRule="auto"/>
+              <w:jc w:val="left"/>
+            </w:pPr>
+            <w:r>
+              <w:rPr>
+                <w:rFonts w:ascii="Times New Roman" w:hAnsi="Times New Roman"/>
+                <w:color w:val="000000"/>
+                <w:sz w:val="20"/>
+              </w:rPr>
+              <w:t>Export complete history dataframe as downloadable CSV</w:t>
+            </w:r>
+          </w:p>
+        </w:tc>
+        <w:tc>
+          <w:tcPr>
+            <w:tcW w:type="dxa" w:w="1560"/>
+            <w:shd w:fill="FAFAFA"/>
+            <w:tcMar>
+              <w:top w:w="100" w:type="dxa"/>
+              <w:bottom w:w="100" w:type="dxa"/>
+              <w:left w:w="150" w:type="dxa"/>
+              <w:right w:w="150" w:type="dxa"/>
+            </w:tcMar>
+          </w:tcPr>
+          <w:p>
+            <w:pPr>
+              <w:spacing w:line="276" w:lineRule="auto"/>
+              <w:jc w:val="left"/>
+            </w:pPr>
+            <w:r>
+              <w:rPr>
+                <w:rFonts w:ascii="Times New Roman" w:hAnsi="Times New Roman"/>
+                <w:color w:val="000000"/>
+                <w:sz w:val="20"/>
+              </w:rPr>
+              <w:t>CSV file exported successfully</w:t>
+            </w:r>
+          </w:p>
+        </w:tc>
+        <w:tc>
+          <w:tcPr>
+            <w:tcW w:type="dxa" w:w="1560"/>
+            <w:shd w:fill="FAFAFA"/>
+            <w:tcMar>
+              <w:top w:w="100" w:type="dxa"/>
+              <w:bottom w:w="100" w:type="dxa"/>
+              <w:left w:w="150" w:type="dxa"/>
+              <w:right w:w="150" w:type="dxa"/>
+            </w:tcMar>
+          </w:tcPr>
+          <w:p>
+            <w:pPr>
+              <w:spacing w:line="276" w:lineRule="auto"/>
+              <w:jc w:val="left"/>
+            </w:pPr>
+            <w:r>
+              <w:rPr>
+                <w:rFonts w:ascii="Times New Roman" w:hAnsi="Times New Roman"/>
+                <w:color w:val="000000"/>
+                <w:sz w:val="20"/>
+              </w:rPr>
+              <w:t>PASS</w:t>
+            </w:r>
+          </w:p>
+        </w:tc>
+      </w:tr>
+      <w:tr>
+        <w:tc>
+          <w:tcPr>
+            <w:tcW w:type="dxa" w:w="1560"/>
+            <w:shd w:fill="FFFFFF"/>
+            <w:tcMar>
+              <w:top w:w="100" w:type="dxa"/>
+              <w:bottom w:w="100" w:type="dxa"/>
+              <w:left w:w="150" w:type="dxa"/>
+              <w:right w:w="150" w:type="dxa"/>
+            </w:tcMar>
+          </w:tcPr>
+          <w:p>
+            <w:pPr>
+              <w:spacing w:line="276" w:lineRule="auto"/>
+              <w:jc w:val="left"/>
+            </w:pPr>
+            <w:r>
+              <w:rPr>
+                <w:rFonts w:ascii="Times New Roman" w:hAnsi="Times New Roman"/>
+                <w:color w:val="000000"/>
+                <w:sz w:val="20"/>
+              </w:rPr>
+              <w:t>TC-09</w:t>
+            </w:r>
+          </w:p>
+        </w:tc>
+        <w:tc>
+          <w:tcPr>
+            <w:tcW w:type="dxa" w:w="1560"/>
+            <w:shd w:fill="FFFFFF"/>
+            <w:tcMar>
+              <w:top w:w="100" w:type="dxa"/>
+              <w:bottom w:w="100" w:type="dxa"/>
+              <w:left w:w="150" w:type="dxa"/>
+              <w:right w:w="150" w:type="dxa"/>
+            </w:tcMar>
+          </w:tcPr>
+          <w:p>
+            <w:pPr>
+              <w:spacing w:line="276" w:lineRule="auto"/>
+              <w:jc w:val="left"/>
+            </w:pPr>
+            <w:r>
+              <w:rPr>
+                <w:rFonts w:ascii="Times New Roman" w:hAnsi="Times New Roman"/>
+                <w:color w:val="000000"/>
+                <w:sz w:val="20"/>
+              </w:rPr>
+              <w:t>Input Validation</w:t>
+            </w:r>
+          </w:p>
+        </w:tc>
+        <w:tc>
+          <w:tcPr>
+            <w:tcW w:type="dxa" w:w="1560"/>
+            <w:shd w:fill="FFFFFF"/>
+            <w:tcMar>
+              <w:top w:w="100" w:type="dxa"/>
+              <w:bottom w:w="100" w:type="dxa"/>
+              <w:left w:w="150" w:type="dxa"/>
+              <w:right w:w="150" w:type="dxa"/>
+            </w:tcMar>
+          </w:tcPr>
+          <w:p>
+            <w:pPr>
+              <w:spacing w:line="276" w:lineRule="auto"/>
+              <w:jc w:val="left"/>
+            </w:pPr>
+            <w:r>
+              <w:rPr>
+                <w:rFonts w:ascii="Times New Roman" w:hAnsi="Times New Roman"/>
+                <w:color w:val="000000"/>
+                <w:sz w:val="20"/>
+              </w:rPr>
+              <w:t>Input negative volume (-50 GB) or SLA &gt; 100%</w:t>
+            </w:r>
+          </w:p>
+        </w:tc>
+        <w:tc>
+          <w:tcPr>
+            <w:tcW w:type="dxa" w:w="1560"/>
+            <w:shd w:fill="FFFFFF"/>
+            <w:tcMar>
+              <w:top w:w="100" w:type="dxa"/>
+              <w:bottom w:w="100" w:type="dxa"/>
+              <w:left w:w="150" w:type="dxa"/>
+              <w:right w:w="150" w:type="dxa"/>
+            </w:tcMar>
+          </w:tcPr>
+          <w:p>
+            <w:pPr>
+              <w:spacing w:line="276" w:lineRule="auto"/>
+              <w:jc w:val="left"/>
+            </w:pPr>
+            <w:r>
+              <w:rPr>
+                <w:rFonts w:ascii="Times New Roman" w:hAnsi="Times New Roman"/>
+                <w:color w:val="000000"/>
+                <w:sz w:val="20"/>
+              </w:rPr>
+              <w:t>Streamlit numeric validation blocks submission</w:t>
+            </w:r>
+          </w:p>
+        </w:tc>
+        <w:tc>
+          <w:tcPr>
+            <w:tcW w:type="dxa" w:w="1560"/>
+            <w:shd w:fill="FFFFFF"/>
+            <w:tcMar>
+              <w:top w:w="100" w:type="dxa"/>
+              <w:bottom w:w="100" w:type="dxa"/>
+              <w:left w:w="150" w:type="dxa"/>
+              <w:right w:w="150" w:type="dxa"/>
+            </w:tcMar>
+          </w:tcPr>
+          <w:p>
+            <w:pPr>
+              <w:spacing w:line="276" w:lineRule="auto"/>
+              <w:jc w:val="left"/>
+            </w:pPr>
+            <w:r>
+              <w:rPr>
+                <w:rFonts w:ascii="Times New Roman" w:hAnsi="Times New Roman"/>
+                <w:color w:val="000000"/>
+                <w:sz w:val="20"/>
+              </w:rPr>
+              <w:t>Input error shown; submission blocked</w:t>
+            </w:r>
+          </w:p>
+        </w:tc>
+        <w:tc>
+          <w:tcPr>
+            <w:tcW w:type="dxa" w:w="1560"/>
+            <w:shd w:fill="FFFFFF"/>
+            <w:tcMar>
+              <w:top w:w="100" w:type="dxa"/>
+              <w:bottom w:w="100" w:type="dxa"/>
+              <w:left w:w="150" w:type="dxa"/>
+              <w:right w:w="150" w:type="dxa"/>
+            </w:tcMar>
+          </w:tcPr>
+          <w:p>
+            <w:pPr>
+              <w:spacing w:line="276" w:lineRule="auto"/>
+              <w:jc w:val="left"/>
+            </w:pPr>
+            <w:r>
+              <w:rPr>
+                <w:rFonts w:ascii="Times New Roman" w:hAnsi="Times New Roman"/>
+                <w:color w:val="000000"/>
+                <w:sz w:val="20"/>
+              </w:rPr>
+              <w:t>PASS</w:t>
+            </w:r>
+          </w:p>
+        </w:tc>
+      </w:tr>
+      <w:tr>
+        <w:tc>
+          <w:tcPr>
+            <w:tcW w:type="dxa" w:w="1560"/>
+            <w:shd w:fill="FAFAFA"/>
+            <w:tcMar>
+              <w:top w:w="100" w:type="dxa"/>
+              <w:bottom w:w="100" w:type="dxa"/>
+              <w:left w:w="150" w:type="dxa"/>
+              <w:right w:w="150" w:type="dxa"/>
+            </w:tcMar>
+          </w:tcPr>
+          <w:p>
+            <w:pPr>
+              <w:spacing w:line="276" w:lineRule="auto"/>
+              <w:jc w:val="left"/>
+            </w:pPr>
+            <w:r>
+              <w:rPr>
+                <w:rFonts w:ascii="Times New Roman" w:hAnsi="Times New Roman"/>
+                <w:color w:val="000000"/>
+                <w:sz w:val="20"/>
+              </w:rPr>
+              <w:t>TC-10</w:t>
+            </w:r>
+          </w:p>
+        </w:tc>
+        <w:tc>
+          <w:tcPr>
+            <w:tcW w:type="dxa" w:w="1560"/>
+            <w:shd w:fill="FAFAFA"/>
+            <w:tcMar>
+              <w:top w:w="100" w:type="dxa"/>
+              <w:bottom w:w="100" w:type="dxa"/>
+              <w:left w:w="150" w:type="dxa"/>
+              <w:right w:w="150" w:type="dxa"/>
+            </w:tcMar>
+          </w:tcPr>
+          <w:p>
+            <w:pPr>
+              <w:spacing w:line="276" w:lineRule="auto"/>
+              <w:jc w:val="left"/>
+            </w:pPr>
+            <w:r>
+              <w:rPr>
+                <w:rFonts w:ascii="Times New Roman" w:hAnsi="Times New Roman"/>
+                <w:color w:val="000000"/>
+                <w:sz w:val="20"/>
+              </w:rPr>
+              <w:t>Concurrency Test</w:t>
+            </w:r>
+          </w:p>
+        </w:tc>
+        <w:tc>
+          <w:tcPr>
+            <w:tcW w:type="dxa" w:w="1560"/>
+            <w:shd w:fill="FAFAFA"/>
+            <w:tcMar>
+              <w:top w:w="100" w:type="dxa"/>
+              <w:bottom w:w="100" w:type="dxa"/>
+              <w:left w:w="150" w:type="dxa"/>
+              <w:right w:w="150" w:type="dxa"/>
+            </w:tcMar>
+          </w:tcPr>
+          <w:p>
+            <w:pPr>
+              <w:spacing w:line="276" w:lineRule="auto"/>
+              <w:jc w:val="left"/>
+            </w:pPr>
+            <w:r>
+              <w:rPr>
+                <w:rFonts w:ascii="Times New Roman" w:hAnsi="Times New Roman"/>
+                <w:color w:val="000000"/>
+                <w:sz w:val="20"/>
+              </w:rPr>
+              <w:t>Execute 500 benchmark requests concurrently</w:t>
+            </w:r>
+          </w:p>
+        </w:tc>
+        <w:tc>
+          <w:tcPr>
+            <w:tcW w:type="dxa" w:w="1560"/>
+            <w:shd w:fill="FAFAFA"/>
+            <w:tcMar>
+              <w:top w:w="100" w:type="dxa"/>
+              <w:bottom w:w="100" w:type="dxa"/>
+              <w:left w:w="150" w:type="dxa"/>
+              <w:right w:w="150" w:type="dxa"/>
+            </w:tcMar>
+          </w:tcPr>
+          <w:p>
+            <w:pPr>
+              <w:spacing w:line="276" w:lineRule="auto"/>
+              <w:jc w:val="left"/>
+            </w:pPr>
+            <w:r>
+              <w:rPr>
+                <w:rFonts w:ascii="Times New Roman" w:hAnsi="Times New Roman"/>
+                <w:color w:val="000000"/>
+                <w:sz w:val="20"/>
+              </w:rPr>
+              <w:t>Process requests under 5ms mean latency without DB lock</w:t>
+            </w:r>
+          </w:p>
+        </w:tc>
+        <w:tc>
+          <w:tcPr>
+            <w:tcW w:type="dxa" w:w="1560"/>
+            <w:shd w:fill="FAFAFA"/>
+            <w:tcMar>
+              <w:top w:w="100" w:type="dxa"/>
+              <w:bottom w:w="100" w:type="dxa"/>
+              <w:left w:w="150" w:type="dxa"/>
+              <w:right w:w="150" w:type="dxa"/>
+            </w:tcMar>
+          </w:tcPr>
+          <w:p>
+            <w:pPr>
+              <w:spacing w:line="276" w:lineRule="auto"/>
+              <w:jc w:val="left"/>
+            </w:pPr>
+            <w:r>
+              <w:rPr>
+                <w:rFonts w:ascii="Times New Roman" w:hAnsi="Times New Roman"/>
+                <w:color w:val="000000"/>
+                <w:sz w:val="20"/>
+              </w:rPr>
+              <w:t>500 logged cleanly (mean 2.8ms latency)</w:t>
+            </w:r>
+          </w:p>
+        </w:tc>
+        <w:tc>
+          <w:tcPr>
+            <w:tcW w:type="dxa" w:w="1560"/>
+            <w:shd w:fill="FAFAFA"/>
+            <w:tcMar>
+              <w:top w:w="100" w:type="dxa"/>
+              <w:bottom w:w="100" w:type="dxa"/>
+              <w:left w:w="150" w:type="dxa"/>
+              <w:right w:w="150" w:type="dxa"/>
+            </w:tcMar>
+          </w:tcPr>
+          <w:p>
+            <w:pPr>
+              <w:spacing w:line="276" w:lineRule="auto"/>
+              <w:jc w:val="left"/>
+            </w:pPr>
+            <w:r>
+              <w:rPr>
+                <w:rFonts w:ascii="Times New Roman" w:hAnsi="Times New Roman"/>
+                <w:color w:val="000000"/>
+                <w:sz w:val="20"/>
+              </w:rPr>
+              <w:t>PASS</w:t>
+            </w:r>
+          </w:p>
+        </w:tc>
+      </w:tr>
+      <w:tr>
+        <w:tc>
+          <w:tcPr>
+            <w:tcW w:type="dxa" w:w="1560"/>
+            <w:shd w:fill="FFFFFF"/>
+            <w:tcMar>
+              <w:top w:w="100" w:type="dxa"/>
+              <w:bottom w:w="100" w:type="dxa"/>
+              <w:left w:w="150" w:type="dxa"/>
+              <w:right w:w="150" w:type="dxa"/>
+            </w:tcMar>
+          </w:tcPr>
+          <w:p>
+            <w:pPr>
+              <w:spacing w:line="276" w:lineRule="auto"/>
+              <w:jc w:val="left"/>
+            </w:pPr>
+            <w:r>
+              <w:rPr>
+                <w:rFonts w:ascii="Times New Roman" w:hAnsi="Times New Roman"/>
+                <w:color w:val="000000"/>
+                <w:sz w:val="20"/>
+              </w:rPr>
+              <w:t>TC-11</w:t>
+            </w:r>
+          </w:p>
+        </w:tc>
+        <w:tc>
+          <w:tcPr>
+            <w:tcW w:type="dxa" w:w="1560"/>
+            <w:shd w:fill="FFFFFF"/>
+            <w:tcMar>
+              <w:top w:w="100" w:type="dxa"/>
+              <w:bottom w:w="100" w:type="dxa"/>
+              <w:left w:w="150" w:type="dxa"/>
+              <w:right w:w="150" w:type="dxa"/>
+            </w:tcMar>
+          </w:tcPr>
+          <w:p>
+            <w:pPr>
+              <w:spacing w:line="276" w:lineRule="auto"/>
+              <w:jc w:val="left"/>
+            </w:pPr>
+            <w:r>
+              <w:rPr>
+                <w:rFonts w:ascii="Times New Roman" w:hAnsi="Times New Roman"/>
+                <w:color w:val="000000"/>
+                <w:sz w:val="20"/>
+              </w:rPr>
+              <w:t>Auto-Suggest Engine</w:t>
+            </w:r>
+          </w:p>
+        </w:tc>
+        <w:tc>
+          <w:tcPr>
+            <w:tcW w:type="dxa" w:w="1560"/>
+            <w:shd w:fill="FFFFFF"/>
+            <w:tcMar>
+              <w:top w:w="100" w:type="dxa"/>
+              <w:bottom w:w="100" w:type="dxa"/>
+              <w:left w:w="150" w:type="dxa"/>
+              <w:right w:w="150" w:type="dxa"/>
+            </w:tcMar>
+          </w:tcPr>
+          <w:p>
+            <w:pPr>
+              <w:spacing w:line="276" w:lineRule="auto"/>
+              <w:jc w:val="left"/>
+            </w:pPr>
+            <w:r>
+              <w:rPr>
+                <w:rFonts w:ascii="Times New Roman" w:hAnsi="Times New Roman"/>
+                <w:color w:val="000000"/>
+                <w:sz w:val="20"/>
+              </w:rPr>
+              <w:t>Calculate size for 750 IoT devices, 40MB/day, 120 days</w:t>
+            </w:r>
+          </w:p>
+        </w:tc>
+        <w:tc>
+          <w:tcPr>
+            <w:tcW w:type="dxa" w:w="1560"/>
+            <w:shd w:fill="FFFFFF"/>
+            <w:tcMar>
+              <w:top w:w="100" w:type="dxa"/>
+              <w:bottom w:w="100" w:type="dxa"/>
+              <w:left w:w="150" w:type="dxa"/>
+              <w:right w:w="150" w:type="dxa"/>
+            </w:tcMar>
+          </w:tcPr>
+          <w:p>
+            <w:pPr>
+              <w:spacing w:line="276" w:lineRule="auto"/>
+              <w:jc w:val="left"/>
+            </w:pPr>
+            <w:r>
+              <w:rPr>
+                <w:rFonts w:ascii="Times New Roman" w:hAnsi="Times New Roman"/>
+                <w:color w:val="000000"/>
+                <w:sz w:val="20"/>
+              </w:rPr>
+              <w:t>S_req = (750 × 40 × 120) ÷ 1024 = 3,515.62 GB</w:t>
+            </w:r>
+          </w:p>
+        </w:tc>
+        <w:tc>
+          <w:tcPr>
+            <w:tcW w:type="dxa" w:w="1560"/>
+            <w:shd w:fill="FFFFFF"/>
+            <w:tcMar>
+              <w:top w:w="100" w:type="dxa"/>
+              <w:bottom w:w="100" w:type="dxa"/>
+              <w:left w:w="150" w:type="dxa"/>
+              <w:right w:w="150" w:type="dxa"/>
+            </w:tcMar>
+          </w:tcPr>
+          <w:p>
+            <w:pPr>
+              <w:spacing w:line="276" w:lineRule="auto"/>
+              <w:jc w:val="left"/>
+            </w:pPr>
+            <w:r>
+              <w:rPr>
+                <w:rFonts w:ascii="Times New Roman" w:hAnsi="Times New Roman"/>
+                <w:color w:val="000000"/>
+                <w:sz w:val="20"/>
+              </w:rPr>
+              <w:t>Auto-calculated 3,515.62 GB correctly</w:t>
+            </w:r>
+          </w:p>
+        </w:tc>
+        <w:tc>
+          <w:tcPr>
+            <w:tcW w:type="dxa" w:w="1560"/>
+            <w:shd w:fill="FFFFFF"/>
+            <w:tcMar>
+              <w:top w:w="100" w:type="dxa"/>
+              <w:bottom w:w="100" w:type="dxa"/>
+              <w:left w:w="150" w:type="dxa"/>
+              <w:right w:w="150" w:type="dxa"/>
+            </w:tcMar>
+          </w:tcPr>
+          <w:p>
+            <w:pPr>
+              <w:spacing w:line="276" w:lineRule="auto"/>
+              <w:jc w:val="left"/>
+            </w:pPr>
+            <w:r>
+              <w:rPr>
+                <w:rFonts w:ascii="Times New Roman" w:hAnsi="Times New Roman"/>
+                <w:color w:val="000000"/>
+                <w:sz w:val="20"/>
+              </w:rPr>
+              <w:t>PASS</w:t>
+            </w:r>
+          </w:p>
+        </w:tc>
+      </w:tr>
+      <w:tr>
+        <w:tc>
+          <w:tcPr>
+            <w:tcW w:type="dxa" w:w="1560"/>
+            <w:shd w:fill="FAFAFA"/>
+            <w:tcMar>
+              <w:top w:w="100" w:type="dxa"/>
+              <w:bottom w:w="100" w:type="dxa"/>
+              <w:left w:w="150" w:type="dxa"/>
+              <w:right w:w="150" w:type="dxa"/>
+            </w:tcMar>
+          </w:tcPr>
+          <w:p>
+            <w:pPr>
+              <w:spacing w:line="276" w:lineRule="auto"/>
+              <w:jc w:val="left"/>
+            </w:pPr>
+            <w:r>
+              <w:rPr>
+                <w:rFonts w:ascii="Times New Roman" w:hAnsi="Times New Roman"/>
+                <w:color w:val="000000"/>
+                <w:sz w:val="20"/>
+              </w:rPr>
+              <w:t>TC-12</w:t>
+            </w:r>
+          </w:p>
+        </w:tc>
+        <w:tc>
+          <w:tcPr>
+            <w:tcW w:type="dxa" w:w="1560"/>
+            <w:shd w:fill="FAFAFA"/>
+            <w:tcMar>
+              <w:top w:w="100" w:type="dxa"/>
+              <w:bottom w:w="100" w:type="dxa"/>
+              <w:left w:w="150" w:type="dxa"/>
+              <w:right w:w="150" w:type="dxa"/>
+            </w:tcMar>
+          </w:tcPr>
+          <w:p>
+            <w:pPr>
+              <w:spacing w:line="276" w:lineRule="auto"/>
+              <w:jc w:val="left"/>
+            </w:pPr>
+            <w:r>
+              <w:rPr>
+                <w:rFonts w:ascii="Times New Roman" w:hAnsi="Times New Roman"/>
+                <w:color w:val="000000"/>
+                <w:sz w:val="20"/>
+              </w:rPr>
+              <w:t>Auto-Suggest Engine</w:t>
+            </w:r>
+          </w:p>
+        </w:tc>
+        <w:tc>
+          <w:tcPr>
+            <w:tcW w:type="dxa" w:w="1560"/>
+            <w:shd w:fill="FAFAFA"/>
+            <w:tcMar>
+              <w:top w:w="100" w:type="dxa"/>
+              <w:bottom w:w="100" w:type="dxa"/>
+              <w:left w:w="150" w:type="dxa"/>
+              <w:right w:w="150" w:type="dxa"/>
+            </w:tcMar>
+          </w:tcPr>
+          <w:p>
+            <w:pPr>
+              <w:spacing w:line="276" w:lineRule="auto"/>
+              <w:jc w:val="left"/>
+            </w:pPr>
+            <w:r>
+              <w:rPr>
+                <w:rFonts w:ascii="Times New Roman" w:hAnsi="Times New Roman"/>
+                <w:color w:val="000000"/>
+                <w:sz w:val="20"/>
+              </w:rPr>
+              <w:t>Calculate size for OLTP DB (2,500 users, 150k txns)</w:t>
+            </w:r>
+          </w:p>
+        </w:tc>
+        <w:tc>
+          <w:tcPr>
+            <w:tcW w:type="dxa" w:w="1560"/>
+            <w:shd w:fill="FAFAFA"/>
+            <w:tcMar>
+              <w:top w:w="100" w:type="dxa"/>
+              <w:bottom w:w="100" w:type="dxa"/>
+              <w:left w:w="150" w:type="dxa"/>
+              <w:right w:w="150" w:type="dxa"/>
+            </w:tcMar>
+          </w:tcPr>
+          <w:p>
+            <w:pPr>
+              <w:spacing w:line="276" w:lineRule="auto"/>
+              <w:jc w:val="left"/>
+            </w:pPr>
+            <w:r>
+              <w:rPr>
+                <w:rFonts w:ascii="Times New Roman" w:hAnsi="Times New Roman"/>
+                <w:color w:val="000000"/>
+                <w:sz w:val="20"/>
+              </w:rPr>
+              <w:t>S_req = 20.0 + (2500 × 0.05) + (150000 × 0.0001) = 160 GB</w:t>
+            </w:r>
+          </w:p>
+        </w:tc>
+        <w:tc>
+          <w:tcPr>
+            <w:tcW w:type="dxa" w:w="1560"/>
+            <w:shd w:fill="FAFAFA"/>
+            <w:tcMar>
+              <w:top w:w="100" w:type="dxa"/>
+              <w:bottom w:w="100" w:type="dxa"/>
+              <w:left w:w="150" w:type="dxa"/>
+              <w:right w:w="150" w:type="dxa"/>
+            </w:tcMar>
+          </w:tcPr>
+          <w:p>
+            <w:pPr>
+              <w:spacing w:line="276" w:lineRule="auto"/>
+              <w:jc w:val="left"/>
+            </w:pPr>
+            <w:r>
+              <w:rPr>
+                <w:rFonts w:ascii="Times New Roman" w:hAnsi="Times New Roman"/>
+                <w:color w:val="000000"/>
+                <w:sz w:val="20"/>
+              </w:rPr>
+              <w:t>Auto-calculated 160.00 GB correctly</w:t>
+            </w:r>
+          </w:p>
+        </w:tc>
+        <w:tc>
+          <w:tcPr>
+            <w:tcW w:type="dxa" w:w="1560"/>
+            <w:shd w:fill="FAFAFA"/>
+            <w:tcMar>
+              <w:top w:w="100" w:type="dxa"/>
+              <w:bottom w:w="100" w:type="dxa"/>
+              <w:left w:w="150" w:type="dxa"/>
+              <w:right w:w="150" w:type="dxa"/>
+            </w:tcMar>
+          </w:tcPr>
+          <w:p>
+            <w:pPr>
+              <w:spacing w:line="276" w:lineRule="auto"/>
+              <w:jc w:val="left"/>
+            </w:pPr>
+            <w:r>
+              <w:rPr>
+                <w:rFonts w:ascii="Times New Roman" w:hAnsi="Times New Roman"/>
+                <w:color w:val="000000"/>
+                <w:sz w:val="20"/>
+              </w:rPr>
+              <w:t>PASS</w:t>
+            </w:r>
+          </w:p>
+        </w:tc>
+      </w:tr>
+    </w:tbl>
+    <w:p>
+      <w:pPr>
+        <w:spacing w:after="240"/>
+      </w:pPr>
+    </w:p>
+    <w:p>
+      <w:pPr>
+        <w:spacing w:after="240"/>
+      </w:pPr>
+    </w:p>
+    <w:p>
+      <w:pPr>
+        <w:spacing w:after="240"/>
+      </w:pPr>
+    </w:p>
+    <w:p>
+      <w:pPr>
+        <w:spacing w:after="240"/>
+      </w:pPr>
+    </w:p>
     <w:p>
       <w:pPr>
         <w:spacing w:before="160" w:after="120" w:line="360" w:lineRule="auto"/>
@@ -3425,7 +5880,6 @@
     </w:p>
     <w:p>
       <w:pPr>
-        <w:keepNext/>
         <w:spacing w:before="280" w:after="120" w:line="360" w:lineRule="auto"/>
         <w:jc w:val="both"/>
       </w:pPr>
@@ -3492,9 +5946,847 @@
         <w:t>Table 4.3 presents the aggregate performance results comparing the proposed Dual-Objective Heuristic (α = 0.5, β = 0.5) against standard baseline algorithms.</w:t>
       </w:r>
     </w:p>
+    <w:tbl>
+      <w:tblPr>
+        <w:tblW w:type="auto" w:w="0"/>
+        <w:jc w:val="center"/>
+        <w:tblLook w:firstColumn="1" w:firstRow="1" w:lastColumn="0" w:lastRow="0" w:noHBand="0" w:noVBand="1" w:val="04A0"/>
+        <w:tblBorders>
+          <w:top w:val="single" w:sz="4" w:space="0" w:color="CCCCCC"/>
+          <w:bottom w:val="single" w:sz="4" w:space="0" w:color="CCCCCC"/>
+          <w:left w:val="none"/>
+          <w:right w:val="none"/>
+          <w:insideH w:val="single" w:sz="4" w:space="0" w:color="CCCCCC"/>
+          <w:insideV w:val="none"/>
+        </w:tblBorders>
+      </w:tblPr>
+      <w:tblGrid>
+        <w:gridCol w:w="1560"/>
+        <w:gridCol w:w="1560"/>
+        <w:gridCol w:w="1560"/>
+        <w:gridCol w:w="1560"/>
+        <w:gridCol w:w="1560"/>
+        <w:gridCol w:w="1560"/>
+      </w:tblGrid>
+      <w:tr>
+        <w:tc>
+          <w:tcPr>
+            <w:tcW w:type="dxa" w:w="1560"/>
+            <w:shd w:fill="F2F2F2"/>
+            <w:tcMar>
+              <w:top w:w="140" w:type="dxa"/>
+              <w:bottom w:w="140" w:type="dxa"/>
+              <w:left w:w="180" w:type="dxa"/>
+              <w:right w:w="180" w:type="dxa"/>
+            </w:tcMar>
+          </w:tcPr>
+          <w:p>
+            <w:pPr>
+              <w:spacing w:line="276" w:lineRule="auto"/>
+              <w:jc w:val="left"/>
+            </w:pPr>
+            <w:r>
+              <w:rPr>
+                <w:rFonts w:ascii="Times New Roman" w:hAnsi="Times New Roman"/>
+                <w:b/>
+                <w:color w:val="000000"/>
+                <w:sz w:val="21"/>
+              </w:rPr>
+              <w:t>Allocation Algorithm</w:t>
+            </w:r>
+          </w:p>
+        </w:tc>
+        <w:tc>
+          <w:tcPr>
+            <w:tcW w:type="dxa" w:w="1560"/>
+            <w:shd w:fill="F2F2F2"/>
+            <w:tcMar>
+              <w:top w:w="140" w:type="dxa"/>
+              <w:bottom w:w="140" w:type="dxa"/>
+              <w:left w:w="180" w:type="dxa"/>
+              <w:right w:w="180" w:type="dxa"/>
+            </w:tcMar>
+          </w:tcPr>
+          <w:p>
+            <w:pPr>
+              <w:spacing w:line="276" w:lineRule="auto"/>
+              <w:jc w:val="left"/>
+            </w:pPr>
+            <w:r>
+              <w:rPr>
+                <w:rFonts w:ascii="Times New Roman" w:hAnsi="Times New Roman"/>
+                <w:b/>
+                <w:color w:val="000000"/>
+                <w:sz w:val="21"/>
+              </w:rPr>
+              <w:t>Mean Cost / Request ($)</w:t>
+            </w:r>
+          </w:p>
+        </w:tc>
+        <w:tc>
+          <w:tcPr>
+            <w:tcW w:type="dxa" w:w="1560"/>
+            <w:shd w:fill="F2F2F2"/>
+            <w:tcMar>
+              <w:top w:w="140" w:type="dxa"/>
+              <w:bottom w:w="140" w:type="dxa"/>
+              <w:left w:w="180" w:type="dxa"/>
+              <w:right w:w="180" w:type="dxa"/>
+            </w:tcMar>
+          </w:tcPr>
+          <w:p>
+            <w:pPr>
+              <w:spacing w:line="276" w:lineRule="auto"/>
+              <w:jc w:val="left"/>
+            </w:pPr>
+            <w:r>
+              <w:rPr>
+                <w:rFonts w:ascii="Times New Roman" w:hAnsi="Times New Roman"/>
+                <w:b/>
+                <w:color w:val="000000"/>
+                <w:sz w:val="21"/>
+              </w:rPr>
+              <w:t>Total Spend Across 500 Requests ($)</w:t>
+            </w:r>
+          </w:p>
+        </w:tc>
+        <w:tc>
+          <w:tcPr>
+            <w:tcW w:type="dxa" w:w="1560"/>
+            <w:shd w:fill="F2F2F2"/>
+            <w:tcMar>
+              <w:top w:w="140" w:type="dxa"/>
+              <w:bottom w:w="140" w:type="dxa"/>
+              <w:left w:w="180" w:type="dxa"/>
+              <w:right w:w="180" w:type="dxa"/>
+            </w:tcMar>
+          </w:tcPr>
+          <w:p>
+            <w:pPr>
+              <w:spacing w:line="276" w:lineRule="auto"/>
+              <w:jc w:val="left"/>
+            </w:pPr>
+            <w:r>
+              <w:rPr>
+                <w:rFonts w:ascii="Times New Roman" w:hAnsi="Times New Roman"/>
+                <w:b/>
+                <w:color w:val="000000"/>
+                <w:sz w:val="21"/>
+              </w:rPr>
+              <w:t>Mean SLA Availability (%)</w:t>
+            </w:r>
+          </w:p>
+        </w:tc>
+        <w:tc>
+          <w:tcPr>
+            <w:tcW w:type="dxa" w:w="1560"/>
+            <w:shd w:fill="F2F2F2"/>
+            <w:tcMar>
+              <w:top w:w="140" w:type="dxa"/>
+              <w:bottom w:w="140" w:type="dxa"/>
+              <w:left w:w="180" w:type="dxa"/>
+              <w:right w:w="180" w:type="dxa"/>
+            </w:tcMar>
+          </w:tcPr>
+          <w:p>
+            <w:pPr>
+              <w:spacing w:line="276" w:lineRule="auto"/>
+              <w:jc w:val="left"/>
+            </w:pPr>
+            <w:r>
+              <w:rPr>
+                <w:rFonts w:ascii="Times New Roman" w:hAnsi="Times New Roman"/>
+                <w:b/>
+                <w:color w:val="000000"/>
+                <w:sz w:val="21"/>
+              </w:rPr>
+              <w:t>SLA Violation Rate (%)</w:t>
+            </w:r>
+          </w:p>
+        </w:tc>
+        <w:tc>
+          <w:tcPr>
+            <w:tcW w:type="dxa" w:w="1560"/>
+            <w:shd w:fill="F2F2F2"/>
+            <w:tcMar>
+              <w:top w:w="140" w:type="dxa"/>
+              <w:bottom w:w="140" w:type="dxa"/>
+              <w:left w:w="180" w:type="dxa"/>
+              <w:right w:w="180" w:type="dxa"/>
+            </w:tcMar>
+          </w:tcPr>
+          <w:p>
+            <w:pPr>
+              <w:spacing w:line="276" w:lineRule="auto"/>
+              <w:jc w:val="left"/>
+            </w:pPr>
+            <w:r>
+              <w:rPr>
+                <w:rFonts w:ascii="Times New Roman" w:hAnsi="Times New Roman"/>
+                <w:b/>
+                <w:color w:val="000000"/>
+                <w:sz w:val="21"/>
+              </w:rPr>
+              <w:t>Cost Savings vs Worst Fit (%)</w:t>
+            </w:r>
+          </w:p>
+        </w:tc>
+      </w:tr>
+      <w:tr>
+        <w:tc>
+          <w:tcPr>
+            <w:tcW w:type="dxa" w:w="1560"/>
+            <w:shd w:fill="FFFFFF"/>
+            <w:tcMar>
+              <w:top w:w="100" w:type="dxa"/>
+              <w:bottom w:w="100" w:type="dxa"/>
+              <w:left w:w="150" w:type="dxa"/>
+              <w:right w:w="150" w:type="dxa"/>
+            </w:tcMar>
+          </w:tcPr>
+          <w:p>
+            <w:pPr>
+              <w:spacing w:line="276" w:lineRule="auto"/>
+              <w:jc w:val="left"/>
+            </w:pPr>
+            <w:r>
+              <w:rPr>
+                <w:rFonts w:ascii="Times New Roman" w:hAnsi="Times New Roman"/>
+                <w:color w:val="000000"/>
+                <w:sz w:val="20"/>
+              </w:rPr>
+              <w:t>Proposed Heuristic (α = 0.5, β = 0.5)</w:t>
+            </w:r>
+          </w:p>
+        </w:tc>
+        <w:tc>
+          <w:tcPr>
+            <w:tcW w:type="dxa" w:w="1560"/>
+            <w:shd w:fill="FFFFFF"/>
+            <w:tcMar>
+              <w:top w:w="100" w:type="dxa"/>
+              <w:bottom w:w="100" w:type="dxa"/>
+              <w:left w:w="150" w:type="dxa"/>
+              <w:right w:w="150" w:type="dxa"/>
+            </w:tcMar>
+          </w:tcPr>
+          <w:p>
+            <w:pPr>
+              <w:spacing w:line="276" w:lineRule="auto"/>
+              <w:jc w:val="left"/>
+            </w:pPr>
+            <w:r>
+              <w:rPr>
+                <w:rFonts w:ascii="Times New Roman" w:hAnsi="Times New Roman"/>
+                <w:color w:val="000000"/>
+                <w:sz w:val="20"/>
+              </w:rPr>
+              <w:t>$62.74</w:t>
+            </w:r>
+          </w:p>
+        </w:tc>
+        <w:tc>
+          <w:tcPr>
+            <w:tcW w:type="dxa" w:w="1560"/>
+            <w:shd w:fill="FFFFFF"/>
+            <w:tcMar>
+              <w:top w:w="100" w:type="dxa"/>
+              <w:bottom w:w="100" w:type="dxa"/>
+              <w:left w:w="150" w:type="dxa"/>
+              <w:right w:w="150" w:type="dxa"/>
+            </w:tcMar>
+          </w:tcPr>
+          <w:p>
+            <w:pPr>
+              <w:spacing w:line="276" w:lineRule="auto"/>
+              <w:jc w:val="left"/>
+            </w:pPr>
+            <w:r>
+              <w:rPr>
+                <w:rFonts w:ascii="Times New Roman" w:hAnsi="Times New Roman"/>
+                <w:color w:val="000000"/>
+                <w:sz w:val="20"/>
+              </w:rPr>
+              <w:t>$31,370.00</w:t>
+            </w:r>
+          </w:p>
+        </w:tc>
+        <w:tc>
+          <w:tcPr>
+            <w:tcW w:type="dxa" w:w="1560"/>
+            <w:shd w:fill="FFFFFF"/>
+            <w:tcMar>
+              <w:top w:w="100" w:type="dxa"/>
+              <w:bottom w:w="100" w:type="dxa"/>
+              <w:left w:w="150" w:type="dxa"/>
+              <w:right w:w="150" w:type="dxa"/>
+            </w:tcMar>
+          </w:tcPr>
+          <w:p>
+            <w:pPr>
+              <w:spacing w:line="276" w:lineRule="auto"/>
+              <w:jc w:val="left"/>
+            </w:pPr>
+            <w:r>
+              <w:rPr>
+                <w:rFonts w:ascii="Times New Roman" w:hAnsi="Times New Roman"/>
+                <w:color w:val="000000"/>
+                <w:sz w:val="20"/>
+              </w:rPr>
+              <w:t>99.924%</w:t>
+            </w:r>
+          </w:p>
+        </w:tc>
+        <w:tc>
+          <w:tcPr>
+            <w:tcW w:type="dxa" w:w="1560"/>
+            <w:shd w:fill="FFFFFF"/>
+            <w:tcMar>
+              <w:top w:w="100" w:type="dxa"/>
+              <w:bottom w:w="100" w:type="dxa"/>
+              <w:left w:w="150" w:type="dxa"/>
+              <w:right w:w="150" w:type="dxa"/>
+            </w:tcMar>
+          </w:tcPr>
+          <w:p>
+            <w:pPr>
+              <w:spacing w:line="276" w:lineRule="auto"/>
+              <w:jc w:val="left"/>
+            </w:pPr>
+            <w:r>
+              <w:rPr>
+                <w:rFonts w:ascii="Times New Roman" w:hAnsi="Times New Roman"/>
+                <w:color w:val="000000"/>
+                <w:sz w:val="20"/>
+              </w:rPr>
+              <w:t>0.00%</w:t>
+            </w:r>
+          </w:p>
+        </w:tc>
+        <w:tc>
+          <w:tcPr>
+            <w:tcW w:type="dxa" w:w="1560"/>
+            <w:shd w:fill="FFFFFF"/>
+            <w:tcMar>
+              <w:top w:w="100" w:type="dxa"/>
+              <w:bottom w:w="100" w:type="dxa"/>
+              <w:left w:w="150" w:type="dxa"/>
+              <w:right w:w="150" w:type="dxa"/>
+            </w:tcMar>
+          </w:tcPr>
+          <w:p>
+            <w:pPr>
+              <w:spacing w:line="276" w:lineRule="auto"/>
+              <w:jc w:val="left"/>
+            </w:pPr>
+            <w:r>
+              <w:rPr>
+                <w:rFonts w:ascii="Times New Roman" w:hAnsi="Times New Roman"/>
+                <w:color w:val="000000"/>
+                <w:sz w:val="20"/>
+              </w:rPr>
+              <w:t>17.81% Savings</w:t>
+            </w:r>
+          </w:p>
+        </w:tc>
+      </w:tr>
+      <w:tr>
+        <w:tc>
+          <w:tcPr>
+            <w:tcW w:type="dxa" w:w="1560"/>
+            <w:shd w:fill="FAFAFA"/>
+            <w:tcMar>
+              <w:top w:w="100" w:type="dxa"/>
+              <w:bottom w:w="100" w:type="dxa"/>
+              <w:left w:w="150" w:type="dxa"/>
+              <w:right w:w="150" w:type="dxa"/>
+            </w:tcMar>
+          </w:tcPr>
+          <w:p>
+            <w:pPr>
+              <w:spacing w:line="276" w:lineRule="auto"/>
+              <w:jc w:val="left"/>
+            </w:pPr>
+            <w:r>
+              <w:rPr>
+                <w:rFonts w:ascii="Times New Roman" w:hAnsi="Times New Roman"/>
+                <w:color w:val="000000"/>
+                <w:sz w:val="20"/>
+              </w:rPr>
+              <w:t>First Fit (FF)</w:t>
+            </w:r>
+          </w:p>
+        </w:tc>
+        <w:tc>
+          <w:tcPr>
+            <w:tcW w:type="dxa" w:w="1560"/>
+            <w:shd w:fill="FAFAFA"/>
+            <w:tcMar>
+              <w:top w:w="100" w:type="dxa"/>
+              <w:bottom w:w="100" w:type="dxa"/>
+              <w:left w:w="150" w:type="dxa"/>
+              <w:right w:w="150" w:type="dxa"/>
+            </w:tcMar>
+          </w:tcPr>
+          <w:p>
+            <w:pPr>
+              <w:spacing w:line="276" w:lineRule="auto"/>
+              <w:jc w:val="left"/>
+            </w:pPr>
+            <w:r>
+              <w:rPr>
+                <w:rFonts w:ascii="Times New Roman" w:hAnsi="Times New Roman"/>
+                <w:color w:val="000000"/>
+                <w:sz w:val="20"/>
+              </w:rPr>
+              <w:t>$76.33</w:t>
+            </w:r>
+          </w:p>
+        </w:tc>
+        <w:tc>
+          <w:tcPr>
+            <w:tcW w:type="dxa" w:w="1560"/>
+            <w:shd w:fill="FAFAFA"/>
+            <w:tcMar>
+              <w:top w:w="100" w:type="dxa"/>
+              <w:bottom w:w="100" w:type="dxa"/>
+              <w:left w:w="150" w:type="dxa"/>
+              <w:right w:w="150" w:type="dxa"/>
+            </w:tcMar>
+          </w:tcPr>
+          <w:p>
+            <w:pPr>
+              <w:spacing w:line="276" w:lineRule="auto"/>
+              <w:jc w:val="left"/>
+            </w:pPr>
+            <w:r>
+              <w:rPr>
+                <w:rFonts w:ascii="Times New Roman" w:hAnsi="Times New Roman"/>
+                <w:color w:val="000000"/>
+                <w:sz w:val="20"/>
+              </w:rPr>
+              <w:t>$38,165.00</w:t>
+            </w:r>
+          </w:p>
+        </w:tc>
+        <w:tc>
+          <w:tcPr>
+            <w:tcW w:type="dxa" w:w="1560"/>
+            <w:shd w:fill="FAFAFA"/>
+            <w:tcMar>
+              <w:top w:w="100" w:type="dxa"/>
+              <w:bottom w:w="100" w:type="dxa"/>
+              <w:left w:w="150" w:type="dxa"/>
+              <w:right w:w="150" w:type="dxa"/>
+            </w:tcMar>
+          </w:tcPr>
+          <w:p>
+            <w:pPr>
+              <w:spacing w:line="276" w:lineRule="auto"/>
+              <w:jc w:val="left"/>
+            </w:pPr>
+            <w:r>
+              <w:rPr>
+                <w:rFonts w:ascii="Times New Roman" w:hAnsi="Times New Roman"/>
+                <w:color w:val="000000"/>
+                <w:sz w:val="20"/>
+              </w:rPr>
+              <w:t>99.999%</w:t>
+            </w:r>
+          </w:p>
+        </w:tc>
+        <w:tc>
+          <w:tcPr>
+            <w:tcW w:type="dxa" w:w="1560"/>
+            <w:shd w:fill="FAFAFA"/>
+            <w:tcMar>
+              <w:top w:w="100" w:type="dxa"/>
+              <w:bottom w:w="100" w:type="dxa"/>
+              <w:left w:w="150" w:type="dxa"/>
+              <w:right w:w="150" w:type="dxa"/>
+            </w:tcMar>
+          </w:tcPr>
+          <w:p>
+            <w:pPr>
+              <w:spacing w:line="276" w:lineRule="auto"/>
+              <w:jc w:val="left"/>
+            </w:pPr>
+            <w:r>
+              <w:rPr>
+                <w:rFonts w:ascii="Times New Roman" w:hAnsi="Times New Roman"/>
+                <w:color w:val="000000"/>
+                <w:sz w:val="20"/>
+              </w:rPr>
+              <w:t>0.00%</w:t>
+            </w:r>
+          </w:p>
+        </w:tc>
+        <w:tc>
+          <w:tcPr>
+            <w:tcW w:type="dxa" w:w="1560"/>
+            <w:shd w:fill="FAFAFA"/>
+            <w:tcMar>
+              <w:top w:w="100" w:type="dxa"/>
+              <w:bottom w:w="100" w:type="dxa"/>
+              <w:left w:w="150" w:type="dxa"/>
+              <w:right w:w="150" w:type="dxa"/>
+            </w:tcMar>
+          </w:tcPr>
+          <w:p>
+            <w:pPr>
+              <w:spacing w:line="276" w:lineRule="auto"/>
+              <w:jc w:val="left"/>
+            </w:pPr>
+            <w:r>
+              <w:rPr>
+                <w:rFonts w:ascii="Times New Roman" w:hAnsi="Times New Roman"/>
+                <w:color w:val="000000"/>
+                <w:sz w:val="20"/>
+              </w:rPr>
+              <w:t>Baseline (0.00%)</w:t>
+            </w:r>
+          </w:p>
+        </w:tc>
+      </w:tr>
+      <w:tr>
+        <w:tc>
+          <w:tcPr>
+            <w:tcW w:type="dxa" w:w="1560"/>
+            <w:shd w:fill="FFFFFF"/>
+            <w:tcMar>
+              <w:top w:w="100" w:type="dxa"/>
+              <w:bottom w:w="100" w:type="dxa"/>
+              <w:left w:w="150" w:type="dxa"/>
+              <w:right w:w="150" w:type="dxa"/>
+            </w:tcMar>
+          </w:tcPr>
+          <w:p>
+            <w:pPr>
+              <w:spacing w:line="276" w:lineRule="auto"/>
+              <w:jc w:val="left"/>
+            </w:pPr>
+            <w:r>
+              <w:rPr>
+                <w:rFonts w:ascii="Times New Roman" w:hAnsi="Times New Roman"/>
+                <w:color w:val="000000"/>
+                <w:sz w:val="20"/>
+              </w:rPr>
+              <w:t>Best Fit (BF)</w:t>
+            </w:r>
+          </w:p>
+        </w:tc>
+        <w:tc>
+          <w:tcPr>
+            <w:tcW w:type="dxa" w:w="1560"/>
+            <w:shd w:fill="FFFFFF"/>
+            <w:tcMar>
+              <w:top w:w="100" w:type="dxa"/>
+              <w:bottom w:w="100" w:type="dxa"/>
+              <w:left w:w="150" w:type="dxa"/>
+              <w:right w:w="150" w:type="dxa"/>
+            </w:tcMar>
+          </w:tcPr>
+          <w:p>
+            <w:pPr>
+              <w:spacing w:line="276" w:lineRule="auto"/>
+              <w:jc w:val="left"/>
+            </w:pPr>
+            <w:r>
+              <w:rPr>
+                <w:rFonts w:ascii="Times New Roman" w:hAnsi="Times New Roman"/>
+                <w:color w:val="000000"/>
+                <w:sz w:val="20"/>
+              </w:rPr>
+              <w:t>$62.74</w:t>
+            </w:r>
+          </w:p>
+        </w:tc>
+        <w:tc>
+          <w:tcPr>
+            <w:tcW w:type="dxa" w:w="1560"/>
+            <w:shd w:fill="FFFFFF"/>
+            <w:tcMar>
+              <w:top w:w="100" w:type="dxa"/>
+              <w:bottom w:w="100" w:type="dxa"/>
+              <w:left w:w="150" w:type="dxa"/>
+              <w:right w:w="150" w:type="dxa"/>
+            </w:tcMar>
+          </w:tcPr>
+          <w:p>
+            <w:pPr>
+              <w:spacing w:line="276" w:lineRule="auto"/>
+              <w:jc w:val="left"/>
+            </w:pPr>
+            <w:r>
+              <w:rPr>
+                <w:rFonts w:ascii="Times New Roman" w:hAnsi="Times New Roman"/>
+                <w:color w:val="000000"/>
+                <w:sz w:val="20"/>
+              </w:rPr>
+              <w:t>$31,370.00</w:t>
+            </w:r>
+          </w:p>
+        </w:tc>
+        <w:tc>
+          <w:tcPr>
+            <w:tcW w:type="dxa" w:w="1560"/>
+            <w:shd w:fill="FFFFFF"/>
+            <w:tcMar>
+              <w:top w:w="100" w:type="dxa"/>
+              <w:bottom w:w="100" w:type="dxa"/>
+              <w:left w:w="150" w:type="dxa"/>
+              <w:right w:w="150" w:type="dxa"/>
+            </w:tcMar>
+          </w:tcPr>
+          <w:p>
+            <w:pPr>
+              <w:spacing w:line="276" w:lineRule="auto"/>
+              <w:jc w:val="left"/>
+            </w:pPr>
+            <w:r>
+              <w:rPr>
+                <w:rFonts w:ascii="Times New Roman" w:hAnsi="Times New Roman"/>
+                <w:color w:val="000000"/>
+                <w:sz w:val="20"/>
+              </w:rPr>
+              <w:t>99.924%</w:t>
+            </w:r>
+          </w:p>
+        </w:tc>
+        <w:tc>
+          <w:tcPr>
+            <w:tcW w:type="dxa" w:w="1560"/>
+            <w:shd w:fill="FFFFFF"/>
+            <w:tcMar>
+              <w:top w:w="100" w:type="dxa"/>
+              <w:bottom w:w="100" w:type="dxa"/>
+              <w:left w:w="150" w:type="dxa"/>
+              <w:right w:w="150" w:type="dxa"/>
+            </w:tcMar>
+          </w:tcPr>
+          <w:p>
+            <w:pPr>
+              <w:spacing w:line="276" w:lineRule="auto"/>
+              <w:jc w:val="left"/>
+            </w:pPr>
+            <w:r>
+              <w:rPr>
+                <w:rFonts w:ascii="Times New Roman" w:hAnsi="Times New Roman"/>
+                <w:color w:val="000000"/>
+                <w:sz w:val="20"/>
+              </w:rPr>
+              <w:t>0.00%</w:t>
+            </w:r>
+          </w:p>
+        </w:tc>
+        <w:tc>
+          <w:tcPr>
+            <w:tcW w:type="dxa" w:w="1560"/>
+            <w:shd w:fill="FFFFFF"/>
+            <w:tcMar>
+              <w:top w:w="100" w:type="dxa"/>
+              <w:bottom w:w="100" w:type="dxa"/>
+              <w:left w:w="150" w:type="dxa"/>
+              <w:right w:w="150" w:type="dxa"/>
+            </w:tcMar>
+          </w:tcPr>
+          <w:p>
+            <w:pPr>
+              <w:spacing w:line="276" w:lineRule="auto"/>
+              <w:jc w:val="left"/>
+            </w:pPr>
+            <w:r>
+              <w:rPr>
+                <w:rFonts w:ascii="Times New Roman" w:hAnsi="Times New Roman"/>
+                <w:color w:val="000000"/>
+                <w:sz w:val="20"/>
+              </w:rPr>
+              <w:t>17.81% Savings</w:t>
+            </w:r>
+          </w:p>
+        </w:tc>
+      </w:tr>
+      <w:tr>
+        <w:tc>
+          <w:tcPr>
+            <w:tcW w:type="dxa" w:w="1560"/>
+            <w:shd w:fill="FAFAFA"/>
+            <w:tcMar>
+              <w:top w:w="100" w:type="dxa"/>
+              <w:bottom w:w="100" w:type="dxa"/>
+              <w:left w:w="150" w:type="dxa"/>
+              <w:right w:w="150" w:type="dxa"/>
+            </w:tcMar>
+          </w:tcPr>
+          <w:p>
+            <w:pPr>
+              <w:spacing w:line="276" w:lineRule="auto"/>
+              <w:jc w:val="left"/>
+            </w:pPr>
+            <w:r>
+              <w:rPr>
+                <w:rFonts w:ascii="Times New Roman" w:hAnsi="Times New Roman"/>
+                <w:color w:val="000000"/>
+                <w:sz w:val="20"/>
+              </w:rPr>
+              <w:t>Worst Fit (WF)</w:t>
+            </w:r>
+          </w:p>
+        </w:tc>
+        <w:tc>
+          <w:tcPr>
+            <w:tcW w:type="dxa" w:w="1560"/>
+            <w:shd w:fill="FAFAFA"/>
+            <w:tcMar>
+              <w:top w:w="100" w:type="dxa"/>
+              <w:bottom w:w="100" w:type="dxa"/>
+              <w:left w:w="150" w:type="dxa"/>
+              <w:right w:w="150" w:type="dxa"/>
+            </w:tcMar>
+          </w:tcPr>
+          <w:p>
+            <w:pPr>
+              <w:spacing w:line="276" w:lineRule="auto"/>
+              <w:jc w:val="left"/>
+            </w:pPr>
+            <w:r>
+              <w:rPr>
+                <w:rFonts w:ascii="Times New Roman" w:hAnsi="Times New Roman"/>
+                <w:color w:val="000000"/>
+                <w:sz w:val="20"/>
+              </w:rPr>
+              <w:t>$76.33</w:t>
+            </w:r>
+          </w:p>
+        </w:tc>
+        <w:tc>
+          <w:tcPr>
+            <w:tcW w:type="dxa" w:w="1560"/>
+            <w:shd w:fill="FAFAFA"/>
+            <w:tcMar>
+              <w:top w:w="100" w:type="dxa"/>
+              <w:bottom w:w="100" w:type="dxa"/>
+              <w:left w:w="150" w:type="dxa"/>
+              <w:right w:w="150" w:type="dxa"/>
+            </w:tcMar>
+          </w:tcPr>
+          <w:p>
+            <w:pPr>
+              <w:spacing w:line="276" w:lineRule="auto"/>
+              <w:jc w:val="left"/>
+            </w:pPr>
+            <w:r>
+              <w:rPr>
+                <w:rFonts w:ascii="Times New Roman" w:hAnsi="Times New Roman"/>
+                <w:color w:val="000000"/>
+                <w:sz w:val="20"/>
+              </w:rPr>
+              <w:t>$38,165.00</w:t>
+            </w:r>
+          </w:p>
+        </w:tc>
+        <w:tc>
+          <w:tcPr>
+            <w:tcW w:type="dxa" w:w="1560"/>
+            <w:shd w:fill="FAFAFA"/>
+            <w:tcMar>
+              <w:top w:w="100" w:type="dxa"/>
+              <w:bottom w:w="100" w:type="dxa"/>
+              <w:left w:w="150" w:type="dxa"/>
+              <w:right w:w="150" w:type="dxa"/>
+            </w:tcMar>
+          </w:tcPr>
+          <w:p>
+            <w:pPr>
+              <w:spacing w:line="276" w:lineRule="auto"/>
+              <w:jc w:val="left"/>
+            </w:pPr>
+            <w:r>
+              <w:rPr>
+                <w:rFonts w:ascii="Times New Roman" w:hAnsi="Times New Roman"/>
+                <w:color w:val="000000"/>
+                <w:sz w:val="20"/>
+              </w:rPr>
+              <w:t>99.999%</w:t>
+            </w:r>
+          </w:p>
+        </w:tc>
+        <w:tc>
+          <w:tcPr>
+            <w:tcW w:type="dxa" w:w="1560"/>
+            <w:shd w:fill="FAFAFA"/>
+            <w:tcMar>
+              <w:top w:w="100" w:type="dxa"/>
+              <w:bottom w:w="100" w:type="dxa"/>
+              <w:left w:w="150" w:type="dxa"/>
+              <w:right w:w="150" w:type="dxa"/>
+            </w:tcMar>
+          </w:tcPr>
+          <w:p>
+            <w:pPr>
+              <w:spacing w:line="276" w:lineRule="auto"/>
+              <w:jc w:val="left"/>
+            </w:pPr>
+            <w:r>
+              <w:rPr>
+                <w:rFonts w:ascii="Times New Roman" w:hAnsi="Times New Roman"/>
+                <w:color w:val="000000"/>
+                <w:sz w:val="20"/>
+              </w:rPr>
+              <w:t>0.00%</w:t>
+            </w:r>
+          </w:p>
+        </w:tc>
+        <w:tc>
+          <w:tcPr>
+            <w:tcW w:type="dxa" w:w="1560"/>
+            <w:shd w:fill="FAFAFA"/>
+            <w:tcMar>
+              <w:top w:w="100" w:type="dxa"/>
+              <w:bottom w:w="100" w:type="dxa"/>
+              <w:left w:w="150" w:type="dxa"/>
+              <w:right w:w="150" w:type="dxa"/>
+            </w:tcMar>
+          </w:tcPr>
+          <w:p>
+            <w:pPr>
+              <w:spacing w:line="276" w:lineRule="auto"/>
+              <w:jc w:val="left"/>
+            </w:pPr>
+            <w:r>
+              <w:rPr>
+                <w:rFonts w:ascii="Times New Roman" w:hAnsi="Times New Roman"/>
+                <w:color w:val="000000"/>
+                <w:sz w:val="20"/>
+              </w:rPr>
+              <w:t>0.00% (Highest Cost)</w:t>
+            </w:r>
+          </w:p>
+        </w:tc>
+      </w:tr>
+    </w:tbl>
     <w:p>
       <w:pPr>
-        <w:keepNext/>
+        <w:spacing w:after="240"/>
+      </w:pPr>
+    </w:p>
+    <w:p>
+      <w:pPr>
+        <w:spacing w:after="240"/>
+      </w:pPr>
+    </w:p>
+    <w:p>
+      <w:pPr>
+        <w:spacing w:after="240"/>
+      </w:pPr>
+    </w:p>
+    <w:p>
+      <w:pPr>
+        <w:spacing w:after="240"/>
+      </w:pPr>
+    </w:p>
+    <w:p>
+      <w:pPr>
         <w:spacing w:before="240" w:after="80" w:line="360" w:lineRule="auto"/>
         <w:jc w:val="both"/>
       </w:pPr>
@@ -3511,13 +6803,17 @@
     </w:p>
     <w:p>
       <w:pPr>
+        <w:spacing w:after="240"/>
+      </w:pPr>
+    </w:p>
+    <w:p>
+      <w:pPr>
         <w:spacing w:after="120" w:line="360" w:lineRule="auto"/>
         <w:jc w:val="both"/>
       </w:pPr>
     </w:p>
     <w:p>
       <w:pPr>
-        <w:keepNext/>
         <w:spacing w:before="200" w:after="80" w:line="360" w:lineRule="auto"/>
         <w:jc w:val="both"/>
       </w:pPr>
@@ -3632,7 +6928,6 @@
     </w:p>
     <w:p>
       <w:pPr>
-        <w:keepNext/>
         <w:spacing w:before="280" w:after="120" w:line="360" w:lineRule="auto"/>
         <w:jc w:val="both"/>
       </w:pPr>
@@ -3665,7 +6960,6 @@
     </w:p>
     <w:p>
       <w:pPr>
-        <w:keepNext/>
         <w:spacing w:before="240" w:after="80" w:line="360" w:lineRule="auto"/>
         <w:jc w:val="both"/>
       </w:pPr>
@@ -3918,7 +7212,6 @@
     </w:p>
     <w:p>
       <w:pPr>
-        <w:keepNext/>
         <w:spacing w:before="240" w:after="80" w:line="360" w:lineRule="auto"/>
         <w:jc w:val="both"/>
       </w:pPr>
@@ -3949,9 +7242,1005 @@
         <w:t>Table 4.4 demonstrates parameter sensitivity when varying the cost weight α from 0.0 to 1.0 in increments of 0.2 across identical benchmark workloads.</w:t>
       </w:r>
     </w:p>
+    <w:tbl>
+      <w:tblPr>
+        <w:tblW w:type="auto" w:w="0"/>
+        <w:jc w:val="center"/>
+        <w:tblLook w:firstColumn="1" w:firstRow="1" w:lastColumn="0" w:lastRow="0" w:noHBand="0" w:noVBand="1" w:val="04A0"/>
+        <w:tblBorders>
+          <w:top w:val="single" w:sz="4" w:space="0" w:color="CCCCCC"/>
+          <w:bottom w:val="single" w:sz="4" w:space="0" w:color="CCCCCC"/>
+          <w:left w:val="none"/>
+          <w:right w:val="none"/>
+          <w:insideH w:val="single" w:sz="4" w:space="0" w:color="CCCCCC"/>
+          <w:insideV w:val="none"/>
+        </w:tblBorders>
+      </w:tblPr>
+      <w:tblGrid>
+        <w:gridCol w:w="1560"/>
+        <w:gridCol w:w="1560"/>
+        <w:gridCol w:w="1560"/>
+        <w:gridCol w:w="1560"/>
+        <w:gridCol w:w="1560"/>
+        <w:gridCol w:w="1560"/>
+      </w:tblGrid>
+      <w:tr>
+        <w:tc>
+          <w:tcPr>
+            <w:tcW w:type="dxa" w:w="1560"/>
+            <w:shd w:fill="F2F2F2"/>
+            <w:tcMar>
+              <w:top w:w="140" w:type="dxa"/>
+              <w:bottom w:w="140" w:type="dxa"/>
+              <w:left w:w="180" w:type="dxa"/>
+              <w:right w:w="180" w:type="dxa"/>
+            </w:tcMar>
+          </w:tcPr>
+          <w:p>
+            <w:pPr>
+              <w:spacing w:line="276" w:lineRule="auto"/>
+              <w:jc w:val="left"/>
+            </w:pPr>
+            <w:r>
+              <w:rPr>
+                <w:rFonts w:ascii="Times New Roman" w:hAnsi="Times New Roman"/>
+                <w:b/>
+                <w:color w:val="000000"/>
+                <w:sz w:val="21"/>
+              </w:rPr>
+              <w:t>Cost Weight (α)</w:t>
+            </w:r>
+          </w:p>
+        </w:tc>
+        <w:tc>
+          <w:tcPr>
+            <w:tcW w:type="dxa" w:w="1560"/>
+            <w:shd w:fill="F2F2F2"/>
+            <w:tcMar>
+              <w:top w:w="140" w:type="dxa"/>
+              <w:bottom w:w="140" w:type="dxa"/>
+              <w:left w:w="180" w:type="dxa"/>
+              <w:right w:w="180" w:type="dxa"/>
+            </w:tcMar>
+          </w:tcPr>
+          <w:p>
+            <w:pPr>
+              <w:spacing w:line="276" w:lineRule="auto"/>
+              <w:jc w:val="left"/>
+            </w:pPr>
+            <w:r>
+              <w:rPr>
+                <w:rFonts w:ascii="Times New Roman" w:hAnsi="Times New Roman"/>
+                <w:b/>
+                <w:color w:val="000000"/>
+                <w:sz w:val="21"/>
+              </w:rPr>
+              <w:t>Availability Weight (β)</w:t>
+            </w:r>
+          </w:p>
+        </w:tc>
+        <w:tc>
+          <w:tcPr>
+            <w:tcW w:type="dxa" w:w="1560"/>
+            <w:shd w:fill="F2F2F2"/>
+            <w:tcMar>
+              <w:top w:w="140" w:type="dxa"/>
+              <w:bottom w:w="140" w:type="dxa"/>
+              <w:left w:w="180" w:type="dxa"/>
+              <w:right w:w="180" w:type="dxa"/>
+            </w:tcMar>
+          </w:tcPr>
+          <w:p>
+            <w:pPr>
+              <w:spacing w:line="276" w:lineRule="auto"/>
+              <w:jc w:val="left"/>
+            </w:pPr>
+            <w:r>
+              <w:rPr>
+                <w:rFonts w:ascii="Times New Roman" w:hAnsi="Times New Roman"/>
+                <w:b/>
+                <w:color w:val="000000"/>
+                <w:sz w:val="21"/>
+              </w:rPr>
+              <w:t>Operational Focus</w:t>
+            </w:r>
+          </w:p>
+        </w:tc>
+        <w:tc>
+          <w:tcPr>
+            <w:tcW w:type="dxa" w:w="1560"/>
+            <w:shd w:fill="F2F2F2"/>
+            <w:tcMar>
+              <w:top w:w="140" w:type="dxa"/>
+              <w:bottom w:w="140" w:type="dxa"/>
+              <w:left w:w="180" w:type="dxa"/>
+              <w:right w:w="180" w:type="dxa"/>
+            </w:tcMar>
+          </w:tcPr>
+          <w:p>
+            <w:pPr>
+              <w:spacing w:line="276" w:lineRule="auto"/>
+              <w:jc w:val="left"/>
+            </w:pPr>
+            <w:r>
+              <w:rPr>
+                <w:rFonts w:ascii="Times New Roman" w:hAnsi="Times New Roman"/>
+                <w:b/>
+                <w:color w:val="000000"/>
+                <w:sz w:val="21"/>
+              </w:rPr>
+              <w:t>Mean Allocated Cost ($)</w:t>
+            </w:r>
+          </w:p>
+        </w:tc>
+        <w:tc>
+          <w:tcPr>
+            <w:tcW w:type="dxa" w:w="1560"/>
+            <w:shd w:fill="F2F2F2"/>
+            <w:tcMar>
+              <w:top w:w="140" w:type="dxa"/>
+              <w:bottom w:w="140" w:type="dxa"/>
+              <w:left w:w="180" w:type="dxa"/>
+              <w:right w:w="180" w:type="dxa"/>
+            </w:tcMar>
+          </w:tcPr>
+          <w:p>
+            <w:pPr>
+              <w:spacing w:line="276" w:lineRule="auto"/>
+              <w:jc w:val="left"/>
+            </w:pPr>
+            <w:r>
+              <w:rPr>
+                <w:rFonts w:ascii="Times New Roman" w:hAnsi="Times New Roman"/>
+                <w:b/>
+                <w:color w:val="000000"/>
+                <w:sz w:val="21"/>
+              </w:rPr>
+              <w:t>Mean SLA Availability (%)</w:t>
+            </w:r>
+          </w:p>
+        </w:tc>
+        <w:tc>
+          <w:tcPr>
+            <w:tcW w:type="dxa" w:w="1560"/>
+            <w:shd w:fill="F2F2F2"/>
+            <w:tcMar>
+              <w:top w:w="140" w:type="dxa"/>
+              <w:bottom w:w="140" w:type="dxa"/>
+              <w:left w:w="180" w:type="dxa"/>
+              <w:right w:w="180" w:type="dxa"/>
+            </w:tcMar>
+          </w:tcPr>
+          <w:p>
+            <w:pPr>
+              <w:spacing w:line="276" w:lineRule="auto"/>
+              <w:jc w:val="left"/>
+            </w:pPr>
+            <w:r>
+              <w:rPr>
+                <w:rFonts w:ascii="Times New Roman" w:hAnsi="Times New Roman"/>
+                <w:b/>
+                <w:color w:val="000000"/>
+                <w:sz w:val="21"/>
+              </w:rPr>
+              <w:t>Dominant Storage Tier Selected</w:t>
+            </w:r>
+          </w:p>
+        </w:tc>
+      </w:tr>
+      <w:tr>
+        <w:tc>
+          <w:tcPr>
+            <w:tcW w:type="dxa" w:w="1560"/>
+            <w:shd w:fill="FFFFFF"/>
+            <w:tcMar>
+              <w:top w:w="100" w:type="dxa"/>
+              <w:bottom w:w="100" w:type="dxa"/>
+              <w:left w:w="150" w:type="dxa"/>
+              <w:right w:w="150" w:type="dxa"/>
+            </w:tcMar>
+          </w:tcPr>
+          <w:p>
+            <w:pPr>
+              <w:spacing w:line="276" w:lineRule="auto"/>
+              <w:jc w:val="left"/>
+            </w:pPr>
+            <w:r>
+              <w:rPr>
+                <w:rFonts w:ascii="Times New Roman" w:hAnsi="Times New Roman"/>
+                <w:color w:val="000000"/>
+                <w:sz w:val="20"/>
+              </w:rPr>
+              <w:t>0.0</w:t>
+            </w:r>
+          </w:p>
+        </w:tc>
+        <w:tc>
+          <w:tcPr>
+            <w:tcW w:type="dxa" w:w="1560"/>
+            <w:shd w:fill="FFFFFF"/>
+            <w:tcMar>
+              <w:top w:w="100" w:type="dxa"/>
+              <w:bottom w:w="100" w:type="dxa"/>
+              <w:left w:w="150" w:type="dxa"/>
+              <w:right w:w="150" w:type="dxa"/>
+            </w:tcMar>
+          </w:tcPr>
+          <w:p>
+            <w:pPr>
+              <w:spacing w:line="276" w:lineRule="auto"/>
+              <w:jc w:val="left"/>
+            </w:pPr>
+            <w:r>
+              <w:rPr>
+                <w:rFonts w:ascii="Times New Roman" w:hAnsi="Times New Roman"/>
+                <w:color w:val="000000"/>
+                <w:sz w:val="20"/>
+              </w:rPr>
+              <w:t>1.0</w:t>
+            </w:r>
+          </w:p>
+        </w:tc>
+        <w:tc>
+          <w:tcPr>
+            <w:tcW w:type="dxa" w:w="1560"/>
+            <w:shd w:fill="FFFFFF"/>
+            <w:tcMar>
+              <w:top w:w="100" w:type="dxa"/>
+              <w:bottom w:w="100" w:type="dxa"/>
+              <w:left w:w="150" w:type="dxa"/>
+              <w:right w:w="150" w:type="dxa"/>
+            </w:tcMar>
+          </w:tcPr>
+          <w:p>
+            <w:pPr>
+              <w:spacing w:line="276" w:lineRule="auto"/>
+              <w:jc w:val="left"/>
+            </w:pPr>
+            <w:r>
+              <w:rPr>
+                <w:rFonts w:ascii="Times New Roman" w:hAnsi="Times New Roman"/>
+                <w:color w:val="000000"/>
+                <w:sz w:val="20"/>
+              </w:rPr>
+              <w:t>Pure Availability Focus</w:t>
+            </w:r>
+          </w:p>
+        </w:tc>
+        <w:tc>
+          <w:tcPr>
+            <w:tcW w:type="dxa" w:w="1560"/>
+            <w:shd w:fill="FFFFFF"/>
+            <w:tcMar>
+              <w:top w:w="100" w:type="dxa"/>
+              <w:bottom w:w="100" w:type="dxa"/>
+              <w:left w:w="150" w:type="dxa"/>
+              <w:right w:w="150" w:type="dxa"/>
+            </w:tcMar>
+          </w:tcPr>
+          <w:p>
+            <w:pPr>
+              <w:spacing w:line="276" w:lineRule="auto"/>
+              <w:jc w:val="left"/>
+            </w:pPr>
+            <w:r>
+              <w:rPr>
+                <w:rFonts w:ascii="Times New Roman" w:hAnsi="Times New Roman"/>
+                <w:color w:val="000000"/>
+                <w:sz w:val="20"/>
+              </w:rPr>
+              <w:t>$75.33</w:t>
+            </w:r>
+          </w:p>
+        </w:tc>
+        <w:tc>
+          <w:tcPr>
+            <w:tcW w:type="dxa" w:w="1560"/>
+            <w:shd w:fill="FFFFFF"/>
+            <w:tcMar>
+              <w:top w:w="100" w:type="dxa"/>
+              <w:bottom w:w="100" w:type="dxa"/>
+              <w:left w:w="150" w:type="dxa"/>
+              <w:right w:w="150" w:type="dxa"/>
+            </w:tcMar>
+          </w:tcPr>
+          <w:p>
+            <w:pPr>
+              <w:spacing w:line="276" w:lineRule="auto"/>
+              <w:jc w:val="left"/>
+            </w:pPr>
+            <w:r>
+              <w:rPr>
+                <w:rFonts w:ascii="Times New Roman" w:hAnsi="Times New Roman"/>
+                <w:color w:val="000000"/>
+                <w:sz w:val="20"/>
+              </w:rPr>
+              <w:t>99.998%</w:t>
+            </w:r>
+          </w:p>
+        </w:tc>
+        <w:tc>
+          <w:tcPr>
+            <w:tcW w:type="dxa" w:w="1560"/>
+            <w:shd w:fill="FFFFFF"/>
+            <w:tcMar>
+              <w:top w:w="100" w:type="dxa"/>
+              <w:bottom w:w="100" w:type="dxa"/>
+              <w:left w:w="150" w:type="dxa"/>
+              <w:right w:w="150" w:type="dxa"/>
+            </w:tcMar>
+          </w:tcPr>
+          <w:p>
+            <w:pPr>
+              <w:spacing w:line="276" w:lineRule="auto"/>
+              <w:jc w:val="left"/>
+            </w:pPr>
+            <w:r>
+              <w:rPr>
+                <w:rFonts w:ascii="Times New Roman" w:hAnsi="Times New Roman"/>
+                <w:color w:val="000000"/>
+                <w:sz w:val="20"/>
+              </w:rPr>
+              <w:t>Block Storage (High SLA)</w:t>
+            </w:r>
+          </w:p>
+        </w:tc>
+      </w:tr>
+      <w:tr>
+        <w:tc>
+          <w:tcPr>
+            <w:tcW w:type="dxa" w:w="1560"/>
+            <w:shd w:fill="FAFAFA"/>
+            <w:tcMar>
+              <w:top w:w="100" w:type="dxa"/>
+              <w:bottom w:w="100" w:type="dxa"/>
+              <w:left w:w="150" w:type="dxa"/>
+              <w:right w:w="150" w:type="dxa"/>
+            </w:tcMar>
+          </w:tcPr>
+          <w:p>
+            <w:pPr>
+              <w:spacing w:line="276" w:lineRule="auto"/>
+              <w:jc w:val="left"/>
+            </w:pPr>
+            <w:r>
+              <w:rPr>
+                <w:rFonts w:ascii="Times New Roman" w:hAnsi="Times New Roman"/>
+                <w:color w:val="000000"/>
+                <w:sz w:val="20"/>
+              </w:rPr>
+              <w:t>0.2</w:t>
+            </w:r>
+          </w:p>
+        </w:tc>
+        <w:tc>
+          <w:tcPr>
+            <w:tcW w:type="dxa" w:w="1560"/>
+            <w:shd w:fill="FAFAFA"/>
+            <w:tcMar>
+              <w:top w:w="100" w:type="dxa"/>
+              <w:bottom w:w="100" w:type="dxa"/>
+              <w:left w:w="150" w:type="dxa"/>
+              <w:right w:w="150" w:type="dxa"/>
+            </w:tcMar>
+          </w:tcPr>
+          <w:p>
+            <w:pPr>
+              <w:spacing w:line="276" w:lineRule="auto"/>
+              <w:jc w:val="left"/>
+            </w:pPr>
+            <w:r>
+              <w:rPr>
+                <w:rFonts w:ascii="Times New Roman" w:hAnsi="Times New Roman"/>
+                <w:color w:val="000000"/>
+                <w:sz w:val="20"/>
+              </w:rPr>
+              <w:t>0.8</w:t>
+            </w:r>
+          </w:p>
+        </w:tc>
+        <w:tc>
+          <w:tcPr>
+            <w:tcW w:type="dxa" w:w="1560"/>
+            <w:shd w:fill="FAFAFA"/>
+            <w:tcMar>
+              <w:top w:w="100" w:type="dxa"/>
+              <w:bottom w:w="100" w:type="dxa"/>
+              <w:left w:w="150" w:type="dxa"/>
+              <w:right w:w="150" w:type="dxa"/>
+            </w:tcMar>
+          </w:tcPr>
+          <w:p>
+            <w:pPr>
+              <w:spacing w:line="276" w:lineRule="auto"/>
+              <w:jc w:val="left"/>
+            </w:pPr>
+            <w:r>
+              <w:rPr>
+                <w:rFonts w:ascii="Times New Roman" w:hAnsi="Times New Roman"/>
+                <w:color w:val="000000"/>
+                <w:sz w:val="20"/>
+              </w:rPr>
+              <w:t>SLA-Leaning Hybrid</w:t>
+            </w:r>
+          </w:p>
+        </w:tc>
+        <w:tc>
+          <w:tcPr>
+            <w:tcW w:type="dxa" w:w="1560"/>
+            <w:shd w:fill="FAFAFA"/>
+            <w:tcMar>
+              <w:top w:w="100" w:type="dxa"/>
+              <w:bottom w:w="100" w:type="dxa"/>
+              <w:left w:w="150" w:type="dxa"/>
+              <w:right w:w="150" w:type="dxa"/>
+            </w:tcMar>
+          </w:tcPr>
+          <w:p>
+            <w:pPr>
+              <w:spacing w:line="276" w:lineRule="auto"/>
+              <w:jc w:val="left"/>
+            </w:pPr>
+            <w:r>
+              <w:rPr>
+                <w:rFonts w:ascii="Times New Roman" w:hAnsi="Times New Roman"/>
+                <w:color w:val="000000"/>
+                <w:sz w:val="20"/>
+              </w:rPr>
+              <w:t>$71.12</w:t>
+            </w:r>
+          </w:p>
+        </w:tc>
+        <w:tc>
+          <w:tcPr>
+            <w:tcW w:type="dxa" w:w="1560"/>
+            <w:shd w:fill="FAFAFA"/>
+            <w:tcMar>
+              <w:top w:w="100" w:type="dxa"/>
+              <w:bottom w:w="100" w:type="dxa"/>
+              <w:left w:w="150" w:type="dxa"/>
+              <w:right w:w="150" w:type="dxa"/>
+            </w:tcMar>
+          </w:tcPr>
+          <w:p>
+            <w:pPr>
+              <w:spacing w:line="276" w:lineRule="auto"/>
+              <w:jc w:val="left"/>
+            </w:pPr>
+            <w:r>
+              <w:rPr>
+                <w:rFonts w:ascii="Times New Roman" w:hAnsi="Times New Roman"/>
+                <w:color w:val="000000"/>
+                <w:sz w:val="20"/>
+              </w:rPr>
+              <w:t>99.985%</w:t>
+            </w:r>
+          </w:p>
+        </w:tc>
+        <w:tc>
+          <w:tcPr>
+            <w:tcW w:type="dxa" w:w="1560"/>
+            <w:shd w:fill="FAFAFA"/>
+            <w:tcMar>
+              <w:top w:w="100" w:type="dxa"/>
+              <w:bottom w:w="100" w:type="dxa"/>
+              <w:left w:w="150" w:type="dxa"/>
+              <w:right w:w="150" w:type="dxa"/>
+            </w:tcMar>
+          </w:tcPr>
+          <w:p>
+            <w:pPr>
+              <w:spacing w:line="276" w:lineRule="auto"/>
+              <w:jc w:val="left"/>
+            </w:pPr>
+            <w:r>
+              <w:rPr>
+                <w:rFonts w:ascii="Times New Roman" w:hAnsi="Times New Roman"/>
+                <w:color w:val="000000"/>
+                <w:sz w:val="20"/>
+              </w:rPr>
+              <w:t>Block / File Storage Mix</w:t>
+            </w:r>
+          </w:p>
+        </w:tc>
+      </w:tr>
+      <w:tr>
+        <w:tc>
+          <w:tcPr>
+            <w:tcW w:type="dxa" w:w="1560"/>
+            <w:shd w:fill="FFFFFF"/>
+            <w:tcMar>
+              <w:top w:w="100" w:type="dxa"/>
+              <w:bottom w:w="100" w:type="dxa"/>
+              <w:left w:w="150" w:type="dxa"/>
+              <w:right w:w="150" w:type="dxa"/>
+            </w:tcMar>
+          </w:tcPr>
+          <w:p>
+            <w:pPr>
+              <w:spacing w:line="276" w:lineRule="auto"/>
+              <w:jc w:val="left"/>
+            </w:pPr>
+            <w:r>
+              <w:rPr>
+                <w:rFonts w:ascii="Times New Roman" w:hAnsi="Times New Roman"/>
+                <w:color w:val="000000"/>
+                <w:sz w:val="20"/>
+              </w:rPr>
+              <w:t>0.5</w:t>
+            </w:r>
+          </w:p>
+        </w:tc>
+        <w:tc>
+          <w:tcPr>
+            <w:tcW w:type="dxa" w:w="1560"/>
+            <w:shd w:fill="FFFFFF"/>
+            <w:tcMar>
+              <w:top w:w="100" w:type="dxa"/>
+              <w:bottom w:w="100" w:type="dxa"/>
+              <w:left w:w="150" w:type="dxa"/>
+              <w:right w:w="150" w:type="dxa"/>
+            </w:tcMar>
+          </w:tcPr>
+          <w:p>
+            <w:pPr>
+              <w:spacing w:line="276" w:lineRule="auto"/>
+              <w:jc w:val="left"/>
+            </w:pPr>
+            <w:r>
+              <w:rPr>
+                <w:rFonts w:ascii="Times New Roman" w:hAnsi="Times New Roman"/>
+                <w:color w:val="000000"/>
+                <w:sz w:val="20"/>
+              </w:rPr>
+              <w:t>0.5</w:t>
+            </w:r>
+          </w:p>
+        </w:tc>
+        <w:tc>
+          <w:tcPr>
+            <w:tcW w:type="dxa" w:w="1560"/>
+            <w:shd w:fill="FFFFFF"/>
+            <w:tcMar>
+              <w:top w:w="100" w:type="dxa"/>
+              <w:bottom w:w="100" w:type="dxa"/>
+              <w:left w:w="150" w:type="dxa"/>
+              <w:right w:w="150" w:type="dxa"/>
+            </w:tcMar>
+          </w:tcPr>
+          <w:p>
+            <w:pPr>
+              <w:spacing w:line="276" w:lineRule="auto"/>
+              <w:jc w:val="left"/>
+            </w:pPr>
+            <w:r>
+              <w:rPr>
+                <w:rFonts w:ascii="Times New Roman" w:hAnsi="Times New Roman"/>
+                <w:color w:val="000000"/>
+                <w:sz w:val="20"/>
+              </w:rPr>
+              <w:t>Balanced Dual-Objective</w:t>
+            </w:r>
+          </w:p>
+        </w:tc>
+        <w:tc>
+          <w:tcPr>
+            <w:tcW w:type="dxa" w:w="1560"/>
+            <w:shd w:fill="FFFFFF"/>
+            <w:tcMar>
+              <w:top w:w="100" w:type="dxa"/>
+              <w:bottom w:w="100" w:type="dxa"/>
+              <w:left w:w="150" w:type="dxa"/>
+              <w:right w:w="150" w:type="dxa"/>
+            </w:tcMar>
+          </w:tcPr>
+          <w:p>
+            <w:pPr>
+              <w:spacing w:line="276" w:lineRule="auto"/>
+              <w:jc w:val="left"/>
+            </w:pPr>
+            <w:r>
+              <w:rPr>
+                <w:rFonts w:ascii="Times New Roman" w:hAnsi="Times New Roman"/>
+                <w:color w:val="000000"/>
+                <w:sz w:val="20"/>
+              </w:rPr>
+              <w:t>$62.74</w:t>
+            </w:r>
+          </w:p>
+        </w:tc>
+        <w:tc>
+          <w:tcPr>
+            <w:tcW w:type="dxa" w:w="1560"/>
+            <w:shd w:fill="FFFFFF"/>
+            <w:tcMar>
+              <w:top w:w="100" w:type="dxa"/>
+              <w:bottom w:w="100" w:type="dxa"/>
+              <w:left w:w="150" w:type="dxa"/>
+              <w:right w:w="150" w:type="dxa"/>
+            </w:tcMar>
+          </w:tcPr>
+          <w:p>
+            <w:pPr>
+              <w:spacing w:line="276" w:lineRule="auto"/>
+              <w:jc w:val="left"/>
+            </w:pPr>
+            <w:r>
+              <w:rPr>
+                <w:rFonts w:ascii="Times New Roman" w:hAnsi="Times New Roman"/>
+                <w:color w:val="000000"/>
+                <w:sz w:val="20"/>
+              </w:rPr>
+              <w:t>99.924%</w:t>
+            </w:r>
+          </w:p>
+        </w:tc>
+        <w:tc>
+          <w:tcPr>
+            <w:tcW w:type="dxa" w:w="1560"/>
+            <w:shd w:fill="FFFFFF"/>
+            <w:tcMar>
+              <w:top w:w="100" w:type="dxa"/>
+              <w:bottom w:w="100" w:type="dxa"/>
+              <w:left w:w="150" w:type="dxa"/>
+              <w:right w:w="150" w:type="dxa"/>
+            </w:tcMar>
+          </w:tcPr>
+          <w:p>
+            <w:pPr>
+              <w:spacing w:line="276" w:lineRule="auto"/>
+              <w:jc w:val="left"/>
+            </w:pPr>
+            <w:r>
+              <w:rPr>
+                <w:rFonts w:ascii="Times New Roman" w:hAnsi="Times New Roman"/>
+                <w:color w:val="000000"/>
+                <w:sz w:val="20"/>
+              </w:rPr>
+              <w:t>Optimal Tier Distribution</w:t>
+            </w:r>
+          </w:p>
+        </w:tc>
+      </w:tr>
+      <w:tr>
+        <w:tc>
+          <w:tcPr>
+            <w:tcW w:type="dxa" w:w="1560"/>
+            <w:shd w:fill="FAFAFA"/>
+            <w:tcMar>
+              <w:top w:w="100" w:type="dxa"/>
+              <w:bottom w:w="100" w:type="dxa"/>
+              <w:left w:w="150" w:type="dxa"/>
+              <w:right w:w="150" w:type="dxa"/>
+            </w:tcMar>
+          </w:tcPr>
+          <w:p>
+            <w:pPr>
+              <w:spacing w:line="276" w:lineRule="auto"/>
+              <w:jc w:val="left"/>
+            </w:pPr>
+            <w:r>
+              <w:rPr>
+                <w:rFonts w:ascii="Times New Roman" w:hAnsi="Times New Roman"/>
+                <w:color w:val="000000"/>
+                <w:sz w:val="20"/>
+              </w:rPr>
+              <w:t>0.8</w:t>
+            </w:r>
+          </w:p>
+        </w:tc>
+        <w:tc>
+          <w:tcPr>
+            <w:tcW w:type="dxa" w:w="1560"/>
+            <w:shd w:fill="FAFAFA"/>
+            <w:tcMar>
+              <w:top w:w="100" w:type="dxa"/>
+              <w:bottom w:w="100" w:type="dxa"/>
+              <w:left w:w="150" w:type="dxa"/>
+              <w:right w:w="150" w:type="dxa"/>
+            </w:tcMar>
+          </w:tcPr>
+          <w:p>
+            <w:pPr>
+              <w:spacing w:line="276" w:lineRule="auto"/>
+              <w:jc w:val="left"/>
+            </w:pPr>
+            <w:r>
+              <w:rPr>
+                <w:rFonts w:ascii="Times New Roman" w:hAnsi="Times New Roman"/>
+                <w:color w:val="000000"/>
+                <w:sz w:val="20"/>
+              </w:rPr>
+              <w:t>0.2</w:t>
+            </w:r>
+          </w:p>
+        </w:tc>
+        <w:tc>
+          <w:tcPr>
+            <w:tcW w:type="dxa" w:w="1560"/>
+            <w:shd w:fill="FAFAFA"/>
+            <w:tcMar>
+              <w:top w:w="100" w:type="dxa"/>
+              <w:bottom w:w="100" w:type="dxa"/>
+              <w:left w:w="150" w:type="dxa"/>
+              <w:right w:w="150" w:type="dxa"/>
+            </w:tcMar>
+          </w:tcPr>
+          <w:p>
+            <w:pPr>
+              <w:spacing w:line="276" w:lineRule="auto"/>
+              <w:jc w:val="left"/>
+            </w:pPr>
+            <w:r>
+              <w:rPr>
+                <w:rFonts w:ascii="Times New Roman" w:hAnsi="Times New Roman"/>
+                <w:color w:val="000000"/>
+                <w:sz w:val="20"/>
+              </w:rPr>
+              <w:t>Cost-Leaning Hybrid</w:t>
+            </w:r>
+          </w:p>
+        </w:tc>
+        <w:tc>
+          <w:tcPr>
+            <w:tcW w:type="dxa" w:w="1560"/>
+            <w:shd w:fill="FAFAFA"/>
+            <w:tcMar>
+              <w:top w:w="100" w:type="dxa"/>
+              <w:bottom w:w="100" w:type="dxa"/>
+              <w:left w:w="150" w:type="dxa"/>
+              <w:right w:w="150" w:type="dxa"/>
+            </w:tcMar>
+          </w:tcPr>
+          <w:p>
+            <w:pPr>
+              <w:spacing w:line="276" w:lineRule="auto"/>
+              <w:jc w:val="left"/>
+            </w:pPr>
+            <w:r>
+              <w:rPr>
+                <w:rFonts w:ascii="Times New Roman" w:hAnsi="Times New Roman"/>
+                <w:color w:val="000000"/>
+                <w:sz w:val="20"/>
+              </w:rPr>
+              <w:t>$48.20</w:t>
+            </w:r>
+          </w:p>
+        </w:tc>
+        <w:tc>
+          <w:tcPr>
+            <w:tcW w:type="dxa" w:w="1560"/>
+            <w:shd w:fill="FAFAFA"/>
+            <w:tcMar>
+              <w:top w:w="100" w:type="dxa"/>
+              <w:bottom w:w="100" w:type="dxa"/>
+              <w:left w:w="150" w:type="dxa"/>
+              <w:right w:w="150" w:type="dxa"/>
+            </w:tcMar>
+          </w:tcPr>
+          <w:p>
+            <w:pPr>
+              <w:spacing w:line="276" w:lineRule="auto"/>
+              <w:jc w:val="left"/>
+            </w:pPr>
+            <w:r>
+              <w:rPr>
+                <w:rFonts w:ascii="Times New Roman" w:hAnsi="Times New Roman"/>
+                <w:color w:val="000000"/>
+                <w:sz w:val="20"/>
+              </w:rPr>
+              <w:t>99.250%</w:t>
+            </w:r>
+          </w:p>
+        </w:tc>
+        <w:tc>
+          <w:tcPr>
+            <w:tcW w:type="dxa" w:w="1560"/>
+            <w:shd w:fill="FAFAFA"/>
+            <w:tcMar>
+              <w:top w:w="100" w:type="dxa"/>
+              <w:bottom w:w="100" w:type="dxa"/>
+              <w:left w:w="150" w:type="dxa"/>
+              <w:right w:w="150" w:type="dxa"/>
+            </w:tcMar>
+          </w:tcPr>
+          <w:p>
+            <w:pPr>
+              <w:spacing w:line="276" w:lineRule="auto"/>
+              <w:jc w:val="left"/>
+            </w:pPr>
+            <w:r>
+              <w:rPr>
+                <w:rFonts w:ascii="Times New Roman" w:hAnsi="Times New Roman"/>
+                <w:color w:val="000000"/>
+                <w:sz w:val="20"/>
+              </w:rPr>
+              <w:t>File / Object Storage Mix</w:t>
+            </w:r>
+          </w:p>
+        </w:tc>
+      </w:tr>
+      <w:tr>
+        <w:tc>
+          <w:tcPr>
+            <w:tcW w:type="dxa" w:w="1560"/>
+            <w:shd w:fill="FFFFFF"/>
+            <w:tcMar>
+              <w:top w:w="100" w:type="dxa"/>
+              <w:bottom w:w="100" w:type="dxa"/>
+              <w:left w:w="150" w:type="dxa"/>
+              <w:right w:w="150" w:type="dxa"/>
+            </w:tcMar>
+          </w:tcPr>
+          <w:p>
+            <w:pPr>
+              <w:spacing w:line="276" w:lineRule="auto"/>
+              <w:jc w:val="left"/>
+            </w:pPr>
+            <w:r>
+              <w:rPr>
+                <w:rFonts w:ascii="Times New Roman" w:hAnsi="Times New Roman"/>
+                <w:color w:val="000000"/>
+                <w:sz w:val="20"/>
+              </w:rPr>
+              <w:t>1.0</w:t>
+            </w:r>
+          </w:p>
+        </w:tc>
+        <w:tc>
+          <w:tcPr>
+            <w:tcW w:type="dxa" w:w="1560"/>
+            <w:shd w:fill="FFFFFF"/>
+            <w:tcMar>
+              <w:top w:w="100" w:type="dxa"/>
+              <w:bottom w:w="100" w:type="dxa"/>
+              <w:left w:w="150" w:type="dxa"/>
+              <w:right w:w="150" w:type="dxa"/>
+            </w:tcMar>
+          </w:tcPr>
+          <w:p>
+            <w:pPr>
+              <w:spacing w:line="276" w:lineRule="auto"/>
+              <w:jc w:val="left"/>
+            </w:pPr>
+            <w:r>
+              <w:rPr>
+                <w:rFonts w:ascii="Times New Roman" w:hAnsi="Times New Roman"/>
+                <w:color w:val="000000"/>
+                <w:sz w:val="20"/>
+              </w:rPr>
+              <w:t>0.0</w:t>
+            </w:r>
+          </w:p>
+        </w:tc>
+        <w:tc>
+          <w:tcPr>
+            <w:tcW w:type="dxa" w:w="1560"/>
+            <w:shd w:fill="FFFFFF"/>
+            <w:tcMar>
+              <w:top w:w="100" w:type="dxa"/>
+              <w:bottom w:w="100" w:type="dxa"/>
+              <w:left w:w="150" w:type="dxa"/>
+              <w:right w:w="150" w:type="dxa"/>
+            </w:tcMar>
+          </w:tcPr>
+          <w:p>
+            <w:pPr>
+              <w:spacing w:line="276" w:lineRule="auto"/>
+              <w:jc w:val="left"/>
+            </w:pPr>
+            <w:r>
+              <w:rPr>
+                <w:rFonts w:ascii="Times New Roman" w:hAnsi="Times New Roman"/>
+                <w:color w:val="000000"/>
+                <w:sz w:val="20"/>
+              </w:rPr>
+              <w:t>Pure Cost Minimization</w:t>
+            </w:r>
+          </w:p>
+        </w:tc>
+        <w:tc>
+          <w:tcPr>
+            <w:tcW w:type="dxa" w:w="1560"/>
+            <w:shd w:fill="FFFFFF"/>
+            <w:tcMar>
+              <w:top w:w="100" w:type="dxa"/>
+              <w:bottom w:w="100" w:type="dxa"/>
+              <w:left w:w="150" w:type="dxa"/>
+              <w:right w:w="150" w:type="dxa"/>
+            </w:tcMar>
+          </w:tcPr>
+          <w:p>
+            <w:pPr>
+              <w:spacing w:line="276" w:lineRule="auto"/>
+              <w:jc w:val="left"/>
+            </w:pPr>
+            <w:r>
+              <w:rPr>
+                <w:rFonts w:ascii="Times New Roman" w:hAnsi="Times New Roman"/>
+                <w:color w:val="000000"/>
+                <w:sz w:val="20"/>
+              </w:rPr>
+              <w:t>$44.99</w:t>
+            </w:r>
+          </w:p>
+        </w:tc>
+        <w:tc>
+          <w:tcPr>
+            <w:tcW w:type="dxa" w:w="1560"/>
+            <w:shd w:fill="FFFFFF"/>
+            <w:tcMar>
+              <w:top w:w="100" w:type="dxa"/>
+              <w:bottom w:w="100" w:type="dxa"/>
+              <w:left w:w="150" w:type="dxa"/>
+              <w:right w:w="150" w:type="dxa"/>
+            </w:tcMar>
+          </w:tcPr>
+          <w:p>
+            <w:pPr>
+              <w:spacing w:line="276" w:lineRule="auto"/>
+              <w:jc w:val="left"/>
+            </w:pPr>
+            <w:r>
+              <w:rPr>
+                <w:rFonts w:ascii="Times New Roman" w:hAnsi="Times New Roman"/>
+                <w:color w:val="000000"/>
+                <w:sz w:val="20"/>
+              </w:rPr>
+              <w:t>99.110%</w:t>
+            </w:r>
+          </w:p>
+        </w:tc>
+        <w:tc>
+          <w:tcPr>
+            <w:tcW w:type="dxa" w:w="1560"/>
+            <w:shd w:fill="FFFFFF"/>
+            <w:tcMar>
+              <w:top w:w="100" w:type="dxa"/>
+              <w:bottom w:w="100" w:type="dxa"/>
+              <w:left w:w="150" w:type="dxa"/>
+              <w:right w:w="150" w:type="dxa"/>
+            </w:tcMar>
+          </w:tcPr>
+          <w:p>
+            <w:pPr>
+              <w:spacing w:line="276" w:lineRule="auto"/>
+              <w:jc w:val="left"/>
+            </w:pPr>
+            <w:r>
+              <w:rPr>
+                <w:rFonts w:ascii="Times New Roman" w:hAnsi="Times New Roman"/>
+                <w:color w:val="000000"/>
+                <w:sz w:val="20"/>
+              </w:rPr>
+              <w:t>Object Storage (Lowest Cost)</w:t>
+            </w:r>
+          </w:p>
+        </w:tc>
+      </w:tr>
+    </w:tbl>
     <w:p>
       <w:pPr>
-        <w:keepNext/>
+        <w:spacing w:after="240"/>
+      </w:pPr>
+    </w:p>
+    <w:p>
+      <w:pPr>
+        <w:spacing w:after="240"/>
+      </w:pPr>
+    </w:p>
+    <w:p>
+      <w:pPr>
+        <w:spacing w:after="240"/>
+      </w:pPr>
+    </w:p>
+    <w:p>
+      <w:pPr>
+        <w:spacing w:after="240"/>
+      </w:pPr>
+    </w:p>
+    <w:p>
+      <w:pPr>
         <w:spacing w:before="240" w:after="80" w:line="360" w:lineRule="auto"/>
         <w:jc w:val="both"/>
       </w:pPr>
@@ -3968,13 +8257,17 @@
     </w:p>
     <w:p>
       <w:pPr>
+        <w:spacing w:after="240"/>
+      </w:pPr>
+    </w:p>
+    <w:p>
+      <w:pPr>
         <w:spacing w:after="120" w:line="360" w:lineRule="auto"/>
         <w:jc w:val="both"/>
       </w:pPr>
     </w:p>
     <w:p>
       <w:pPr>
-        <w:keepNext/>
         <w:spacing w:before="280" w:after="120" w:line="360" w:lineRule="auto"/>
         <w:jc w:val="both"/>
       </w:pPr>
@@ -3988,6 +8281,854 @@
         </w:rPr>
         <w:t>4.11 Evaluation of the System</w:t>
       </w:r>
+    </w:p>
+    <w:p>
+      <w:pPr>
+        <w:spacing w:line="360" w:lineRule="auto" w:after="120"/>
+      </w:pPr>
+      <w:r>
+        <w:rPr>
+          <w:rFonts w:ascii="Times New Roman" w:hAnsi="Times New Roman"/>
+          <w:sz w:val="24"/>
+        </w:rPr>
+        <w:t>The completed system was evaluated against the six operational research objectives formulated in Chapter One (Section 1.4). Table 4.5 presents the Research Objectives Verification Matrix, detailing the software implementation feature, empirical verification evidence from Chapter Four benchmarks, and final achievement status.</w:t>
+      </w:r>
+    </w:p>
+    <w:p>
+      <w:pPr>
+        <w:spacing w:before="160" w:after="80"/>
+        <w:jc w:val="center"/>
+      </w:pPr>
+      <w:r>
+        <w:rPr>
+          <w:rFonts w:ascii="Times New Roman" w:hAnsi="Times New Roman"/>
+          <w:b/>
+          <w:sz w:val="21"/>
+        </w:rPr>
+        <w:t xml:space="preserve">Table 4.5: </w:t>
+      </w:r>
+      <w:r>
+        <w:rPr>
+          <w:rFonts w:ascii="Times New Roman" w:hAnsi="Times New Roman"/>
+          <w:i/>
+          <w:sz w:val="21"/>
+        </w:rPr>
+        <w:t>Research Objectives Verification Matrix</w:t>
+      </w:r>
+    </w:p>
+    <w:tbl>
+      <w:tblPr>
+        <w:tblW w:type="auto" w:w="0"/>
+        <w:jc w:val="center"/>
+        <w:tblLook w:firstColumn="1" w:firstRow="1" w:lastColumn="0" w:lastRow="0" w:noHBand="0" w:noVBand="1" w:val="04A0"/>
+        <w:tblBorders>
+          <w:top w:val="single" w:sz="4" w:space="0" w:color="CCCCCC"/>
+          <w:bottom w:val="single" w:sz="4" w:space="0" w:color="CCCCCC"/>
+          <w:left w:val="none"/>
+          <w:right w:val="none"/>
+          <w:insideH w:val="single" w:sz="4" w:space="0" w:color="CCCCCC"/>
+          <w:insideV w:val="none"/>
+        </w:tblBorders>
+      </w:tblPr>
+      <w:tblGrid>
+        <w:gridCol w:w="2340"/>
+        <w:gridCol w:w="2340"/>
+        <w:gridCol w:w="2340"/>
+        <w:gridCol w:w="2340"/>
+      </w:tblGrid>
+      <w:tr>
+        <w:tc>
+          <w:tcPr>
+            <w:tcW w:type="dxa" w:w="2340"/>
+            <w:shd w:fill="F2F2F2"/>
+            <w:tcMar>
+              <w:top w:w="140" w:type="dxa"/>
+              <w:bottom w:w="140" w:type="dxa"/>
+              <w:left w:w="180" w:type="dxa"/>
+              <w:right w:w="180" w:type="dxa"/>
+            </w:tcMar>
+          </w:tcPr>
+          <w:p>
+            <w:pPr>
+              <w:spacing w:line="276" w:lineRule="auto"/>
+              <w:jc w:val="left"/>
+            </w:pPr>
+            <w:r>
+              <w:rPr>
+                <w:rFonts w:ascii="Times New Roman" w:hAnsi="Times New Roman"/>
+                <w:b/>
+                <w:color w:val="000000"/>
+                <w:sz w:val="21"/>
+              </w:rPr>
+              <w:t>Project Research Objective (Section 1.4)</w:t>
+            </w:r>
+          </w:p>
+        </w:tc>
+        <w:tc>
+          <w:tcPr>
+            <w:tcW w:type="dxa" w:w="2340"/>
+            <w:shd w:fill="F2F2F2"/>
+            <w:tcMar>
+              <w:top w:w="140" w:type="dxa"/>
+              <w:bottom w:w="140" w:type="dxa"/>
+              <w:left w:w="180" w:type="dxa"/>
+              <w:right w:w="180" w:type="dxa"/>
+            </w:tcMar>
+          </w:tcPr>
+          <w:p>
+            <w:pPr>
+              <w:spacing w:line="276" w:lineRule="auto"/>
+              <w:jc w:val="left"/>
+            </w:pPr>
+            <w:r>
+              <w:rPr>
+                <w:rFonts w:ascii="Times New Roman" w:hAnsi="Times New Roman"/>
+                <w:b/>
+                <w:color w:val="000000"/>
+                <w:sz w:val="21"/>
+              </w:rPr>
+              <w:t>Implementation Feature / Module</w:t>
+            </w:r>
+          </w:p>
+        </w:tc>
+        <w:tc>
+          <w:tcPr>
+            <w:tcW w:type="dxa" w:w="2340"/>
+            <w:shd w:fill="F2F2F2"/>
+            <w:tcMar>
+              <w:top w:w="140" w:type="dxa"/>
+              <w:bottom w:w="140" w:type="dxa"/>
+              <w:left w:w="180" w:type="dxa"/>
+              <w:right w:w="180" w:type="dxa"/>
+            </w:tcMar>
+          </w:tcPr>
+          <w:p>
+            <w:pPr>
+              <w:spacing w:line="276" w:lineRule="auto"/>
+              <w:jc w:val="left"/>
+            </w:pPr>
+            <w:r>
+              <w:rPr>
+                <w:rFonts w:ascii="Times New Roman" w:hAnsi="Times New Roman"/>
+                <w:b/>
+                <w:color w:val="000000"/>
+                <w:sz w:val="21"/>
+              </w:rPr>
+              <w:t>Empirical Verification Evidence (Chapter 4)</w:t>
+            </w:r>
+          </w:p>
+        </w:tc>
+        <w:tc>
+          <w:tcPr>
+            <w:tcW w:type="dxa" w:w="2340"/>
+            <w:shd w:fill="F2F2F2"/>
+            <w:tcMar>
+              <w:top w:w="140" w:type="dxa"/>
+              <w:bottom w:w="140" w:type="dxa"/>
+              <w:left w:w="180" w:type="dxa"/>
+              <w:right w:w="180" w:type="dxa"/>
+            </w:tcMar>
+          </w:tcPr>
+          <w:p>
+            <w:pPr>
+              <w:spacing w:line="276" w:lineRule="auto"/>
+              <w:jc w:val="left"/>
+            </w:pPr>
+            <w:r>
+              <w:rPr>
+                <w:rFonts w:ascii="Times New Roman" w:hAnsi="Times New Roman"/>
+                <w:b/>
+                <w:color w:val="000000"/>
+                <w:sz w:val="21"/>
+              </w:rPr>
+              <w:t>Objective Status</w:t>
+            </w:r>
+          </w:p>
+        </w:tc>
+      </w:tr>
+      <w:tr>
+        <w:tc>
+          <w:tcPr>
+            <w:tcW w:type="dxa" w:w="2340"/>
+            <w:shd w:fill="FFFFFF"/>
+            <w:tcMar>
+              <w:top w:w="100" w:type="dxa"/>
+              <w:bottom w:w="100" w:type="dxa"/>
+              <w:left w:w="150" w:type="dxa"/>
+              <w:right w:w="150" w:type="dxa"/>
+            </w:tcMar>
+          </w:tcPr>
+          <w:p>
+            <w:pPr>
+              <w:spacing w:line="276" w:lineRule="auto"/>
+              <w:jc w:val="left"/>
+            </w:pPr>
+            <w:r>
+              <w:rPr>
+                <w:rFonts w:ascii="Times New Roman" w:hAnsi="Times New Roman"/>
+                <w:color w:val="000000"/>
+                <w:sz w:val="20"/>
+              </w:rPr>
+              <w:t>Objective 1: Survey existing cloud storage allocation mechanisms and identify cost/SLA trade-off gaps.</w:t>
+            </w:r>
+          </w:p>
+        </w:tc>
+        <w:tc>
+          <w:tcPr>
+            <w:tcW w:type="dxa" w:w="2340"/>
+            <w:shd w:fill="FFFFFF"/>
+            <w:tcMar>
+              <w:top w:w="100" w:type="dxa"/>
+              <w:bottom w:w="100" w:type="dxa"/>
+              <w:left w:w="150" w:type="dxa"/>
+              <w:right w:w="150" w:type="dxa"/>
+            </w:tcMar>
+          </w:tcPr>
+          <w:p>
+            <w:pPr>
+              <w:spacing w:line="276" w:lineRule="auto"/>
+              <w:jc w:val="left"/>
+            </w:pPr>
+            <w:r>
+              <w:rPr>
+                <w:rFonts w:ascii="Times New Roman" w:hAnsi="Times New Roman"/>
+                <w:color w:val="000000"/>
+                <w:sz w:val="20"/>
+              </w:rPr>
+              <w:t>Chapter 2 Literature Survey &amp; Chapter 3 Problem Formalization.</w:t>
+            </w:r>
+          </w:p>
+        </w:tc>
+        <w:tc>
+          <w:tcPr>
+            <w:tcW w:type="dxa" w:w="2340"/>
+            <w:shd w:fill="FFFFFF"/>
+            <w:tcMar>
+              <w:top w:w="100" w:type="dxa"/>
+              <w:bottom w:w="100" w:type="dxa"/>
+              <w:left w:w="150" w:type="dxa"/>
+              <w:right w:w="150" w:type="dxa"/>
+            </w:tcMar>
+          </w:tcPr>
+          <w:p>
+            <w:pPr>
+              <w:spacing w:line="276" w:lineRule="auto"/>
+              <w:jc w:val="left"/>
+            </w:pPr>
+            <w:r>
+              <w:rPr>
+                <w:rFonts w:ascii="Times New Roman" w:hAnsi="Times New Roman"/>
+                <w:color w:val="000000"/>
+                <w:sz w:val="20"/>
+              </w:rPr>
+              <w:t>Identified over-provisioning and cost inefficiencies in static First Fit, Best Fit, and Worst Fit rules.</w:t>
+            </w:r>
+          </w:p>
+        </w:tc>
+        <w:tc>
+          <w:tcPr>
+            <w:tcW w:type="dxa" w:w="2340"/>
+            <w:shd w:fill="FFFFFF"/>
+            <w:tcMar>
+              <w:top w:w="100" w:type="dxa"/>
+              <w:bottom w:w="100" w:type="dxa"/>
+              <w:left w:w="150" w:type="dxa"/>
+              <w:right w:w="150" w:type="dxa"/>
+            </w:tcMar>
+          </w:tcPr>
+          <w:p>
+            <w:pPr>
+              <w:spacing w:line="276" w:lineRule="auto"/>
+              <w:jc w:val="left"/>
+            </w:pPr>
+            <w:r>
+              <w:rPr>
+                <w:rFonts w:ascii="Times New Roman" w:hAnsi="Times New Roman"/>
+                <w:color w:val="000000"/>
+                <w:sz w:val="20"/>
+              </w:rPr>
+              <w:t>FULLY ACHIEVED</w:t>
+            </w:r>
+          </w:p>
+        </w:tc>
+      </w:tr>
+      <w:tr>
+        <w:tc>
+          <w:tcPr>
+            <w:tcW w:type="dxa" w:w="2340"/>
+            <w:shd w:fill="FAFAFA"/>
+            <w:tcMar>
+              <w:top w:w="100" w:type="dxa"/>
+              <w:bottom w:w="100" w:type="dxa"/>
+              <w:left w:w="150" w:type="dxa"/>
+              <w:right w:w="150" w:type="dxa"/>
+            </w:tcMar>
+          </w:tcPr>
+          <w:p>
+            <w:pPr>
+              <w:spacing w:line="276" w:lineRule="auto"/>
+              <w:jc w:val="left"/>
+            </w:pPr>
+            <w:r>
+              <w:rPr>
+                <w:rFonts w:ascii="Times New Roman" w:hAnsi="Times New Roman"/>
+                <w:color w:val="000000"/>
+                <w:sz w:val="20"/>
+              </w:rPr>
+              <w:t>Objective 2: Formulate a dual-objective greedy heuristic algorithm balancing cost reduction and SLA availability.</w:t>
+            </w:r>
+          </w:p>
+        </w:tc>
+        <w:tc>
+          <w:tcPr>
+            <w:tcW w:type="dxa" w:w="2340"/>
+            <w:shd w:fill="FAFAFA"/>
+            <w:tcMar>
+              <w:top w:w="100" w:type="dxa"/>
+              <w:bottom w:w="100" w:type="dxa"/>
+              <w:left w:w="150" w:type="dxa"/>
+              <w:right w:w="150" w:type="dxa"/>
+            </w:tcMar>
+          </w:tcPr>
+          <w:p>
+            <w:pPr>
+              <w:spacing w:line="276" w:lineRule="auto"/>
+              <w:jc w:val="left"/>
+            </w:pPr>
+            <w:r>
+              <w:rPr>
+                <w:rFonts w:ascii="Times New Roman" w:hAnsi="Times New Roman"/>
+                <w:color w:val="000000"/>
+                <w:sz w:val="20"/>
+              </w:rPr>
+              <w:t>Implemented Min-Max normalized scoring (α × C_norm + β × U_norm) in heuristic.py.</w:t>
+            </w:r>
+          </w:p>
+        </w:tc>
+        <w:tc>
+          <w:tcPr>
+            <w:tcW w:type="dxa" w:w="2340"/>
+            <w:shd w:fill="FAFAFA"/>
+            <w:tcMar>
+              <w:top w:w="100" w:type="dxa"/>
+              <w:bottom w:w="100" w:type="dxa"/>
+              <w:left w:w="150" w:type="dxa"/>
+              <w:right w:w="150" w:type="dxa"/>
+            </w:tcMar>
+          </w:tcPr>
+          <w:p>
+            <w:pPr>
+              <w:spacing w:line="276" w:lineRule="auto"/>
+              <w:jc w:val="left"/>
+            </w:pPr>
+            <w:r>
+              <w:rPr>
+                <w:rFonts w:ascii="Times New Roman" w:hAnsi="Times New Roman"/>
+                <w:color w:val="000000"/>
+                <w:sz w:val="20"/>
+              </w:rPr>
+              <w:t>Benchmark of 500 requests demonstrated 17.81% cost savings ($62.74 vs $76.33 mean cost).</w:t>
+            </w:r>
+          </w:p>
+        </w:tc>
+        <w:tc>
+          <w:tcPr>
+            <w:tcW w:type="dxa" w:w="2340"/>
+            <w:shd w:fill="FAFAFA"/>
+            <w:tcMar>
+              <w:top w:w="100" w:type="dxa"/>
+              <w:bottom w:w="100" w:type="dxa"/>
+              <w:left w:w="150" w:type="dxa"/>
+              <w:right w:w="150" w:type="dxa"/>
+            </w:tcMar>
+          </w:tcPr>
+          <w:p>
+            <w:pPr>
+              <w:spacing w:line="276" w:lineRule="auto"/>
+              <w:jc w:val="left"/>
+            </w:pPr>
+            <w:r>
+              <w:rPr>
+                <w:rFonts w:ascii="Times New Roman" w:hAnsi="Times New Roman"/>
+                <w:color w:val="000000"/>
+                <w:sz w:val="20"/>
+              </w:rPr>
+              <w:t>FULLY ACHIEVED</w:t>
+            </w:r>
+          </w:p>
+        </w:tc>
+      </w:tr>
+      <w:tr>
+        <w:tc>
+          <w:tcPr>
+            <w:tcW w:type="dxa" w:w="2340"/>
+            <w:shd w:fill="FFFFFF"/>
+            <w:tcMar>
+              <w:top w:w="100" w:type="dxa"/>
+              <w:bottom w:w="100" w:type="dxa"/>
+              <w:left w:w="150" w:type="dxa"/>
+              <w:right w:w="150" w:type="dxa"/>
+            </w:tcMar>
+          </w:tcPr>
+          <w:p>
+            <w:pPr>
+              <w:spacing w:line="276" w:lineRule="auto"/>
+              <w:jc w:val="left"/>
+            </w:pPr>
+            <w:r>
+              <w:rPr>
+                <w:rFonts w:ascii="Times New Roman" w:hAnsi="Times New Roman"/>
+                <w:color w:val="000000"/>
+                <w:sz w:val="20"/>
+              </w:rPr>
+              <w:t>Objective 3: Develop an automated workload profile estimation engine for storage size recommendations.</w:t>
+            </w:r>
+          </w:p>
+        </w:tc>
+        <w:tc>
+          <w:tcPr>
+            <w:tcW w:type="dxa" w:w="2340"/>
+            <w:shd w:fill="FFFFFF"/>
+            <w:tcMar>
+              <w:top w:w="100" w:type="dxa"/>
+              <w:bottom w:w="100" w:type="dxa"/>
+              <w:left w:w="150" w:type="dxa"/>
+              <w:right w:w="150" w:type="dxa"/>
+            </w:tcMar>
+          </w:tcPr>
+          <w:p>
+            <w:pPr>
+              <w:spacing w:line="276" w:lineRule="auto"/>
+              <w:jc w:val="left"/>
+            </w:pPr>
+            <w:r>
+              <w:rPr>
+                <w:rFonts w:ascii="Times New Roman" w:hAnsi="Times New Roman"/>
+                <w:color w:val="000000"/>
+                <w:sz w:val="20"/>
+              </w:rPr>
+              <w:t>Implemented Workload Auto-Suggest Engine in heuristic.py &amp; modules/allocation.py.</w:t>
+            </w:r>
+          </w:p>
+        </w:tc>
+        <w:tc>
+          <w:tcPr>
+            <w:tcW w:type="dxa" w:w="2340"/>
+            <w:shd w:fill="FFFFFF"/>
+            <w:tcMar>
+              <w:top w:w="100" w:type="dxa"/>
+              <w:bottom w:w="100" w:type="dxa"/>
+              <w:left w:w="150" w:type="dxa"/>
+              <w:right w:w="150" w:type="dxa"/>
+            </w:tcMar>
+          </w:tcPr>
+          <w:p>
+            <w:pPr>
+              <w:spacing w:line="276" w:lineRule="auto"/>
+              <w:jc w:val="left"/>
+            </w:pPr>
+            <w:r>
+              <w:rPr>
+                <w:rFonts w:ascii="Times New Roman" w:hAnsi="Times New Roman"/>
+                <w:color w:val="000000"/>
+                <w:sz w:val="20"/>
+              </w:rPr>
+              <w:t>Test Cases TC-11 &amp; TC-12 validated accurate storage sizing across 5 enterprise workload profiles.</w:t>
+            </w:r>
+          </w:p>
+        </w:tc>
+        <w:tc>
+          <w:tcPr>
+            <w:tcW w:type="dxa" w:w="2340"/>
+            <w:shd w:fill="FFFFFF"/>
+            <w:tcMar>
+              <w:top w:w="100" w:type="dxa"/>
+              <w:bottom w:w="100" w:type="dxa"/>
+              <w:left w:w="150" w:type="dxa"/>
+              <w:right w:w="150" w:type="dxa"/>
+            </w:tcMar>
+          </w:tcPr>
+          <w:p>
+            <w:pPr>
+              <w:spacing w:line="276" w:lineRule="auto"/>
+              <w:jc w:val="left"/>
+            </w:pPr>
+            <w:r>
+              <w:rPr>
+                <w:rFonts w:ascii="Times New Roman" w:hAnsi="Times New Roman"/>
+                <w:color w:val="000000"/>
+                <w:sz w:val="20"/>
+              </w:rPr>
+              <w:t>FULLY ACHIEVED</w:t>
+            </w:r>
+          </w:p>
+        </w:tc>
+      </w:tr>
+      <w:tr>
+        <w:tc>
+          <w:tcPr>
+            <w:tcW w:type="dxa" w:w="2340"/>
+            <w:shd w:fill="FAFAFA"/>
+            <w:tcMar>
+              <w:top w:w="100" w:type="dxa"/>
+              <w:bottom w:w="100" w:type="dxa"/>
+              <w:left w:w="150" w:type="dxa"/>
+              <w:right w:w="150" w:type="dxa"/>
+            </w:tcMar>
+          </w:tcPr>
+          <w:p>
+            <w:pPr>
+              <w:spacing w:line="276" w:lineRule="auto"/>
+              <w:jc w:val="left"/>
+            </w:pPr>
+            <w:r>
+              <w:rPr>
+                <w:rFonts w:ascii="Times New Roman" w:hAnsi="Times New Roman"/>
+                <w:color w:val="000000"/>
+                <w:sz w:val="20"/>
+              </w:rPr>
+              <w:t>Objective 4: Construct a functional prototype web application platform for interactive simulation and evaluation.</w:t>
+            </w:r>
+          </w:p>
+        </w:tc>
+        <w:tc>
+          <w:tcPr>
+            <w:tcW w:type="dxa" w:w="2340"/>
+            <w:shd w:fill="FAFAFA"/>
+            <w:tcMar>
+              <w:top w:w="100" w:type="dxa"/>
+              <w:bottom w:w="100" w:type="dxa"/>
+              <w:left w:w="150" w:type="dxa"/>
+              <w:right w:w="150" w:type="dxa"/>
+            </w:tcMar>
+          </w:tcPr>
+          <w:p>
+            <w:pPr>
+              <w:spacing w:line="276" w:lineRule="auto"/>
+              <w:jc w:val="left"/>
+            </w:pPr>
+            <w:r>
+              <w:rPr>
+                <w:rFonts w:ascii="Times New Roman" w:hAnsi="Times New Roman"/>
+                <w:color w:val="000000"/>
+                <w:sz w:val="20"/>
+              </w:rPr>
+              <w:t>Single-page Streamlit web platform (app.py, modules/) with real-time UI views (Figures 4.1–4.4).</w:t>
+            </w:r>
+          </w:p>
+        </w:tc>
+        <w:tc>
+          <w:tcPr>
+            <w:tcW w:type="dxa" w:w="2340"/>
+            <w:shd w:fill="FAFAFA"/>
+            <w:tcMar>
+              <w:top w:w="100" w:type="dxa"/>
+              <w:bottom w:w="100" w:type="dxa"/>
+              <w:left w:w="150" w:type="dxa"/>
+              <w:right w:w="150" w:type="dxa"/>
+            </w:tcMar>
+          </w:tcPr>
+          <w:p>
+            <w:pPr>
+              <w:spacing w:line="276" w:lineRule="auto"/>
+              <w:jc w:val="left"/>
+            </w:pPr>
+            <w:r>
+              <w:rPr>
+                <w:rFonts w:ascii="Times New Roman" w:hAnsi="Times New Roman"/>
+                <w:color w:val="000000"/>
+                <w:sz w:val="20"/>
+              </w:rPr>
+              <w:t>Interactive UI captured in high-resolution figures; validated across 12 automated test cases.</w:t>
+            </w:r>
+          </w:p>
+        </w:tc>
+        <w:tc>
+          <w:tcPr>
+            <w:tcW w:type="dxa" w:w="2340"/>
+            <w:shd w:fill="FAFAFA"/>
+            <w:tcMar>
+              <w:top w:w="100" w:type="dxa"/>
+              <w:bottom w:w="100" w:type="dxa"/>
+              <w:left w:w="150" w:type="dxa"/>
+              <w:right w:w="150" w:type="dxa"/>
+            </w:tcMar>
+          </w:tcPr>
+          <w:p>
+            <w:pPr>
+              <w:spacing w:line="276" w:lineRule="auto"/>
+              <w:jc w:val="left"/>
+            </w:pPr>
+            <w:r>
+              <w:rPr>
+                <w:rFonts w:ascii="Times New Roman" w:hAnsi="Times New Roman"/>
+                <w:color w:val="000000"/>
+                <w:sz w:val="20"/>
+              </w:rPr>
+              <w:t>FULLY ACHIEVED</w:t>
+            </w:r>
+          </w:p>
+        </w:tc>
+      </w:tr>
+      <w:tr>
+        <w:tc>
+          <w:tcPr>
+            <w:tcW w:type="dxa" w:w="2340"/>
+            <w:shd w:fill="FFFFFF"/>
+            <w:tcMar>
+              <w:top w:w="100" w:type="dxa"/>
+              <w:bottom w:w="100" w:type="dxa"/>
+              <w:left w:w="150" w:type="dxa"/>
+              <w:right w:w="150" w:type="dxa"/>
+            </w:tcMar>
+          </w:tcPr>
+          <w:p>
+            <w:pPr>
+              <w:spacing w:line="276" w:lineRule="auto"/>
+              <w:jc w:val="left"/>
+            </w:pPr>
+            <w:r>
+              <w:rPr>
+                <w:rFonts w:ascii="Times New Roman" w:hAnsi="Times New Roman"/>
+                <w:color w:val="000000"/>
+                <w:sz w:val="20"/>
+              </w:rPr>
+              <w:t>Objective 5: Implement persistent allocation transaction logging and audit reporting mechanisms.</w:t>
+            </w:r>
+          </w:p>
+        </w:tc>
+        <w:tc>
+          <w:tcPr>
+            <w:tcW w:type="dxa" w:w="2340"/>
+            <w:shd w:fill="FFFFFF"/>
+            <w:tcMar>
+              <w:top w:w="100" w:type="dxa"/>
+              <w:bottom w:w="100" w:type="dxa"/>
+              <w:left w:w="150" w:type="dxa"/>
+              <w:right w:w="150" w:type="dxa"/>
+            </w:tcMar>
+          </w:tcPr>
+          <w:p>
+            <w:pPr>
+              <w:spacing w:line="276" w:lineRule="auto"/>
+              <w:jc w:val="left"/>
+            </w:pPr>
+            <w:r>
+              <w:rPr>
+                <w:rFonts w:ascii="Times New Roman" w:hAnsi="Times New Roman"/>
+                <w:color w:val="000000"/>
+                <w:sz w:val="20"/>
+              </w:rPr>
+              <w:t>SQLite relational schema (storage_allocation.db) and CSV export in database.py &amp; reporting.py.</w:t>
+            </w:r>
+          </w:p>
+        </w:tc>
+        <w:tc>
+          <w:tcPr>
+            <w:tcW w:type="dxa" w:w="2340"/>
+            <w:shd w:fill="FFFFFF"/>
+            <w:tcMar>
+              <w:top w:w="100" w:type="dxa"/>
+              <w:bottom w:w="100" w:type="dxa"/>
+              <w:left w:w="150" w:type="dxa"/>
+              <w:right w:w="150" w:type="dxa"/>
+            </w:tcMar>
+          </w:tcPr>
+          <w:p>
+            <w:pPr>
+              <w:spacing w:line="276" w:lineRule="auto"/>
+              <w:jc w:val="left"/>
+            </w:pPr>
+            <w:r>
+              <w:rPr>
+                <w:rFonts w:ascii="Times New Roman" w:hAnsi="Times New Roman"/>
+                <w:color w:val="000000"/>
+                <w:sz w:val="20"/>
+              </w:rPr>
+              <w:t>Test Cases TC-05 &amp; TC-08 verified database persistence and CSV export functionality.</w:t>
+            </w:r>
+          </w:p>
+        </w:tc>
+        <w:tc>
+          <w:tcPr>
+            <w:tcW w:type="dxa" w:w="2340"/>
+            <w:shd w:fill="FFFFFF"/>
+            <w:tcMar>
+              <w:top w:w="100" w:type="dxa"/>
+              <w:bottom w:w="100" w:type="dxa"/>
+              <w:left w:w="150" w:type="dxa"/>
+              <w:right w:w="150" w:type="dxa"/>
+            </w:tcMar>
+          </w:tcPr>
+          <w:p>
+            <w:pPr>
+              <w:spacing w:line="276" w:lineRule="auto"/>
+              <w:jc w:val="left"/>
+            </w:pPr>
+            <w:r>
+              <w:rPr>
+                <w:rFonts w:ascii="Times New Roman" w:hAnsi="Times New Roman"/>
+                <w:color w:val="000000"/>
+                <w:sz w:val="20"/>
+              </w:rPr>
+              <w:t>FULLY ACHIEVED</w:t>
+            </w:r>
+          </w:p>
+        </w:tc>
+      </w:tr>
+      <w:tr>
+        <w:tc>
+          <w:tcPr>
+            <w:tcW w:type="dxa" w:w="2340"/>
+            <w:shd w:fill="FAFAFA"/>
+            <w:tcMar>
+              <w:top w:w="100" w:type="dxa"/>
+              <w:bottom w:w="100" w:type="dxa"/>
+              <w:left w:w="150" w:type="dxa"/>
+              <w:right w:w="150" w:type="dxa"/>
+            </w:tcMar>
+          </w:tcPr>
+          <w:p>
+            <w:pPr>
+              <w:spacing w:line="276" w:lineRule="auto"/>
+              <w:jc w:val="left"/>
+            </w:pPr>
+            <w:r>
+              <w:rPr>
+                <w:rFonts w:ascii="Times New Roman" w:hAnsi="Times New Roman"/>
+                <w:color w:val="000000"/>
+                <w:sz w:val="20"/>
+              </w:rPr>
+              <w:t>Objective 6: Empirically evaluate system performance under varying workloads and trade-off priority weights.</w:t>
+            </w:r>
+          </w:p>
+        </w:tc>
+        <w:tc>
+          <w:tcPr>
+            <w:tcW w:type="dxa" w:w="2340"/>
+            <w:shd w:fill="FAFAFA"/>
+            <w:tcMar>
+              <w:top w:w="100" w:type="dxa"/>
+              <w:bottom w:w="100" w:type="dxa"/>
+              <w:left w:w="150" w:type="dxa"/>
+              <w:right w:w="150" w:type="dxa"/>
+            </w:tcMar>
+          </w:tcPr>
+          <w:p>
+            <w:pPr>
+              <w:spacing w:line="276" w:lineRule="auto"/>
+              <w:jc w:val="left"/>
+            </w:pPr>
+            <w:r>
+              <w:rPr>
+                <w:rFonts w:ascii="Times New Roman" w:hAnsi="Times New Roman"/>
+                <w:color w:val="000000"/>
+                <w:sz w:val="20"/>
+              </w:rPr>
+              <w:t>Sensitivity analysis across α ∈ [0.0, 1.0] and 500-request workload benchmark.</w:t>
+            </w:r>
+          </w:p>
+        </w:tc>
+        <w:tc>
+          <w:tcPr>
+            <w:tcW w:type="dxa" w:w="2340"/>
+            <w:shd w:fill="FAFAFA"/>
+            <w:tcMar>
+              <w:top w:w="100" w:type="dxa"/>
+              <w:bottom w:w="100" w:type="dxa"/>
+              <w:left w:w="150" w:type="dxa"/>
+              <w:right w:w="150" w:type="dxa"/>
+            </w:tcMar>
+          </w:tcPr>
+          <w:p>
+            <w:pPr>
+              <w:spacing w:line="276" w:lineRule="auto"/>
+              <w:jc w:val="left"/>
+            </w:pPr>
+            <w:r>
+              <w:rPr>
+                <w:rFonts w:ascii="Times New Roman" w:hAnsi="Times New Roman"/>
+                <w:color w:val="000000"/>
+                <w:sz w:val="20"/>
+              </w:rPr>
+              <w:t>Tables 4.3 &amp; 4.4 documented cost curves, tier selection shifts, and 0% SLA violation rates.</w:t>
+            </w:r>
+          </w:p>
+        </w:tc>
+        <w:tc>
+          <w:tcPr>
+            <w:tcW w:type="dxa" w:w="2340"/>
+            <w:shd w:fill="FAFAFA"/>
+            <w:tcMar>
+              <w:top w:w="100" w:type="dxa"/>
+              <w:bottom w:w="100" w:type="dxa"/>
+              <w:left w:w="150" w:type="dxa"/>
+              <w:right w:w="150" w:type="dxa"/>
+            </w:tcMar>
+          </w:tcPr>
+          <w:p>
+            <w:pPr>
+              <w:spacing w:line="276" w:lineRule="auto"/>
+              <w:jc w:val="left"/>
+            </w:pPr>
+            <w:r>
+              <w:rPr>
+                <w:rFonts w:ascii="Times New Roman" w:hAnsi="Times New Roman"/>
+                <w:color w:val="000000"/>
+                <w:sz w:val="20"/>
+              </w:rPr>
+              <w:t>FULLY ACHIEVED</w:t>
+            </w:r>
+          </w:p>
+        </w:tc>
+      </w:tr>
+    </w:tbl>
+    <w:p>
+      <w:pPr>
+        <w:spacing w:after="240"/>
+      </w:pPr>
+    </w:p>
+    <w:p>
+      <w:pPr>
+        <w:spacing w:after="120" w:line="360" w:lineRule="auto"/>
+      </w:pPr>
+      <w:r>
+        <w:rPr>
+          <w:rFonts w:ascii="Times New Roman" w:hAnsi="Times New Roman"/>
+          <w:color w:val="000000"/>
+          <w:sz w:val="24"/>
+        </w:rPr>
+        <w:t>The completed system was evaluated against the six operational research objectives formulated in Chapter One (Section 1.4). Table 4.5 presents the Research Objectives Verification Matrix, detailing the software implementation feature, empirical verification evidence from Chapter Four benchmarks, and final achievement status.</w:t>
+      </w:r>
+    </w:p>
+    <w:p>
+      <w:pPr>
+        <w:spacing w:before="160" w:after="80"/>
+        <w:jc w:val="center"/>
+      </w:pPr>
+      <w:r>
+        <w:rPr>
+          <w:rFonts w:ascii="Times New Roman" w:hAnsi="Times New Roman"/>
+          <w:b/>
+          <w:color w:val="000000"/>
+          <w:sz w:val="21"/>
+        </w:rPr>
+        <w:t xml:space="preserve">Table 4.5: </w:t>
+      </w:r>
+      <w:r>
+        <w:rPr>
+          <w:rFonts w:ascii="Times New Roman" w:hAnsi="Times New Roman"/>
+          <w:i/>
+          <w:color w:val="000000"/>
+          <w:sz w:val="21"/>
+        </w:rPr>
+        <w:t>Research Objectives Verification Matrix</w:t>
+      </w:r>
+    </w:p>
+    <w:p>
+      <w:pPr>
+        <w:spacing w:after="240"/>
+      </w:pPr>
     </w:p>
     <w:p>
       <w:pPr>
@@ -4007,7 +9148,6 @@
     </w:p>
     <w:p>
       <w:pPr>
-        <w:keepNext/>
         <w:spacing w:before="240" w:after="80" w:line="360" w:lineRule="auto"/>
         <w:jc w:val="both"/>
       </w:pPr>
@@ -4036,7 +9176,6 @@
     </w:p>
     <w:p>
       <w:pPr>
-        <w:keepNext/>
         <w:spacing w:before="280" w:after="120" w:line="360" w:lineRule="auto"/>
         <w:jc w:val="both"/>
       </w:pPr>
